--- a/FYP - Saad Mazhar/09 - Reports/Proposal/Copy of Saad Mazhar - FYP - PPRS.docx
+++ b/FYP - Saad Mazhar/09 - Reports/Proposal/Copy of Saad Mazhar - FYP - PPRS.docx
@@ -17,7 +17,7 @@
           <wp:anchor allowOverlap="1" behindDoc="0" distB="114300" distT="114300" distL="114300" distR="114300" hidden="0" layoutInCell="1" locked="0" relativeHeight="0" simplePos="0">
             <wp:simplePos x="0" y="0"/>
             <wp:positionH relativeFrom="column">
-              <wp:posOffset>1</wp:posOffset>
+              <wp:posOffset>2</wp:posOffset>
             </wp:positionH>
             <wp:positionV relativeFrom="paragraph">
               <wp:posOffset>114300</wp:posOffset>
@@ -25,7 +25,7 @@
             <wp:extent cx="2152650" cy="516945"/>
             <wp:effectExtent b="0" l="0" r="0" t="0"/>
             <wp:wrapSquare wrapText="bothSides" distB="114300" distT="114300" distL="114300" distR="114300"/>
-            <wp:docPr id="1" name="image1.jpg"/>
+            <wp:docPr id="3" name="image1.jpg"/>
             <a:graphic>
               <a:graphicData uri="http://schemas.openxmlformats.org/drawingml/2006/picture">
                 <pic:pic>
@@ -34,7 +34,7 @@
                     <pic:cNvPicPr preferRelativeResize="0"/>
                   </pic:nvPicPr>
                   <pic:blipFill>
-                    <a:blip r:embed="rId6"/>
+                    <a:blip r:embed="rId7"/>
                     <a:srcRect b="0" l="0" r="0" t="0"/>
                     <a:stretch>
                       <a:fillRect/>
@@ -218,24 +218,11 @@
           <w:sz w:val="28"/>
           <w:szCs w:val="28"/>
         </w:rPr>
-      </w:pPr>
-      <w:r>
-        <w:rPr>
-          <w:sz w:val="28"/>
-          <w:szCs w:val="28"/>
-          <w:rtl w:val="0"/>
-        </w:rPr>
-        <w:t xml:space="preserve">September 2026</w:t>
-      </w:r>
-    </w:p>
-    <w:p>
-      <w:pPr>
-        <w:rPr/>
         <w:sectPr>
-          <w:headerReference r:id="rId7" w:type="default"/>
-          <w:headerReference r:id="rId8" w:type="first"/>
-          <w:footerReference r:id="rId9" w:type="default"/>
-          <w:footerReference r:id="rId10" w:type="first"/>
+          <w:headerReference r:id="rId8" w:type="default"/>
+          <w:headerReference r:id="rId9" w:type="first"/>
+          <w:footerReference r:id="rId10" w:type="default"/>
+          <w:footerReference r:id="rId11" w:type="first"/>
           <w:pgSz w:h="16838" w:w="11906" w:orient="portrait"/>
           <w:pgMar w:bottom="1440" w:top="1440" w:left="1440" w:right="1440" w:header="708" w:footer="708"/>
           <w:pgNumType w:start="1"/>
@@ -244,8 +231,11 @@
       </w:pPr>
       <w:r>
         <w:rPr>
-          <w:rtl w:val="0"/>
-        </w:rPr>
+          <w:sz w:val="28"/>
+          <w:szCs w:val="28"/>
+          <w:rtl w:val="0"/>
+        </w:rPr>
+        <w:t xml:space="preserve">September 2026</w:t>
       </w:r>
     </w:p>
     <w:p>
@@ -540,15 +530,10 @@
         </w:rPr>
         <w:t xml:space="preserve">TABLE OF CONTENTS</w:t>
       </w:r>
-      <w:r>
-        <w:rPr>
-          <w:rtl w:val="0"/>
-        </w:rPr>
-      </w:r>
     </w:p>
     <w:sdt>
       <w:sdtPr>
-        <w:id w:val="1440161178"/>
+        <w:id w:val="1010981374"/>
         <w:docPartObj>
           <w:docPartGallery w:val="Table of Contents"/>
           <w:docPartUnique w:val="1"/>
@@ -584,29 +569,27 @@
             <w:instrText xml:space="preserve"> TOC \h \u \z \t "Heading 1,1,Heading 2,2,Heading 3,3,"</w:instrText>
             <w:fldChar w:fldCharType="separate"/>
           </w:r>
-          <w:hyperlink w:anchor="">
-            <w:r>
-              <w:rPr>
-                <w:rFonts w:ascii="Times New Roman" w:cs="Times New Roman" w:eastAsia="Times New Roman" w:hAnsi="Times New Roman"/>
-                <w:b w:val="0"/>
-                <w:bCs w:val="0"/>
-                <w:i w:val="0"/>
-                <w:iCs w:val="0"/>
-                <w:smallCaps w:val="0"/>
-                <w:strike w:val="0"/>
-                <w:color w:val="000000"/>
-                <w:sz w:val="22"/>
-                <w:szCs w:val="22"/>
-                <w:u w:val="none"/>
-                <w:shd w:fill="auto" w:val="clear"/>
-                <w:vertAlign w:val="baseline"/>
-                <w:rtl w:val="0"/>
-              </w:rPr>
-              <w:t xml:space="preserve">ABSTRACT</w:t>
-              <w:tab/>
-              <w:t xml:space="preserve">2</w:t>
-            </w:r>
-          </w:hyperlink>
+          <w:r>
+            <w:rPr>
+              <w:rFonts w:ascii="Times New Roman" w:cs="Times New Roman" w:eastAsia="Times New Roman" w:hAnsi="Times New Roman"/>
+              <w:b w:val="0"/>
+              <w:bCs w:val="0"/>
+              <w:i w:val="0"/>
+              <w:iCs w:val="0"/>
+              <w:smallCaps w:val="0"/>
+              <w:strike w:val="0"/>
+              <w:color w:val="000000"/>
+              <w:sz w:val="22"/>
+              <w:szCs w:val="22"/>
+              <w:u w:val="none"/>
+              <w:shd w:fill="auto" w:val="clear"/>
+              <w:vertAlign w:val="baseline"/>
+              <w:rtl w:val="0"/>
+            </w:rPr>
+            <w:t xml:space="preserve">ABSTRACT</w:t>
+            <w:tab/>
+            <w:t xml:space="preserve">2</w:t>
+          </w:r>
           <w:r>
             <w:rPr>
               <w:rtl w:val="0"/>
@@ -637,29 +620,27 @@
               <w:vertAlign w:val="baseline"/>
             </w:rPr>
           </w:pPr>
-          <w:hyperlink w:anchor="">
-            <w:r>
-              <w:rPr>
-                <w:rFonts w:ascii="Times New Roman" w:cs="Times New Roman" w:eastAsia="Times New Roman" w:hAnsi="Times New Roman"/>
-                <w:b w:val="0"/>
-                <w:bCs w:val="0"/>
-                <w:i w:val="0"/>
-                <w:iCs w:val="0"/>
-                <w:smallCaps w:val="0"/>
-                <w:strike w:val="0"/>
-                <w:color w:val="000000"/>
-                <w:sz w:val="22"/>
-                <w:szCs w:val="22"/>
-                <w:u w:val="none"/>
-                <w:shd w:fill="auto" w:val="clear"/>
-                <w:vertAlign w:val="baseline"/>
-                <w:rtl w:val="0"/>
-              </w:rPr>
-              <w:t xml:space="preserve">DECLARATION AND GENERATIVE AI DISCLOSURE</w:t>
-              <w:tab/>
-              <w:t xml:space="preserve">3</w:t>
-            </w:r>
-          </w:hyperlink>
+          <w:r>
+            <w:rPr>
+              <w:rFonts w:ascii="Times New Roman" w:cs="Times New Roman" w:eastAsia="Times New Roman" w:hAnsi="Times New Roman"/>
+              <w:b w:val="0"/>
+              <w:bCs w:val="0"/>
+              <w:i w:val="0"/>
+              <w:iCs w:val="0"/>
+              <w:smallCaps w:val="0"/>
+              <w:strike w:val="0"/>
+              <w:color w:val="000000"/>
+              <w:sz w:val="22"/>
+              <w:szCs w:val="22"/>
+              <w:u w:val="none"/>
+              <w:shd w:fill="auto" w:val="clear"/>
+              <w:vertAlign w:val="baseline"/>
+              <w:rtl w:val="0"/>
+            </w:rPr>
+            <w:t xml:space="preserve">DECLARATION AND GENERATIVE AI DISCLOSURE</w:t>
+            <w:tab/>
+            <w:t xml:space="preserve">3</w:t>
+          </w:r>
           <w:r>
             <w:rPr>
               <w:rtl w:val="0"/>
@@ -690,29 +671,27 @@
               <w:vertAlign w:val="baseline"/>
             </w:rPr>
           </w:pPr>
-          <w:hyperlink w:anchor="">
-            <w:r>
-              <w:rPr>
-                <w:rFonts w:ascii="Times New Roman" w:cs="Times New Roman" w:eastAsia="Times New Roman" w:hAnsi="Times New Roman"/>
-                <w:b w:val="0"/>
-                <w:bCs w:val="0"/>
-                <w:i w:val="0"/>
-                <w:iCs w:val="0"/>
-                <w:smallCaps w:val="0"/>
-                <w:strike w:val="0"/>
-                <w:color w:val="000000"/>
-                <w:sz w:val="22"/>
-                <w:szCs w:val="22"/>
-                <w:u w:val="none"/>
-                <w:shd w:fill="auto" w:val="clear"/>
-                <w:vertAlign w:val="baseline"/>
-                <w:rtl w:val="0"/>
-              </w:rPr>
-              <w:t xml:space="preserve">ACKNOWLEDGEMENTS</w:t>
-              <w:tab/>
-              <w:t xml:space="preserve">4</w:t>
-            </w:r>
-          </w:hyperlink>
+          <w:r>
+            <w:rPr>
+              <w:rFonts w:ascii="Times New Roman" w:cs="Times New Roman" w:eastAsia="Times New Roman" w:hAnsi="Times New Roman"/>
+              <w:b w:val="0"/>
+              <w:bCs w:val="0"/>
+              <w:i w:val="0"/>
+              <w:iCs w:val="0"/>
+              <w:smallCaps w:val="0"/>
+              <w:strike w:val="0"/>
+              <w:color w:val="000000"/>
+              <w:sz w:val="22"/>
+              <w:szCs w:val="22"/>
+              <w:u w:val="none"/>
+              <w:shd w:fill="auto" w:val="clear"/>
+              <w:vertAlign w:val="baseline"/>
+              <w:rtl w:val="0"/>
+            </w:rPr>
+            <w:t xml:space="preserve">ACKNOWLEDGEMENTS</w:t>
+            <w:tab/>
+            <w:t xml:space="preserve">4</w:t>
+          </w:r>
           <w:r>
             <w:rPr>
               <w:rtl w:val="0"/>
@@ -743,29 +722,27 @@
               <w:vertAlign w:val="baseline"/>
             </w:rPr>
           </w:pPr>
-          <w:hyperlink w:anchor="">
-            <w:r>
-              <w:rPr>
-                <w:rFonts w:ascii="Times New Roman" w:cs="Times New Roman" w:eastAsia="Times New Roman" w:hAnsi="Times New Roman"/>
-                <w:b w:val="0"/>
-                <w:bCs w:val="0"/>
-                <w:i w:val="0"/>
-                <w:iCs w:val="0"/>
-                <w:smallCaps w:val="0"/>
-                <w:strike w:val="0"/>
-                <w:color w:val="000000"/>
-                <w:sz w:val="22"/>
-                <w:szCs w:val="22"/>
-                <w:u w:val="none"/>
-                <w:shd w:fill="auto" w:val="clear"/>
-                <w:vertAlign w:val="baseline"/>
-                <w:rtl w:val="0"/>
-              </w:rPr>
-              <w:t xml:space="preserve">TABLE OF CONTENTS</w:t>
-              <w:tab/>
-              <w:t xml:space="preserve">5</w:t>
-            </w:r>
-          </w:hyperlink>
+          <w:r>
+            <w:rPr>
+              <w:rFonts w:ascii="Times New Roman" w:cs="Times New Roman" w:eastAsia="Times New Roman" w:hAnsi="Times New Roman"/>
+              <w:b w:val="0"/>
+              <w:bCs w:val="0"/>
+              <w:i w:val="0"/>
+              <w:iCs w:val="0"/>
+              <w:smallCaps w:val="0"/>
+              <w:strike w:val="0"/>
+              <w:color w:val="000000"/>
+              <w:sz w:val="22"/>
+              <w:szCs w:val="22"/>
+              <w:u w:val="none"/>
+              <w:shd w:fill="auto" w:val="clear"/>
+              <w:vertAlign w:val="baseline"/>
+              <w:rtl w:val="0"/>
+            </w:rPr>
+            <w:t xml:space="preserve">TABLE OF CONTENTS</w:t>
+            <w:tab/>
+            <w:t xml:space="preserve">5</w:t>
+          </w:r>
           <w:r>
             <w:rPr>
               <w:rtl w:val="0"/>
@@ -796,29 +773,27 @@
               <w:vertAlign w:val="baseline"/>
             </w:rPr>
           </w:pPr>
-          <w:hyperlink w:anchor="">
-            <w:r>
-              <w:rPr>
-                <w:rFonts w:ascii="Times New Roman" w:cs="Times New Roman" w:eastAsia="Times New Roman" w:hAnsi="Times New Roman"/>
-                <w:b w:val="0"/>
-                <w:bCs w:val="0"/>
-                <w:i w:val="0"/>
-                <w:iCs w:val="0"/>
-                <w:smallCaps w:val="0"/>
-                <w:strike w:val="0"/>
-                <w:color w:val="000000"/>
-                <w:sz w:val="22"/>
-                <w:szCs w:val="22"/>
-                <w:u w:val="none"/>
-                <w:shd w:fill="auto" w:val="clear"/>
-                <w:vertAlign w:val="baseline"/>
-                <w:rtl w:val="0"/>
-              </w:rPr>
-              <w:t xml:space="preserve">LIST OF FIGURES</w:t>
-              <w:tab/>
-              <w:t xml:space="preserve">8</w:t>
-            </w:r>
-          </w:hyperlink>
+          <w:r>
+            <w:rPr>
+              <w:rFonts w:ascii="Times New Roman" w:cs="Times New Roman" w:eastAsia="Times New Roman" w:hAnsi="Times New Roman"/>
+              <w:b w:val="0"/>
+              <w:bCs w:val="0"/>
+              <w:i w:val="0"/>
+              <w:iCs w:val="0"/>
+              <w:smallCaps w:val="0"/>
+              <w:strike w:val="0"/>
+              <w:color w:val="000000"/>
+              <w:sz w:val="22"/>
+              <w:szCs w:val="22"/>
+              <w:u w:val="none"/>
+              <w:shd w:fill="auto" w:val="clear"/>
+              <w:vertAlign w:val="baseline"/>
+              <w:rtl w:val="0"/>
+            </w:rPr>
+            <w:t xml:space="preserve">LIST OF FIGURES</w:t>
+            <w:tab/>
+            <w:t xml:space="preserve">8</w:t>
+          </w:r>
           <w:r>
             <w:rPr>
               <w:rtl w:val="0"/>
@@ -849,29 +824,27 @@
               <w:vertAlign w:val="baseline"/>
             </w:rPr>
           </w:pPr>
-          <w:hyperlink w:anchor="">
-            <w:r>
-              <w:rPr>
-                <w:rFonts w:ascii="Times New Roman" w:cs="Times New Roman" w:eastAsia="Times New Roman" w:hAnsi="Times New Roman"/>
-                <w:b w:val="0"/>
-                <w:bCs w:val="0"/>
-                <w:i w:val="0"/>
-                <w:iCs w:val="0"/>
-                <w:smallCaps w:val="0"/>
-                <w:strike w:val="0"/>
-                <w:color w:val="000000"/>
-                <w:sz w:val="22"/>
-                <w:szCs w:val="22"/>
-                <w:u w:val="none"/>
-                <w:shd w:fill="auto" w:val="clear"/>
-                <w:vertAlign w:val="baseline"/>
-                <w:rtl w:val="0"/>
-              </w:rPr>
-              <w:t xml:space="preserve">LIST OF TABLES</w:t>
-              <w:tab/>
-              <w:t xml:space="preserve">9</w:t>
-            </w:r>
-          </w:hyperlink>
+          <w:r>
+            <w:rPr>
+              <w:rFonts w:ascii="Times New Roman" w:cs="Times New Roman" w:eastAsia="Times New Roman" w:hAnsi="Times New Roman"/>
+              <w:b w:val="0"/>
+              <w:bCs w:val="0"/>
+              <w:i w:val="0"/>
+              <w:iCs w:val="0"/>
+              <w:smallCaps w:val="0"/>
+              <w:strike w:val="0"/>
+              <w:color w:val="000000"/>
+              <w:sz w:val="22"/>
+              <w:szCs w:val="22"/>
+              <w:u w:val="none"/>
+              <w:shd w:fill="auto" w:val="clear"/>
+              <w:vertAlign w:val="baseline"/>
+              <w:rtl w:val="0"/>
+            </w:rPr>
+            <w:t xml:space="preserve">LIST OF TABLES</w:t>
+            <w:tab/>
+            <w:t xml:space="preserve">9</w:t>
+          </w:r>
           <w:r>
             <w:rPr>
               <w:rtl w:val="0"/>
@@ -902,29 +875,27 @@
               <w:vertAlign w:val="baseline"/>
             </w:rPr>
           </w:pPr>
-          <w:hyperlink w:anchor="">
-            <w:r>
-              <w:rPr>
-                <w:rFonts w:ascii="Times New Roman" w:cs="Times New Roman" w:eastAsia="Times New Roman" w:hAnsi="Times New Roman"/>
-                <w:b w:val="0"/>
-                <w:bCs w:val="0"/>
-                <w:i w:val="0"/>
-                <w:iCs w:val="0"/>
-                <w:smallCaps w:val="0"/>
-                <w:strike w:val="0"/>
-                <w:color w:val="000000"/>
-                <w:sz w:val="22"/>
-                <w:szCs w:val="22"/>
-                <w:u w:val="none"/>
-                <w:shd w:fill="auto" w:val="clear"/>
-                <w:vertAlign w:val="baseline"/>
-                <w:rtl w:val="0"/>
-              </w:rPr>
-              <w:t xml:space="preserve">LIST OF ABBREVIATIONS</w:t>
-              <w:tab/>
-              <w:t xml:space="preserve">10</w:t>
-            </w:r>
-          </w:hyperlink>
+          <w:r>
+            <w:rPr>
+              <w:rFonts w:ascii="Times New Roman" w:cs="Times New Roman" w:eastAsia="Times New Roman" w:hAnsi="Times New Roman"/>
+              <w:b w:val="0"/>
+              <w:bCs w:val="0"/>
+              <w:i w:val="0"/>
+              <w:iCs w:val="0"/>
+              <w:smallCaps w:val="0"/>
+              <w:strike w:val="0"/>
+              <w:color w:val="000000"/>
+              <w:sz w:val="22"/>
+              <w:szCs w:val="22"/>
+              <w:u w:val="none"/>
+              <w:shd w:fill="auto" w:val="clear"/>
+              <w:vertAlign w:val="baseline"/>
+              <w:rtl w:val="0"/>
+            </w:rPr>
+            <w:t xml:space="preserve">LIST OF ABBREVIATIONS</w:t>
+            <w:tab/>
+            <w:t xml:space="preserve">10</w:t>
+          </w:r>
           <w:r>
             <w:rPr>
               <w:rtl w:val="0"/>
@@ -955,29 +926,27 @@
               <w:vertAlign w:val="baseline"/>
             </w:rPr>
           </w:pPr>
-          <w:hyperlink w:anchor="">
-            <w:r>
-              <w:rPr>
-                <w:rFonts w:ascii="Times New Roman" w:cs="Times New Roman" w:eastAsia="Times New Roman" w:hAnsi="Times New Roman"/>
-                <w:b w:val="0"/>
-                <w:bCs w:val="0"/>
-                <w:i w:val="0"/>
-                <w:iCs w:val="0"/>
-                <w:smallCaps w:val="0"/>
-                <w:strike w:val="0"/>
-                <w:color w:val="000000"/>
-                <w:sz w:val="22"/>
-                <w:szCs w:val="22"/>
-                <w:u w:val="none"/>
-                <w:shd w:fill="auto" w:val="clear"/>
-                <w:vertAlign w:val="baseline"/>
-                <w:rtl w:val="0"/>
-              </w:rPr>
-              <w:t xml:space="preserve">GLOSSARY</w:t>
-              <w:tab/>
-              <w:t xml:space="preserve">11</w:t>
-            </w:r>
-          </w:hyperlink>
+          <w:r>
+            <w:rPr>
+              <w:rFonts w:ascii="Times New Roman" w:cs="Times New Roman" w:eastAsia="Times New Roman" w:hAnsi="Times New Roman"/>
+              <w:b w:val="0"/>
+              <w:bCs w:val="0"/>
+              <w:i w:val="0"/>
+              <w:iCs w:val="0"/>
+              <w:smallCaps w:val="0"/>
+              <w:strike w:val="0"/>
+              <w:color w:val="000000"/>
+              <w:sz w:val="22"/>
+              <w:szCs w:val="22"/>
+              <w:u w:val="none"/>
+              <w:shd w:fill="auto" w:val="clear"/>
+              <w:vertAlign w:val="baseline"/>
+              <w:rtl w:val="0"/>
+            </w:rPr>
+            <w:t xml:space="preserve">GLOSSARY</w:t>
+            <w:tab/>
+            <w:t xml:space="preserve">11</w:t>
+          </w:r>
           <w:r>
             <w:rPr>
               <w:rtl w:val="0"/>
@@ -1008,29 +977,27 @@
               <w:vertAlign w:val="baseline"/>
             </w:rPr>
           </w:pPr>
-          <w:hyperlink w:anchor="">
-            <w:r>
-              <w:rPr>
-                <w:rFonts w:ascii="Times New Roman" w:cs="Times New Roman" w:eastAsia="Times New Roman" w:hAnsi="Times New Roman"/>
-                <w:b w:val="0"/>
-                <w:bCs w:val="0"/>
-                <w:i w:val="0"/>
-                <w:iCs w:val="0"/>
-                <w:smallCaps w:val="0"/>
-                <w:strike w:val="0"/>
-                <w:color w:val="000000"/>
-                <w:sz w:val="22"/>
-                <w:szCs w:val="22"/>
-                <w:u w:val="none"/>
-                <w:shd w:fill="auto" w:val="clear"/>
-                <w:vertAlign w:val="baseline"/>
-                <w:rtl w:val="0"/>
-              </w:rPr>
-              <w:t xml:space="preserve">CHAPTER 1: INTRODUCTION</w:t>
-              <w:tab/>
-              <w:t xml:space="preserve">1</w:t>
-            </w:r>
-          </w:hyperlink>
+          <w:r>
+            <w:rPr>
+              <w:rFonts w:ascii="Times New Roman" w:cs="Times New Roman" w:eastAsia="Times New Roman" w:hAnsi="Times New Roman"/>
+              <w:b w:val="0"/>
+              <w:bCs w:val="0"/>
+              <w:i w:val="0"/>
+              <w:iCs w:val="0"/>
+              <w:smallCaps w:val="0"/>
+              <w:strike w:val="0"/>
+              <w:color w:val="000000"/>
+              <w:sz w:val="22"/>
+              <w:szCs w:val="22"/>
+              <w:u w:val="none"/>
+              <w:shd w:fill="auto" w:val="clear"/>
+              <w:vertAlign w:val="baseline"/>
+              <w:rtl w:val="0"/>
+            </w:rPr>
+            <w:t xml:space="preserve">CHAPTER 1: INTRODUCTION</w:t>
+            <w:tab/>
+            <w:t xml:space="preserve">1</w:t>
+          </w:r>
           <w:r>
             <w:rPr>
               <w:rtl w:val="0"/>
@@ -1062,29 +1029,27 @@
               <w:vertAlign w:val="baseline"/>
             </w:rPr>
           </w:pPr>
-          <w:hyperlink w:anchor="">
-            <w:r>
-              <w:rPr>
-                <w:rFonts w:ascii="Times New Roman" w:cs="Times New Roman" w:eastAsia="Times New Roman" w:hAnsi="Times New Roman"/>
-                <w:b w:val="0"/>
-                <w:bCs w:val="0"/>
-                <w:i w:val="0"/>
-                <w:iCs w:val="0"/>
-                <w:smallCaps w:val="0"/>
-                <w:strike w:val="0"/>
-                <w:color w:val="000000"/>
-                <w:sz w:val="22"/>
-                <w:szCs w:val="22"/>
-                <w:u w:val="none"/>
-                <w:shd w:fill="auto" w:val="clear"/>
-                <w:vertAlign w:val="baseline"/>
-                <w:rtl w:val="0"/>
-              </w:rPr>
-              <w:t xml:space="preserve">1.1 Chapter overview</w:t>
-              <w:tab/>
-              <w:t xml:space="preserve">1</w:t>
-            </w:r>
-          </w:hyperlink>
+          <w:r>
+            <w:rPr>
+              <w:rFonts w:ascii="Times New Roman" w:cs="Times New Roman" w:eastAsia="Times New Roman" w:hAnsi="Times New Roman"/>
+              <w:b w:val="0"/>
+              <w:bCs w:val="0"/>
+              <w:i w:val="0"/>
+              <w:iCs w:val="0"/>
+              <w:smallCaps w:val="0"/>
+              <w:strike w:val="0"/>
+              <w:color w:val="000000"/>
+              <w:sz w:val="22"/>
+              <w:szCs w:val="22"/>
+              <w:u w:val="none"/>
+              <w:shd w:fill="auto" w:val="clear"/>
+              <w:vertAlign w:val="baseline"/>
+              <w:rtl w:val="0"/>
+            </w:rPr>
+            <w:t xml:space="preserve">1.1 Chapter overview</w:t>
+            <w:tab/>
+            <w:t xml:space="preserve">1</w:t>
+          </w:r>
           <w:r>
             <w:rPr>
               <w:rtl w:val="0"/>
@@ -1116,29 +1081,27 @@
               <w:vertAlign w:val="baseline"/>
             </w:rPr>
           </w:pPr>
-          <w:hyperlink w:anchor="">
-            <w:r>
-              <w:rPr>
-                <w:rFonts w:ascii="Times New Roman" w:cs="Times New Roman" w:eastAsia="Times New Roman" w:hAnsi="Times New Roman"/>
-                <w:b w:val="0"/>
-                <w:bCs w:val="0"/>
-                <w:i w:val="0"/>
-                <w:iCs w:val="0"/>
-                <w:smallCaps w:val="0"/>
-                <w:strike w:val="0"/>
-                <w:color w:val="000000"/>
-                <w:sz w:val="22"/>
-                <w:szCs w:val="22"/>
-                <w:u w:val="none"/>
-                <w:shd w:fill="auto" w:val="clear"/>
-                <w:vertAlign w:val="baseline"/>
-                <w:rtl w:val="0"/>
-              </w:rPr>
-              <w:t xml:space="preserve">1.2 Problem background</w:t>
-              <w:tab/>
-              <w:t xml:space="preserve">1</w:t>
-            </w:r>
-          </w:hyperlink>
+          <w:r>
+            <w:rPr>
+              <w:rFonts w:ascii="Times New Roman" w:cs="Times New Roman" w:eastAsia="Times New Roman" w:hAnsi="Times New Roman"/>
+              <w:b w:val="0"/>
+              <w:bCs w:val="0"/>
+              <w:i w:val="0"/>
+              <w:iCs w:val="0"/>
+              <w:smallCaps w:val="0"/>
+              <w:strike w:val="0"/>
+              <w:color w:val="000000"/>
+              <w:sz w:val="22"/>
+              <w:szCs w:val="22"/>
+              <w:u w:val="none"/>
+              <w:shd w:fill="auto" w:val="clear"/>
+              <w:vertAlign w:val="baseline"/>
+              <w:rtl w:val="0"/>
+            </w:rPr>
+            <w:t xml:space="preserve">1.2 Problem background</w:t>
+            <w:tab/>
+            <w:t xml:space="preserve">1</w:t>
+          </w:r>
           <w:r>
             <w:rPr>
               <w:rtl w:val="0"/>
@@ -1170,29 +1133,27 @@
               <w:vertAlign w:val="baseline"/>
             </w:rPr>
           </w:pPr>
-          <w:hyperlink w:anchor="">
-            <w:r>
-              <w:rPr>
-                <w:rFonts w:ascii="Times New Roman" w:cs="Times New Roman" w:eastAsia="Times New Roman" w:hAnsi="Times New Roman"/>
-                <w:b w:val="0"/>
-                <w:bCs w:val="0"/>
-                <w:i w:val="0"/>
-                <w:iCs w:val="0"/>
-                <w:smallCaps w:val="0"/>
-                <w:strike w:val="0"/>
-                <w:color w:val="000000"/>
-                <w:sz w:val="22"/>
-                <w:szCs w:val="22"/>
-                <w:u w:val="none"/>
-                <w:shd w:fill="auto" w:val="clear"/>
-                <w:vertAlign w:val="baseline"/>
-                <w:rtl w:val="0"/>
-              </w:rPr>
-              <w:t xml:space="preserve">1.2.1 Research domain context</w:t>
-              <w:tab/>
-              <w:t xml:space="preserve">1</w:t>
-            </w:r>
-          </w:hyperlink>
+          <w:r>
+            <w:rPr>
+              <w:rFonts w:ascii="Times New Roman" w:cs="Times New Roman" w:eastAsia="Times New Roman" w:hAnsi="Times New Roman"/>
+              <w:b w:val="0"/>
+              <w:bCs w:val="0"/>
+              <w:i w:val="0"/>
+              <w:iCs w:val="0"/>
+              <w:smallCaps w:val="0"/>
+              <w:strike w:val="0"/>
+              <w:color w:val="000000"/>
+              <w:sz w:val="22"/>
+              <w:szCs w:val="22"/>
+              <w:u w:val="none"/>
+              <w:shd w:fill="auto" w:val="clear"/>
+              <w:vertAlign w:val="baseline"/>
+              <w:rtl w:val="0"/>
+            </w:rPr>
+            <w:t xml:space="preserve">1.2.1 Research domain context</w:t>
+            <w:tab/>
+            <w:t xml:space="preserve">1</w:t>
+          </w:r>
           <w:r>
             <w:rPr>
               <w:rtl w:val="0"/>
@@ -1224,29 +1185,27 @@
               <w:vertAlign w:val="baseline"/>
             </w:rPr>
           </w:pPr>
-          <w:hyperlink w:anchor="">
-            <w:r>
-              <w:rPr>
-                <w:rFonts w:ascii="Times New Roman" w:cs="Times New Roman" w:eastAsia="Times New Roman" w:hAnsi="Times New Roman"/>
-                <w:b w:val="0"/>
-                <w:bCs w:val="0"/>
-                <w:i w:val="0"/>
-                <w:iCs w:val="0"/>
-                <w:smallCaps w:val="0"/>
-                <w:strike w:val="0"/>
-                <w:color w:val="000000"/>
-                <w:sz w:val="22"/>
-                <w:szCs w:val="22"/>
-                <w:u w:val="none"/>
-                <w:shd w:fill="auto" w:val="clear"/>
-                <w:vertAlign w:val="baseline"/>
-                <w:rtl w:val="0"/>
-              </w:rPr>
-              <w:t xml:space="preserve">1.2.2 Specific technological context</w:t>
-              <w:tab/>
-              <w:t xml:space="preserve">2</w:t>
-            </w:r>
-          </w:hyperlink>
+          <w:r>
+            <w:rPr>
+              <w:rFonts w:ascii="Times New Roman" w:cs="Times New Roman" w:eastAsia="Times New Roman" w:hAnsi="Times New Roman"/>
+              <w:b w:val="0"/>
+              <w:bCs w:val="0"/>
+              <w:i w:val="0"/>
+              <w:iCs w:val="0"/>
+              <w:smallCaps w:val="0"/>
+              <w:strike w:val="0"/>
+              <w:color w:val="000000"/>
+              <w:sz w:val="22"/>
+              <w:szCs w:val="22"/>
+              <w:u w:val="none"/>
+              <w:shd w:fill="auto" w:val="clear"/>
+              <w:vertAlign w:val="baseline"/>
+              <w:rtl w:val="0"/>
+            </w:rPr>
+            <w:t xml:space="preserve">1.2.2 Specific technological context</w:t>
+            <w:tab/>
+            <w:t xml:space="preserve">2</w:t>
+          </w:r>
           <w:r>
             <w:rPr>
               <w:rtl w:val="0"/>
@@ -1278,29 +1237,27 @@
               <w:vertAlign w:val="baseline"/>
             </w:rPr>
           </w:pPr>
-          <w:hyperlink w:anchor="">
-            <w:r>
-              <w:rPr>
-                <w:rFonts w:ascii="Times New Roman" w:cs="Times New Roman" w:eastAsia="Times New Roman" w:hAnsi="Times New Roman"/>
-                <w:b w:val="0"/>
-                <w:bCs w:val="0"/>
-                <w:i w:val="0"/>
-                <w:iCs w:val="0"/>
-                <w:smallCaps w:val="0"/>
-                <w:strike w:val="0"/>
-                <w:color w:val="000000"/>
-                <w:sz w:val="22"/>
-                <w:szCs w:val="22"/>
-                <w:u w:val="none"/>
-                <w:shd w:fill="auto" w:val="clear"/>
-                <w:vertAlign w:val="baseline"/>
-                <w:rtl w:val="0"/>
-              </w:rPr>
-              <w:t xml:space="preserve">1.2.3 Practical and real-world context</w:t>
-              <w:tab/>
-              <w:t xml:space="preserve">4</w:t>
-            </w:r>
-          </w:hyperlink>
+          <w:r>
+            <w:rPr>
+              <w:rFonts w:ascii="Times New Roman" w:cs="Times New Roman" w:eastAsia="Times New Roman" w:hAnsi="Times New Roman"/>
+              <w:b w:val="0"/>
+              <w:bCs w:val="0"/>
+              <w:i w:val="0"/>
+              <w:iCs w:val="0"/>
+              <w:smallCaps w:val="0"/>
+              <w:strike w:val="0"/>
+              <w:color w:val="000000"/>
+              <w:sz w:val="22"/>
+              <w:szCs w:val="22"/>
+              <w:u w:val="none"/>
+              <w:shd w:fill="auto" w:val="clear"/>
+              <w:vertAlign w:val="baseline"/>
+              <w:rtl w:val="0"/>
+            </w:rPr>
+            <w:t xml:space="preserve">1.2.3 Practical and real-world context</w:t>
+            <w:tab/>
+            <w:t xml:space="preserve">4</w:t>
+          </w:r>
           <w:r>
             <w:rPr>
               <w:rtl w:val="0"/>
@@ -1332,29 +1289,27 @@
               <w:vertAlign w:val="baseline"/>
             </w:rPr>
           </w:pPr>
-          <w:hyperlink w:anchor="">
-            <w:r>
-              <w:rPr>
-                <w:rFonts w:ascii="Times New Roman" w:cs="Times New Roman" w:eastAsia="Times New Roman" w:hAnsi="Times New Roman"/>
-                <w:b w:val="0"/>
-                <w:bCs w:val="0"/>
-                <w:i w:val="0"/>
-                <w:iCs w:val="0"/>
-                <w:smallCaps w:val="0"/>
-                <w:strike w:val="0"/>
-                <w:color w:val="000000"/>
-                <w:sz w:val="22"/>
-                <w:szCs w:val="22"/>
-                <w:u w:val="none"/>
-                <w:shd w:fill="auto" w:val="clear"/>
-                <w:vertAlign w:val="baseline"/>
-                <w:rtl w:val="0"/>
-              </w:rPr>
-              <w:t xml:space="preserve">1.3 Problem definition</w:t>
-              <w:tab/>
-              <w:t xml:space="preserve">5</w:t>
-            </w:r>
-          </w:hyperlink>
+          <w:r>
+            <w:rPr>
+              <w:rFonts w:ascii="Times New Roman" w:cs="Times New Roman" w:eastAsia="Times New Roman" w:hAnsi="Times New Roman"/>
+              <w:b w:val="0"/>
+              <w:bCs w:val="0"/>
+              <w:i w:val="0"/>
+              <w:iCs w:val="0"/>
+              <w:smallCaps w:val="0"/>
+              <w:strike w:val="0"/>
+              <w:color w:val="000000"/>
+              <w:sz w:val="22"/>
+              <w:szCs w:val="22"/>
+              <w:u w:val="none"/>
+              <w:shd w:fill="auto" w:val="clear"/>
+              <w:vertAlign w:val="baseline"/>
+              <w:rtl w:val="0"/>
+            </w:rPr>
+            <w:t xml:space="preserve">1.3 Problem definition</w:t>
+            <w:tab/>
+            <w:t xml:space="preserve">5</w:t>
+          </w:r>
           <w:r>
             <w:rPr>
               <w:rtl w:val="0"/>
@@ -1386,29 +1341,27 @@
               <w:vertAlign w:val="baseline"/>
             </w:rPr>
           </w:pPr>
-          <w:hyperlink w:anchor="">
-            <w:r>
-              <w:rPr>
-                <w:rFonts w:ascii="Times New Roman" w:cs="Times New Roman" w:eastAsia="Times New Roman" w:hAnsi="Times New Roman"/>
-                <w:b w:val="0"/>
-                <w:bCs w:val="0"/>
-                <w:i w:val="0"/>
-                <w:iCs w:val="0"/>
-                <w:smallCaps w:val="0"/>
-                <w:strike w:val="0"/>
-                <w:color w:val="000000"/>
-                <w:sz w:val="22"/>
-                <w:szCs w:val="22"/>
-                <w:u w:val="none"/>
-                <w:shd w:fill="auto" w:val="clear"/>
-                <w:vertAlign w:val="baseline"/>
-                <w:rtl w:val="0"/>
-              </w:rPr>
-              <w:t xml:space="preserve">1.3.1 Problem statement</w:t>
-              <w:tab/>
-              <w:t xml:space="preserve">6</w:t>
-            </w:r>
-          </w:hyperlink>
+          <w:r>
+            <w:rPr>
+              <w:rFonts w:ascii="Times New Roman" w:cs="Times New Roman" w:eastAsia="Times New Roman" w:hAnsi="Times New Roman"/>
+              <w:b w:val="0"/>
+              <w:bCs w:val="0"/>
+              <w:i w:val="0"/>
+              <w:iCs w:val="0"/>
+              <w:smallCaps w:val="0"/>
+              <w:strike w:val="0"/>
+              <w:color w:val="000000"/>
+              <w:sz w:val="22"/>
+              <w:szCs w:val="22"/>
+              <w:u w:val="none"/>
+              <w:shd w:fill="auto" w:val="clear"/>
+              <w:vertAlign w:val="baseline"/>
+              <w:rtl w:val="0"/>
+            </w:rPr>
+            <w:t xml:space="preserve">1.3.1 Problem statement</w:t>
+            <w:tab/>
+            <w:t xml:space="preserve">6</w:t>
+          </w:r>
           <w:r>
             <w:rPr>
               <w:rtl w:val="0"/>
@@ -1440,29 +1393,27 @@
               <w:vertAlign w:val="baseline"/>
             </w:rPr>
           </w:pPr>
-          <w:hyperlink w:anchor="">
-            <w:r>
-              <w:rPr>
-                <w:rFonts w:ascii="Times New Roman" w:cs="Times New Roman" w:eastAsia="Times New Roman" w:hAnsi="Times New Roman"/>
-                <w:b w:val="0"/>
-                <w:bCs w:val="0"/>
-                <w:i w:val="0"/>
-                <w:iCs w:val="0"/>
-                <w:smallCaps w:val="0"/>
-                <w:strike w:val="0"/>
-                <w:color w:val="000000"/>
-                <w:sz w:val="22"/>
-                <w:szCs w:val="22"/>
-                <w:u w:val="none"/>
-                <w:shd w:fill="auto" w:val="clear"/>
-                <w:vertAlign w:val="baseline"/>
-                <w:rtl w:val="0"/>
-              </w:rPr>
-              <w:t xml:space="preserve">1.4 Research motivation</w:t>
-              <w:tab/>
-              <w:t xml:space="preserve">6</w:t>
-            </w:r>
-          </w:hyperlink>
+          <w:r>
+            <w:rPr>
+              <w:rFonts w:ascii="Times New Roman" w:cs="Times New Roman" w:eastAsia="Times New Roman" w:hAnsi="Times New Roman"/>
+              <w:b w:val="0"/>
+              <w:bCs w:val="0"/>
+              <w:i w:val="0"/>
+              <w:iCs w:val="0"/>
+              <w:smallCaps w:val="0"/>
+              <w:strike w:val="0"/>
+              <w:color w:val="000000"/>
+              <w:sz w:val="22"/>
+              <w:szCs w:val="22"/>
+              <w:u w:val="none"/>
+              <w:shd w:fill="auto" w:val="clear"/>
+              <w:vertAlign w:val="baseline"/>
+              <w:rtl w:val="0"/>
+            </w:rPr>
+            <w:t xml:space="preserve">1.4 Research motivation</w:t>
+            <w:tab/>
+            <w:t xml:space="preserve">6</w:t>
+          </w:r>
           <w:r>
             <w:rPr>
               <w:rtl w:val="0"/>
@@ -1494,29 +1445,27 @@
               <w:vertAlign w:val="baseline"/>
             </w:rPr>
           </w:pPr>
-          <w:hyperlink w:anchor="">
-            <w:r>
-              <w:rPr>
-                <w:rFonts w:ascii="Times New Roman" w:cs="Times New Roman" w:eastAsia="Times New Roman" w:hAnsi="Times New Roman"/>
-                <w:b w:val="0"/>
-                <w:bCs w:val="0"/>
-                <w:i w:val="0"/>
-                <w:iCs w:val="0"/>
-                <w:smallCaps w:val="0"/>
-                <w:strike w:val="0"/>
-                <w:color w:val="000000"/>
-                <w:sz w:val="22"/>
-                <w:szCs w:val="22"/>
-                <w:u w:val="none"/>
-                <w:shd w:fill="auto" w:val="clear"/>
-                <w:vertAlign w:val="baseline"/>
-                <w:rtl w:val="0"/>
-              </w:rPr>
-              <w:t xml:space="preserve">1.5 Research gap analysis</w:t>
-              <w:tab/>
-              <w:t xml:space="preserve">7</w:t>
-            </w:r>
-          </w:hyperlink>
+          <w:r>
+            <w:rPr>
+              <w:rFonts w:ascii="Times New Roman" w:cs="Times New Roman" w:eastAsia="Times New Roman" w:hAnsi="Times New Roman"/>
+              <w:b w:val="0"/>
+              <w:bCs w:val="0"/>
+              <w:i w:val="0"/>
+              <w:iCs w:val="0"/>
+              <w:smallCaps w:val="0"/>
+              <w:strike w:val="0"/>
+              <w:color w:val="000000"/>
+              <w:sz w:val="22"/>
+              <w:szCs w:val="22"/>
+              <w:u w:val="none"/>
+              <w:shd w:fill="auto" w:val="clear"/>
+              <w:vertAlign w:val="baseline"/>
+              <w:rtl w:val="0"/>
+            </w:rPr>
+            <w:t xml:space="preserve">1.5 Research gap analysis</w:t>
+            <w:tab/>
+            <w:t xml:space="preserve">7</w:t>
+          </w:r>
           <w:r>
             <w:rPr>
               <w:rtl w:val="0"/>
@@ -1548,7 +1497,7 @@
               <w:vertAlign w:val="baseline"/>
             </w:rPr>
           </w:pPr>
-          <w:hyperlink w:anchor="_uk96hhke926j">
+          <w:hyperlink w:anchor="_heading=h.rgked3kkslve">
             <w:r>
               <w:rPr>
                 <w:rFonts w:ascii="Arial" w:cs="Arial" w:eastAsia="Arial" w:hAnsi="Arial"/>
@@ -1602,29 +1551,27 @@
               <w:vertAlign w:val="baseline"/>
             </w:rPr>
           </w:pPr>
-          <w:hyperlink w:anchor="">
-            <w:r>
-              <w:rPr>
-                <w:rFonts w:ascii="Times New Roman" w:cs="Times New Roman" w:eastAsia="Times New Roman" w:hAnsi="Times New Roman"/>
-                <w:b w:val="0"/>
-                <w:bCs w:val="0"/>
-                <w:i w:val="0"/>
-                <w:iCs w:val="0"/>
-                <w:smallCaps w:val="0"/>
-                <w:strike w:val="0"/>
-                <w:color w:val="000000"/>
-                <w:sz w:val="22"/>
-                <w:szCs w:val="22"/>
-                <w:u w:val="none"/>
-                <w:shd w:fill="auto" w:val="clear"/>
-                <w:vertAlign w:val="baseline"/>
-                <w:rtl w:val="0"/>
-              </w:rPr>
-              <w:t xml:space="preserve">1.6 Contribution to the body of knowledge</w:t>
-              <w:tab/>
-              <w:t xml:space="preserve">12</w:t>
-            </w:r>
-          </w:hyperlink>
+          <w:r>
+            <w:rPr>
+              <w:rFonts w:ascii="Times New Roman" w:cs="Times New Roman" w:eastAsia="Times New Roman" w:hAnsi="Times New Roman"/>
+              <w:b w:val="0"/>
+              <w:bCs w:val="0"/>
+              <w:i w:val="0"/>
+              <w:iCs w:val="0"/>
+              <w:smallCaps w:val="0"/>
+              <w:strike w:val="0"/>
+              <w:color w:val="000000"/>
+              <w:sz w:val="22"/>
+              <w:szCs w:val="22"/>
+              <w:u w:val="none"/>
+              <w:shd w:fill="auto" w:val="clear"/>
+              <w:vertAlign w:val="baseline"/>
+              <w:rtl w:val="0"/>
+            </w:rPr>
+            <w:t xml:space="preserve">1.6 Contribution to the body of knowledge</w:t>
+            <w:tab/>
+            <w:t xml:space="preserve">12</w:t>
+          </w:r>
           <w:r>
             <w:rPr>
               <w:rtl w:val="0"/>
@@ -1656,29 +1603,27 @@
               <w:vertAlign w:val="baseline"/>
             </w:rPr>
           </w:pPr>
-          <w:hyperlink w:anchor="">
-            <w:r>
-              <w:rPr>
-                <w:rFonts w:ascii="Times New Roman" w:cs="Times New Roman" w:eastAsia="Times New Roman" w:hAnsi="Times New Roman"/>
-                <w:b w:val="0"/>
-                <w:bCs w:val="0"/>
-                <w:i w:val="0"/>
-                <w:iCs w:val="0"/>
-                <w:smallCaps w:val="0"/>
-                <w:strike w:val="0"/>
-                <w:color w:val="000000"/>
-                <w:sz w:val="22"/>
-                <w:szCs w:val="22"/>
-                <w:u w:val="none"/>
-                <w:shd w:fill="auto" w:val="clear"/>
-                <w:vertAlign w:val="baseline"/>
-                <w:rtl w:val="0"/>
-              </w:rPr>
-              <w:t xml:space="preserve">1.6.1 Research-domain contribution</w:t>
-              <w:tab/>
-              <w:t xml:space="preserve">12</w:t>
-            </w:r>
-          </w:hyperlink>
+          <w:r>
+            <w:rPr>
+              <w:rFonts w:ascii="Times New Roman" w:cs="Times New Roman" w:eastAsia="Times New Roman" w:hAnsi="Times New Roman"/>
+              <w:b w:val="0"/>
+              <w:bCs w:val="0"/>
+              <w:i w:val="0"/>
+              <w:iCs w:val="0"/>
+              <w:smallCaps w:val="0"/>
+              <w:strike w:val="0"/>
+              <w:color w:val="000000"/>
+              <w:sz w:val="22"/>
+              <w:szCs w:val="22"/>
+              <w:u w:val="none"/>
+              <w:shd w:fill="auto" w:val="clear"/>
+              <w:vertAlign w:val="baseline"/>
+              <w:rtl w:val="0"/>
+            </w:rPr>
+            <w:t xml:space="preserve">1.6.1 Research-domain contribution</w:t>
+            <w:tab/>
+            <w:t xml:space="preserve">12</w:t>
+          </w:r>
           <w:r>
             <w:rPr>
               <w:rtl w:val="0"/>
@@ -1710,29 +1655,27 @@
               <w:vertAlign w:val="baseline"/>
             </w:rPr>
           </w:pPr>
-          <w:hyperlink w:anchor="">
-            <w:r>
-              <w:rPr>
-                <w:rFonts w:ascii="Times New Roman" w:cs="Times New Roman" w:eastAsia="Times New Roman" w:hAnsi="Times New Roman"/>
-                <w:b w:val="0"/>
-                <w:bCs w:val="0"/>
-                <w:i w:val="0"/>
-                <w:iCs w:val="0"/>
-                <w:smallCaps w:val="0"/>
-                <w:strike w:val="0"/>
-                <w:color w:val="000000"/>
-                <w:sz w:val="22"/>
-                <w:szCs w:val="22"/>
-                <w:u w:val="none"/>
-                <w:shd w:fill="auto" w:val="clear"/>
-                <w:vertAlign w:val="baseline"/>
-                <w:rtl w:val="0"/>
-              </w:rPr>
-              <w:t xml:space="preserve">1.6.2 Problem-domain contribution</w:t>
-              <w:tab/>
-              <w:t xml:space="preserve">12</w:t>
-            </w:r>
-          </w:hyperlink>
+          <w:r>
+            <w:rPr>
+              <w:rFonts w:ascii="Times New Roman" w:cs="Times New Roman" w:eastAsia="Times New Roman" w:hAnsi="Times New Roman"/>
+              <w:b w:val="0"/>
+              <w:bCs w:val="0"/>
+              <w:i w:val="0"/>
+              <w:iCs w:val="0"/>
+              <w:smallCaps w:val="0"/>
+              <w:strike w:val="0"/>
+              <w:color w:val="000000"/>
+              <w:sz w:val="22"/>
+              <w:szCs w:val="22"/>
+              <w:u w:val="none"/>
+              <w:shd w:fill="auto" w:val="clear"/>
+              <w:vertAlign w:val="baseline"/>
+              <w:rtl w:val="0"/>
+            </w:rPr>
+            <w:t xml:space="preserve">1.6.2 Problem-domain contribution</w:t>
+            <w:tab/>
+            <w:t xml:space="preserve">12</w:t>
+          </w:r>
           <w:r>
             <w:rPr>
               <w:rtl w:val="0"/>
@@ -1764,29 +1707,27 @@
               <w:vertAlign w:val="baseline"/>
             </w:rPr>
           </w:pPr>
-          <w:hyperlink w:anchor="">
-            <w:r>
-              <w:rPr>
-                <w:rFonts w:ascii="Times New Roman" w:cs="Times New Roman" w:eastAsia="Times New Roman" w:hAnsi="Times New Roman"/>
-                <w:b w:val="0"/>
-                <w:bCs w:val="0"/>
-                <w:i w:val="0"/>
-                <w:iCs w:val="0"/>
-                <w:smallCaps w:val="0"/>
-                <w:strike w:val="0"/>
-                <w:color w:val="000000"/>
-                <w:sz w:val="22"/>
-                <w:szCs w:val="22"/>
-                <w:u w:val="none"/>
-                <w:shd w:fill="auto" w:val="clear"/>
-                <w:vertAlign w:val="baseline"/>
-                <w:rtl w:val="0"/>
-              </w:rPr>
-              <w:t xml:space="preserve">1.7 Research challenges</w:t>
-              <w:tab/>
-              <w:t xml:space="preserve">12</w:t>
-            </w:r>
-          </w:hyperlink>
+          <w:r>
+            <w:rPr>
+              <w:rFonts w:ascii="Times New Roman" w:cs="Times New Roman" w:eastAsia="Times New Roman" w:hAnsi="Times New Roman"/>
+              <w:b w:val="0"/>
+              <w:bCs w:val="0"/>
+              <w:i w:val="0"/>
+              <w:iCs w:val="0"/>
+              <w:smallCaps w:val="0"/>
+              <w:strike w:val="0"/>
+              <w:color w:val="000000"/>
+              <w:sz w:val="22"/>
+              <w:szCs w:val="22"/>
+              <w:u w:val="none"/>
+              <w:shd w:fill="auto" w:val="clear"/>
+              <w:vertAlign w:val="baseline"/>
+              <w:rtl w:val="0"/>
+            </w:rPr>
+            <w:t xml:space="preserve">1.7 Research challenges</w:t>
+            <w:tab/>
+            <w:t xml:space="preserve">12</w:t>
+          </w:r>
           <w:r>
             <w:rPr>
               <w:rtl w:val="0"/>
@@ -1818,29 +1759,27 @@
               <w:vertAlign w:val="baseline"/>
             </w:rPr>
           </w:pPr>
-          <w:hyperlink w:anchor="">
-            <w:r>
-              <w:rPr>
-                <w:rFonts w:ascii="Times New Roman" w:cs="Times New Roman" w:eastAsia="Times New Roman" w:hAnsi="Times New Roman"/>
-                <w:b w:val="0"/>
-                <w:bCs w:val="0"/>
-                <w:i w:val="0"/>
-                <w:iCs w:val="0"/>
-                <w:smallCaps w:val="0"/>
-                <w:strike w:val="0"/>
-                <w:color w:val="000000"/>
-                <w:sz w:val="22"/>
-                <w:szCs w:val="22"/>
-                <w:u w:val="none"/>
-                <w:shd w:fill="auto" w:val="clear"/>
-                <w:vertAlign w:val="baseline"/>
-                <w:rtl w:val="0"/>
-              </w:rPr>
-              <w:t xml:space="preserve">1.8 Research questions</w:t>
-              <w:tab/>
-              <w:t xml:space="preserve">13</w:t>
-            </w:r>
-          </w:hyperlink>
+          <w:r>
+            <w:rPr>
+              <w:rFonts w:ascii="Times New Roman" w:cs="Times New Roman" w:eastAsia="Times New Roman" w:hAnsi="Times New Roman"/>
+              <w:b w:val="0"/>
+              <w:bCs w:val="0"/>
+              <w:i w:val="0"/>
+              <w:iCs w:val="0"/>
+              <w:smallCaps w:val="0"/>
+              <w:strike w:val="0"/>
+              <w:color w:val="000000"/>
+              <w:sz w:val="22"/>
+              <w:szCs w:val="22"/>
+              <w:u w:val="none"/>
+              <w:shd w:fill="auto" w:val="clear"/>
+              <w:vertAlign w:val="baseline"/>
+              <w:rtl w:val="0"/>
+            </w:rPr>
+            <w:t xml:space="preserve">1.8 Research questions</w:t>
+            <w:tab/>
+            <w:t xml:space="preserve">13</w:t>
+          </w:r>
           <w:r>
             <w:rPr>
               <w:rtl w:val="0"/>
@@ -1872,7 +1811,7 @@
               <w:vertAlign w:val="baseline"/>
             </w:rPr>
           </w:pPr>
-          <w:hyperlink w:anchor="_pxayc2n2066">
+          <w:hyperlink w:anchor="_heading=h.d8795vieiz8v">
             <w:r>
               <w:rPr>
                 <w:rFonts w:ascii="Arial" w:cs="Arial" w:eastAsia="Arial" w:hAnsi="Arial"/>
@@ -1926,7 +1865,7 @@
               <w:vertAlign w:val="baseline"/>
             </w:rPr>
           </w:pPr>
-          <w:hyperlink w:anchor="_d99a4pr7v8cf">
+          <w:hyperlink w:anchor="_heading=h.fvcd0uv7xzwn">
             <w:r>
               <w:rPr>
                 <w:rFonts w:ascii="Arial" w:cs="Arial" w:eastAsia="Arial" w:hAnsi="Arial"/>
@@ -1980,7 +1919,7 @@
               <w:vertAlign w:val="baseline"/>
             </w:rPr>
           </w:pPr>
-          <w:hyperlink w:anchor="_m4gnhxpcx7il">
+          <w:hyperlink w:anchor="_heading=h.2pjfdntfr3q">
             <w:r>
               <w:rPr>
                 <w:rFonts w:ascii="Arial" w:cs="Arial" w:eastAsia="Arial" w:hAnsi="Arial"/>
@@ -2034,7 +1973,7 @@
               <w:vertAlign w:val="baseline"/>
             </w:rPr>
           </w:pPr>
-          <w:hyperlink w:anchor="_bw55ihxqnrwc">
+          <w:hyperlink w:anchor="_heading=h.xwrjyr7zjgc4">
             <w:r>
               <w:rPr>
                 <w:rFonts w:ascii="Arial" w:cs="Arial" w:eastAsia="Arial" w:hAnsi="Arial"/>
@@ -2088,29 +2027,27 @@
               <w:vertAlign w:val="baseline"/>
             </w:rPr>
           </w:pPr>
-          <w:hyperlink w:anchor="">
-            <w:r>
-              <w:rPr>
-                <w:rFonts w:ascii="Times New Roman" w:cs="Times New Roman" w:eastAsia="Times New Roman" w:hAnsi="Times New Roman"/>
-                <w:b w:val="0"/>
-                <w:bCs w:val="0"/>
-                <w:i w:val="0"/>
-                <w:iCs w:val="0"/>
-                <w:smallCaps w:val="0"/>
-                <w:strike w:val="0"/>
-                <w:color w:val="000000"/>
-                <w:sz w:val="22"/>
-                <w:szCs w:val="22"/>
-                <w:u w:val="none"/>
-                <w:shd w:fill="auto" w:val="clear"/>
-                <w:vertAlign w:val="baseline"/>
-                <w:rtl w:val="0"/>
-              </w:rPr>
-              <w:t xml:space="preserve">1.9 Research aim</w:t>
-              <w:tab/>
-              <w:t xml:space="preserve">14</w:t>
-            </w:r>
-          </w:hyperlink>
+          <w:r>
+            <w:rPr>
+              <w:rFonts w:ascii="Times New Roman" w:cs="Times New Roman" w:eastAsia="Times New Roman" w:hAnsi="Times New Roman"/>
+              <w:b w:val="0"/>
+              <w:bCs w:val="0"/>
+              <w:i w:val="0"/>
+              <w:iCs w:val="0"/>
+              <w:smallCaps w:val="0"/>
+              <w:strike w:val="0"/>
+              <w:color w:val="000000"/>
+              <w:sz w:val="22"/>
+              <w:szCs w:val="22"/>
+              <w:u w:val="none"/>
+              <w:shd w:fill="auto" w:val="clear"/>
+              <w:vertAlign w:val="baseline"/>
+              <w:rtl w:val="0"/>
+            </w:rPr>
+            <w:t xml:space="preserve">1.9 Research aim</w:t>
+            <w:tab/>
+            <w:t xml:space="preserve">14</w:t>
+          </w:r>
           <w:r>
             <w:rPr>
               <w:rtl w:val="0"/>
@@ -2142,29 +2079,27 @@
               <w:vertAlign w:val="baseline"/>
             </w:rPr>
           </w:pPr>
-          <w:hyperlink w:anchor="">
-            <w:r>
-              <w:rPr>
-                <w:rFonts w:ascii="Times New Roman" w:cs="Times New Roman" w:eastAsia="Times New Roman" w:hAnsi="Times New Roman"/>
-                <w:b w:val="0"/>
-                <w:bCs w:val="0"/>
-                <w:i w:val="0"/>
-                <w:iCs w:val="0"/>
-                <w:smallCaps w:val="0"/>
-                <w:strike w:val="0"/>
-                <w:color w:val="000000"/>
-                <w:sz w:val="22"/>
-                <w:szCs w:val="22"/>
-                <w:u w:val="none"/>
-                <w:shd w:fill="auto" w:val="clear"/>
-                <w:vertAlign w:val="baseline"/>
-                <w:rtl w:val="0"/>
-              </w:rPr>
-              <w:t xml:space="preserve">1.10 Research objectives</w:t>
-              <w:tab/>
-              <w:t xml:space="preserve">14</w:t>
-            </w:r>
-          </w:hyperlink>
+          <w:r>
+            <w:rPr>
+              <w:rFonts w:ascii="Times New Roman" w:cs="Times New Roman" w:eastAsia="Times New Roman" w:hAnsi="Times New Roman"/>
+              <w:b w:val="0"/>
+              <w:bCs w:val="0"/>
+              <w:i w:val="0"/>
+              <w:iCs w:val="0"/>
+              <w:smallCaps w:val="0"/>
+              <w:strike w:val="0"/>
+              <w:color w:val="000000"/>
+              <w:sz w:val="22"/>
+              <w:szCs w:val="22"/>
+              <w:u w:val="none"/>
+              <w:shd w:fill="auto" w:val="clear"/>
+              <w:vertAlign w:val="baseline"/>
+              <w:rtl w:val="0"/>
+            </w:rPr>
+            <w:t xml:space="preserve">1.10 Research objectives</w:t>
+            <w:tab/>
+            <w:t xml:space="preserve">14</w:t>
+          </w:r>
           <w:r>
             <w:rPr>
               <w:rtl w:val="0"/>
@@ -2196,29 +2131,27 @@
               <w:vertAlign w:val="baseline"/>
             </w:rPr>
           </w:pPr>
-          <w:hyperlink w:anchor="">
-            <w:r>
-              <w:rPr>
-                <w:rFonts w:ascii="Times New Roman" w:cs="Times New Roman" w:eastAsia="Times New Roman" w:hAnsi="Times New Roman"/>
-                <w:b w:val="0"/>
-                <w:bCs w:val="0"/>
-                <w:i w:val="0"/>
-                <w:iCs w:val="0"/>
-                <w:smallCaps w:val="0"/>
-                <w:strike w:val="0"/>
-                <w:color w:val="000000"/>
-                <w:sz w:val="22"/>
-                <w:szCs w:val="22"/>
-                <w:u w:val="none"/>
-                <w:shd w:fill="auto" w:val="clear"/>
-                <w:vertAlign w:val="baseline"/>
-                <w:rtl w:val="0"/>
-              </w:rPr>
-              <w:t xml:space="preserve">1.11 Scope, delimitations and assumptions</w:t>
-              <w:tab/>
-              <w:t xml:space="preserve">15</w:t>
-            </w:r>
-          </w:hyperlink>
+          <w:r>
+            <w:rPr>
+              <w:rFonts w:ascii="Times New Roman" w:cs="Times New Roman" w:eastAsia="Times New Roman" w:hAnsi="Times New Roman"/>
+              <w:b w:val="0"/>
+              <w:bCs w:val="0"/>
+              <w:i w:val="0"/>
+              <w:iCs w:val="0"/>
+              <w:smallCaps w:val="0"/>
+              <w:strike w:val="0"/>
+              <w:color w:val="000000"/>
+              <w:sz w:val="22"/>
+              <w:szCs w:val="22"/>
+              <w:u w:val="none"/>
+              <w:shd w:fill="auto" w:val="clear"/>
+              <w:vertAlign w:val="baseline"/>
+              <w:rtl w:val="0"/>
+            </w:rPr>
+            <w:t xml:space="preserve">1.11 Scope, delimitations and assumptions</w:t>
+            <w:tab/>
+            <w:t xml:space="preserve">15</w:t>
+          </w:r>
           <w:r>
             <w:rPr>
               <w:rtl w:val="0"/>
@@ -2250,29 +2183,27 @@
               <w:vertAlign w:val="baseline"/>
             </w:rPr>
           </w:pPr>
-          <w:hyperlink w:anchor="">
-            <w:r>
-              <w:rPr>
-                <w:rFonts w:ascii="Times New Roman" w:cs="Times New Roman" w:eastAsia="Times New Roman" w:hAnsi="Times New Roman"/>
-                <w:b w:val="0"/>
-                <w:bCs w:val="0"/>
-                <w:i w:val="0"/>
-                <w:iCs w:val="0"/>
-                <w:smallCaps w:val="0"/>
-                <w:strike w:val="0"/>
-                <w:color w:val="000000"/>
-                <w:sz w:val="22"/>
-                <w:szCs w:val="22"/>
-                <w:u w:val="none"/>
-                <w:shd w:fill="auto" w:val="clear"/>
-                <w:vertAlign w:val="baseline"/>
-                <w:rtl w:val="0"/>
-              </w:rPr>
-              <w:t xml:space="preserve">1.12 Expected outcomes and deliverables</w:t>
-              <w:tab/>
-              <w:t xml:space="preserve">16</w:t>
-            </w:r>
-          </w:hyperlink>
+          <w:r>
+            <w:rPr>
+              <w:rFonts w:ascii="Times New Roman" w:cs="Times New Roman" w:eastAsia="Times New Roman" w:hAnsi="Times New Roman"/>
+              <w:b w:val="0"/>
+              <w:bCs w:val="0"/>
+              <w:i w:val="0"/>
+              <w:iCs w:val="0"/>
+              <w:smallCaps w:val="0"/>
+              <w:strike w:val="0"/>
+              <w:color w:val="000000"/>
+              <w:sz w:val="22"/>
+              <w:szCs w:val="22"/>
+              <w:u w:val="none"/>
+              <w:shd w:fill="auto" w:val="clear"/>
+              <w:vertAlign w:val="baseline"/>
+              <w:rtl w:val="0"/>
+            </w:rPr>
+            <w:t xml:space="preserve">1.12 Expected outcomes and deliverables</w:t>
+            <w:tab/>
+            <w:t xml:space="preserve">16</w:t>
+          </w:r>
           <w:r>
             <w:rPr>
               <w:rtl w:val="0"/>
@@ -2304,29 +2235,27 @@
               <w:vertAlign w:val="baseline"/>
             </w:rPr>
           </w:pPr>
-          <w:hyperlink w:anchor="">
-            <w:r>
-              <w:rPr>
-                <w:rFonts w:ascii="Times New Roman" w:cs="Times New Roman" w:eastAsia="Times New Roman" w:hAnsi="Times New Roman"/>
-                <w:b w:val="0"/>
-                <w:bCs w:val="0"/>
-                <w:i w:val="0"/>
-                <w:iCs w:val="0"/>
-                <w:smallCaps w:val="0"/>
-                <w:strike w:val="0"/>
-                <w:color w:val="000000"/>
-                <w:sz w:val="22"/>
-                <w:szCs w:val="22"/>
-                <w:u w:val="none"/>
-                <w:shd w:fill="auto" w:val="clear"/>
-                <w:vertAlign w:val="baseline"/>
-                <w:rtl w:val="0"/>
-              </w:rPr>
-              <w:t xml:space="preserve">1.13 Chapter summary</w:t>
-              <w:tab/>
-              <w:t xml:space="preserve">17</w:t>
-            </w:r>
-          </w:hyperlink>
+          <w:r>
+            <w:rPr>
+              <w:rFonts w:ascii="Times New Roman" w:cs="Times New Roman" w:eastAsia="Times New Roman" w:hAnsi="Times New Roman"/>
+              <w:b w:val="0"/>
+              <w:bCs w:val="0"/>
+              <w:i w:val="0"/>
+              <w:iCs w:val="0"/>
+              <w:smallCaps w:val="0"/>
+              <w:strike w:val="0"/>
+              <w:color w:val="000000"/>
+              <w:sz w:val="22"/>
+              <w:szCs w:val="22"/>
+              <w:u w:val="none"/>
+              <w:shd w:fill="auto" w:val="clear"/>
+              <w:vertAlign w:val="baseline"/>
+              <w:rtl w:val="0"/>
+            </w:rPr>
+            <w:t xml:space="preserve">1.13 Chapter summary</w:t>
+            <w:tab/>
+            <w:t xml:space="preserve">17</w:t>
+          </w:r>
           <w:r>
             <w:rPr>
               <w:rtl w:val="0"/>
@@ -2357,29 +2286,27 @@
               <w:vertAlign w:val="baseline"/>
             </w:rPr>
           </w:pPr>
-          <w:hyperlink w:anchor="">
-            <w:r>
-              <w:rPr>
-                <w:rFonts w:ascii="Times New Roman" w:cs="Times New Roman" w:eastAsia="Times New Roman" w:hAnsi="Times New Roman"/>
-                <w:b w:val="0"/>
-                <w:bCs w:val="0"/>
-                <w:i w:val="0"/>
-                <w:iCs w:val="0"/>
-                <w:smallCaps w:val="0"/>
-                <w:strike w:val="0"/>
-                <w:color w:val="000000"/>
-                <w:sz w:val="22"/>
-                <w:szCs w:val="22"/>
-                <w:u w:val="none"/>
-                <w:shd w:fill="auto" w:val="clear"/>
-                <w:vertAlign w:val="baseline"/>
-                <w:rtl w:val="0"/>
-              </w:rPr>
-              <w:t xml:space="preserve">CHAPTER 2: LITERATURE REVIEW</w:t>
-              <w:tab/>
-              <w:t xml:space="preserve">18</w:t>
-            </w:r>
-          </w:hyperlink>
+          <w:r>
+            <w:rPr>
+              <w:rFonts w:ascii="Times New Roman" w:cs="Times New Roman" w:eastAsia="Times New Roman" w:hAnsi="Times New Roman"/>
+              <w:b w:val="0"/>
+              <w:bCs w:val="0"/>
+              <w:i w:val="0"/>
+              <w:iCs w:val="0"/>
+              <w:smallCaps w:val="0"/>
+              <w:strike w:val="0"/>
+              <w:color w:val="000000"/>
+              <w:sz w:val="22"/>
+              <w:szCs w:val="22"/>
+              <w:u w:val="none"/>
+              <w:shd w:fill="auto" w:val="clear"/>
+              <w:vertAlign w:val="baseline"/>
+              <w:rtl w:val="0"/>
+            </w:rPr>
+            <w:t xml:space="preserve">CHAPTER 2: LITERATURE REVIEW</w:t>
+            <w:tab/>
+            <w:t xml:space="preserve">18</w:t>
+          </w:r>
           <w:r>
             <w:rPr>
               <w:rtl w:val="0"/>
@@ -2411,29 +2338,27 @@
               <w:vertAlign w:val="baseline"/>
             </w:rPr>
           </w:pPr>
-          <w:hyperlink w:anchor="">
-            <w:r>
-              <w:rPr>
-                <w:rFonts w:ascii="Times New Roman" w:cs="Times New Roman" w:eastAsia="Times New Roman" w:hAnsi="Times New Roman"/>
-                <w:b w:val="0"/>
-                <w:bCs w:val="0"/>
-                <w:i w:val="0"/>
-                <w:iCs w:val="0"/>
-                <w:smallCaps w:val="0"/>
-                <w:strike w:val="0"/>
-                <w:color w:val="000000"/>
-                <w:sz w:val="22"/>
-                <w:szCs w:val="22"/>
-                <w:u w:val="none"/>
-                <w:shd w:fill="auto" w:val="clear"/>
-                <w:vertAlign w:val="baseline"/>
-                <w:rtl w:val="0"/>
-              </w:rPr>
-              <w:t xml:space="preserve">2.1 Chapter overview</w:t>
-              <w:tab/>
-              <w:t xml:space="preserve">18</w:t>
-            </w:r>
-          </w:hyperlink>
+          <w:r>
+            <w:rPr>
+              <w:rFonts w:ascii="Times New Roman" w:cs="Times New Roman" w:eastAsia="Times New Roman" w:hAnsi="Times New Roman"/>
+              <w:b w:val="0"/>
+              <w:bCs w:val="0"/>
+              <w:i w:val="0"/>
+              <w:iCs w:val="0"/>
+              <w:smallCaps w:val="0"/>
+              <w:strike w:val="0"/>
+              <w:color w:val="000000"/>
+              <w:sz w:val="22"/>
+              <w:szCs w:val="22"/>
+              <w:u w:val="none"/>
+              <w:shd w:fill="auto" w:val="clear"/>
+              <w:vertAlign w:val="baseline"/>
+              <w:rtl w:val="0"/>
+            </w:rPr>
+            <w:t xml:space="preserve">2.1 Chapter overview</w:t>
+            <w:tab/>
+            <w:t xml:space="preserve">18</w:t>
+          </w:r>
           <w:r>
             <w:rPr>
               <w:rtl w:val="0"/>
@@ -2465,29 +2390,27 @@
               <w:vertAlign w:val="baseline"/>
             </w:rPr>
           </w:pPr>
-          <w:hyperlink w:anchor="">
-            <w:r>
-              <w:rPr>
-                <w:rFonts w:ascii="Times New Roman" w:cs="Times New Roman" w:eastAsia="Times New Roman" w:hAnsi="Times New Roman"/>
-                <w:b w:val="0"/>
-                <w:bCs w:val="0"/>
-                <w:i w:val="0"/>
-                <w:iCs w:val="0"/>
-                <w:smallCaps w:val="0"/>
-                <w:strike w:val="0"/>
-                <w:color w:val="000000"/>
-                <w:sz w:val="22"/>
-                <w:szCs w:val="22"/>
-                <w:u w:val="none"/>
-                <w:shd w:fill="auto" w:val="clear"/>
-                <w:vertAlign w:val="baseline"/>
-                <w:rtl w:val="0"/>
-              </w:rPr>
-              <w:t xml:space="preserve">2.2 Review strategy and concept map</w:t>
-              <w:tab/>
-              <w:t xml:space="preserve">18</w:t>
-            </w:r>
-          </w:hyperlink>
+          <w:r>
+            <w:rPr>
+              <w:rFonts w:ascii="Times New Roman" w:cs="Times New Roman" w:eastAsia="Times New Roman" w:hAnsi="Times New Roman"/>
+              <w:b w:val="0"/>
+              <w:bCs w:val="0"/>
+              <w:i w:val="0"/>
+              <w:iCs w:val="0"/>
+              <w:smallCaps w:val="0"/>
+              <w:strike w:val="0"/>
+              <w:color w:val="000000"/>
+              <w:sz w:val="22"/>
+              <w:szCs w:val="22"/>
+              <w:u w:val="none"/>
+              <w:shd w:fill="auto" w:val="clear"/>
+              <w:vertAlign w:val="baseline"/>
+              <w:rtl w:val="0"/>
+            </w:rPr>
+            <w:t xml:space="preserve">2.2 Review strategy and concept map</w:t>
+            <w:tab/>
+            <w:t xml:space="preserve">18</w:t>
+          </w:r>
           <w:r>
             <w:rPr>
               <w:rtl w:val="0"/>
@@ -2519,29 +2442,27 @@
               <w:vertAlign w:val="baseline"/>
             </w:rPr>
           </w:pPr>
-          <w:hyperlink w:anchor="">
-            <w:r>
-              <w:rPr>
-                <w:rFonts w:ascii="Times New Roman" w:cs="Times New Roman" w:eastAsia="Times New Roman" w:hAnsi="Times New Roman"/>
-                <w:b w:val="0"/>
-                <w:bCs w:val="0"/>
-                <w:i w:val="0"/>
-                <w:iCs w:val="0"/>
-                <w:smallCaps w:val="0"/>
-                <w:strike w:val="0"/>
-                <w:color w:val="000000"/>
-                <w:sz w:val="22"/>
-                <w:szCs w:val="22"/>
-                <w:u w:val="none"/>
-                <w:shd w:fill="auto" w:val="clear"/>
-                <w:vertAlign w:val="baseline"/>
-                <w:rtl w:val="0"/>
-              </w:rPr>
-              <w:t xml:space="preserve">2.2.1 Literature search and selection strategy</w:t>
-              <w:tab/>
-              <w:t xml:space="preserve">18</w:t>
-            </w:r>
-          </w:hyperlink>
+          <w:r>
+            <w:rPr>
+              <w:rFonts w:ascii="Times New Roman" w:cs="Times New Roman" w:eastAsia="Times New Roman" w:hAnsi="Times New Roman"/>
+              <w:b w:val="0"/>
+              <w:bCs w:val="0"/>
+              <w:i w:val="0"/>
+              <w:iCs w:val="0"/>
+              <w:smallCaps w:val="0"/>
+              <w:strike w:val="0"/>
+              <w:color w:val="000000"/>
+              <w:sz w:val="22"/>
+              <w:szCs w:val="22"/>
+              <w:u w:val="none"/>
+              <w:shd w:fill="auto" w:val="clear"/>
+              <w:vertAlign w:val="baseline"/>
+              <w:rtl w:val="0"/>
+            </w:rPr>
+            <w:t xml:space="preserve">2.2.1 Literature search and selection strategy</w:t>
+            <w:tab/>
+            <w:t xml:space="preserve">18</w:t>
+          </w:r>
           <w:r>
             <w:rPr>
               <w:rtl w:val="0"/>
@@ -2573,29 +2494,27 @@
               <w:vertAlign w:val="baseline"/>
             </w:rPr>
           </w:pPr>
-          <w:hyperlink w:anchor="">
-            <w:r>
-              <w:rPr>
-                <w:rFonts w:ascii="Times New Roman" w:cs="Times New Roman" w:eastAsia="Times New Roman" w:hAnsi="Times New Roman"/>
-                <w:b w:val="0"/>
-                <w:bCs w:val="0"/>
-                <w:i w:val="0"/>
-                <w:iCs w:val="0"/>
-                <w:smallCaps w:val="0"/>
-                <w:strike w:val="0"/>
-                <w:color w:val="000000"/>
-                <w:sz w:val="22"/>
-                <w:szCs w:val="22"/>
-                <w:u w:val="none"/>
-                <w:shd w:fill="auto" w:val="clear"/>
-                <w:vertAlign w:val="baseline"/>
-                <w:rtl w:val="0"/>
-              </w:rPr>
-              <w:t xml:space="preserve">2.2.2 Concept map</w:t>
-              <w:tab/>
-              <w:t xml:space="preserve">18</w:t>
-            </w:r>
-          </w:hyperlink>
+          <w:r>
+            <w:rPr>
+              <w:rFonts w:ascii="Times New Roman" w:cs="Times New Roman" w:eastAsia="Times New Roman" w:hAnsi="Times New Roman"/>
+              <w:b w:val="0"/>
+              <w:bCs w:val="0"/>
+              <w:i w:val="0"/>
+              <w:iCs w:val="0"/>
+              <w:smallCaps w:val="0"/>
+              <w:strike w:val="0"/>
+              <w:color w:val="000000"/>
+              <w:sz w:val="22"/>
+              <w:szCs w:val="22"/>
+              <w:u w:val="none"/>
+              <w:shd w:fill="auto" w:val="clear"/>
+              <w:vertAlign w:val="baseline"/>
+              <w:rtl w:val="0"/>
+            </w:rPr>
+            <w:t xml:space="preserve">2.2.2 Concept map</w:t>
+            <w:tab/>
+            <w:t xml:space="preserve">18</w:t>
+          </w:r>
           <w:r>
             <w:rPr>
               <w:rtl w:val="0"/>
@@ -2627,29 +2546,27 @@
               <w:vertAlign w:val="baseline"/>
             </w:rPr>
           </w:pPr>
-          <w:hyperlink w:anchor="">
-            <w:r>
-              <w:rPr>
-                <w:rFonts w:ascii="Times New Roman" w:cs="Times New Roman" w:eastAsia="Times New Roman" w:hAnsi="Times New Roman"/>
-                <w:b w:val="0"/>
-                <w:bCs w:val="0"/>
-                <w:i w:val="0"/>
-                <w:iCs w:val="0"/>
-                <w:smallCaps w:val="0"/>
-                <w:strike w:val="0"/>
-                <w:color w:val="000000"/>
-                <w:sz w:val="22"/>
-                <w:szCs w:val="22"/>
-                <w:u w:val="none"/>
-                <w:shd w:fill="auto" w:val="clear"/>
-                <w:vertAlign w:val="baseline"/>
-                <w:rtl w:val="0"/>
-              </w:rPr>
-              <w:t xml:space="preserve">2.3 Problem-domain review</w:t>
-              <w:tab/>
-              <w:t xml:space="preserve">18</w:t>
-            </w:r>
-          </w:hyperlink>
+          <w:r>
+            <w:rPr>
+              <w:rFonts w:ascii="Times New Roman" w:cs="Times New Roman" w:eastAsia="Times New Roman" w:hAnsi="Times New Roman"/>
+              <w:b w:val="0"/>
+              <w:bCs w:val="0"/>
+              <w:i w:val="0"/>
+              <w:iCs w:val="0"/>
+              <w:smallCaps w:val="0"/>
+              <w:strike w:val="0"/>
+              <w:color w:val="000000"/>
+              <w:sz w:val="22"/>
+              <w:szCs w:val="22"/>
+              <w:u w:val="none"/>
+              <w:shd w:fill="auto" w:val="clear"/>
+              <w:vertAlign w:val="baseline"/>
+              <w:rtl w:val="0"/>
+            </w:rPr>
+            <w:t xml:space="preserve">2.3 Problem-domain review</w:t>
+            <w:tab/>
+            <w:t xml:space="preserve">18</w:t>
+          </w:r>
           <w:r>
             <w:rPr>
               <w:rtl w:val="0"/>
@@ -2681,29 +2598,27 @@
               <w:vertAlign w:val="baseline"/>
             </w:rPr>
           </w:pPr>
-          <w:hyperlink w:anchor="">
-            <w:r>
-              <w:rPr>
-                <w:rFonts w:ascii="Times New Roman" w:cs="Times New Roman" w:eastAsia="Times New Roman" w:hAnsi="Times New Roman"/>
-                <w:b w:val="0"/>
-                <w:bCs w:val="0"/>
-                <w:i w:val="0"/>
-                <w:iCs w:val="0"/>
-                <w:smallCaps w:val="0"/>
-                <w:strike w:val="0"/>
-                <w:color w:val="000000"/>
-                <w:sz w:val="22"/>
-                <w:szCs w:val="22"/>
-                <w:u w:val="none"/>
-                <w:shd w:fill="auto" w:val="clear"/>
-                <w:vertAlign w:val="baseline"/>
-                <w:rtl w:val="0"/>
-              </w:rPr>
-              <w:t xml:space="preserve">2.3.1 Domain task and decision context</w:t>
-              <w:tab/>
-              <w:t xml:space="preserve">18</w:t>
-            </w:r>
-          </w:hyperlink>
+          <w:r>
+            <w:rPr>
+              <w:rFonts w:ascii="Times New Roman" w:cs="Times New Roman" w:eastAsia="Times New Roman" w:hAnsi="Times New Roman"/>
+              <w:b w:val="0"/>
+              <w:bCs w:val="0"/>
+              <w:i w:val="0"/>
+              <w:iCs w:val="0"/>
+              <w:smallCaps w:val="0"/>
+              <w:strike w:val="0"/>
+              <w:color w:val="000000"/>
+              <w:sz w:val="22"/>
+              <w:szCs w:val="22"/>
+              <w:u w:val="none"/>
+              <w:shd w:fill="auto" w:val="clear"/>
+              <w:vertAlign w:val="baseline"/>
+              <w:rtl w:val="0"/>
+            </w:rPr>
+            <w:t xml:space="preserve">2.3.1 Domain task and decision context</w:t>
+            <w:tab/>
+            <w:t xml:space="preserve">18</w:t>
+          </w:r>
           <w:r>
             <w:rPr>
               <w:rtl w:val="0"/>
@@ -2735,29 +2650,27 @@
               <w:vertAlign w:val="baseline"/>
             </w:rPr>
           </w:pPr>
-          <w:hyperlink w:anchor="">
-            <w:r>
-              <w:rPr>
-                <w:rFonts w:ascii="Times New Roman" w:cs="Times New Roman" w:eastAsia="Times New Roman" w:hAnsi="Times New Roman"/>
-                <w:b w:val="0"/>
-                <w:bCs w:val="0"/>
-                <w:i w:val="0"/>
-                <w:iCs w:val="0"/>
-                <w:smallCaps w:val="0"/>
-                <w:strike w:val="0"/>
-                <w:color w:val="000000"/>
-                <w:sz w:val="22"/>
-                <w:szCs w:val="22"/>
-                <w:u w:val="none"/>
-                <w:shd w:fill="auto" w:val="clear"/>
-                <w:vertAlign w:val="baseline"/>
-                <w:rtl w:val="0"/>
-              </w:rPr>
-              <w:t xml:space="preserve">2.3.2 Data and operational challenges</w:t>
-              <w:tab/>
-              <w:t xml:space="preserve">18</w:t>
-            </w:r>
-          </w:hyperlink>
+          <w:r>
+            <w:rPr>
+              <w:rFonts w:ascii="Times New Roman" w:cs="Times New Roman" w:eastAsia="Times New Roman" w:hAnsi="Times New Roman"/>
+              <w:b w:val="0"/>
+              <w:bCs w:val="0"/>
+              <w:i w:val="0"/>
+              <w:iCs w:val="0"/>
+              <w:smallCaps w:val="0"/>
+              <w:strike w:val="0"/>
+              <w:color w:val="000000"/>
+              <w:sz w:val="22"/>
+              <w:szCs w:val="22"/>
+              <w:u w:val="none"/>
+              <w:shd w:fill="auto" w:val="clear"/>
+              <w:vertAlign w:val="baseline"/>
+              <w:rtl w:val="0"/>
+            </w:rPr>
+            <w:t xml:space="preserve">2.3.2 Data and operational challenges</w:t>
+            <w:tab/>
+            <w:t xml:space="preserve">18</w:t>
+          </w:r>
           <w:r>
             <w:rPr>
               <w:rtl w:val="0"/>
@@ -2789,29 +2702,27 @@
               <w:vertAlign w:val="baseline"/>
             </w:rPr>
           </w:pPr>
-          <w:hyperlink w:anchor="">
-            <w:r>
-              <w:rPr>
-                <w:rFonts w:ascii="Times New Roman" w:cs="Times New Roman" w:eastAsia="Times New Roman" w:hAnsi="Times New Roman"/>
-                <w:b w:val="0"/>
-                <w:bCs w:val="0"/>
-                <w:i w:val="0"/>
-                <w:iCs w:val="0"/>
-                <w:smallCaps w:val="0"/>
-                <w:strike w:val="0"/>
-                <w:color w:val="000000"/>
-                <w:sz w:val="22"/>
-                <w:szCs w:val="22"/>
-                <w:u w:val="none"/>
-                <w:shd w:fill="auto" w:val="clear"/>
-                <w:vertAlign w:val="baseline"/>
-                <w:rtl w:val="0"/>
-              </w:rPr>
-              <w:t xml:space="preserve">2.3.3 Standards, regulations and professional expectations</w:t>
-              <w:tab/>
-              <w:t xml:space="preserve">18</w:t>
-            </w:r>
-          </w:hyperlink>
+          <w:r>
+            <w:rPr>
+              <w:rFonts w:ascii="Times New Roman" w:cs="Times New Roman" w:eastAsia="Times New Roman" w:hAnsi="Times New Roman"/>
+              <w:b w:val="0"/>
+              <w:bCs w:val="0"/>
+              <w:i w:val="0"/>
+              <w:iCs w:val="0"/>
+              <w:smallCaps w:val="0"/>
+              <w:strike w:val="0"/>
+              <w:color w:val="000000"/>
+              <w:sz w:val="22"/>
+              <w:szCs w:val="22"/>
+              <w:u w:val="none"/>
+              <w:shd w:fill="auto" w:val="clear"/>
+              <w:vertAlign w:val="baseline"/>
+              <w:rtl w:val="0"/>
+            </w:rPr>
+            <w:t xml:space="preserve">2.3.3 Standards, regulations and professional expectations</w:t>
+            <w:tab/>
+            <w:t xml:space="preserve">18</w:t>
+          </w:r>
           <w:r>
             <w:rPr>
               <w:rtl w:val="0"/>
@@ -2843,29 +2754,27 @@
               <w:vertAlign w:val="baseline"/>
             </w:rPr>
           </w:pPr>
-          <w:hyperlink w:anchor="">
-            <w:r>
-              <w:rPr>
-                <w:rFonts w:ascii="Times New Roman" w:cs="Times New Roman" w:eastAsia="Times New Roman" w:hAnsi="Times New Roman"/>
-                <w:b w:val="0"/>
-                <w:bCs w:val="0"/>
-                <w:i w:val="0"/>
-                <w:iCs w:val="0"/>
-                <w:smallCaps w:val="0"/>
-                <w:strike w:val="0"/>
-                <w:color w:val="000000"/>
-                <w:sz w:val="22"/>
-                <w:szCs w:val="22"/>
-                <w:u w:val="none"/>
-                <w:shd w:fill="auto" w:val="clear"/>
-                <w:vertAlign w:val="baseline"/>
-                <w:rtl w:val="0"/>
-              </w:rPr>
-              <w:t xml:space="preserve">2.4 Technological review by implementation stage</w:t>
-              <w:tab/>
-              <w:t xml:space="preserve">19</w:t>
-            </w:r>
-          </w:hyperlink>
+          <w:r>
+            <w:rPr>
+              <w:rFonts w:ascii="Times New Roman" w:cs="Times New Roman" w:eastAsia="Times New Roman" w:hAnsi="Times New Roman"/>
+              <w:b w:val="0"/>
+              <w:bCs w:val="0"/>
+              <w:i w:val="0"/>
+              <w:iCs w:val="0"/>
+              <w:smallCaps w:val="0"/>
+              <w:strike w:val="0"/>
+              <w:color w:val="000000"/>
+              <w:sz w:val="22"/>
+              <w:szCs w:val="22"/>
+              <w:u w:val="none"/>
+              <w:shd w:fill="auto" w:val="clear"/>
+              <w:vertAlign w:val="baseline"/>
+              <w:rtl w:val="0"/>
+            </w:rPr>
+            <w:t xml:space="preserve">2.4 Technological review by implementation stage</w:t>
+            <w:tab/>
+            <w:t xml:space="preserve">19</w:t>
+          </w:r>
           <w:r>
             <w:rPr>
               <w:rtl w:val="0"/>
@@ -2897,29 +2806,27 @@
               <w:vertAlign w:val="baseline"/>
             </w:rPr>
           </w:pPr>
-          <w:hyperlink w:anchor="">
-            <w:r>
-              <w:rPr>
-                <w:rFonts w:ascii="Times New Roman" w:cs="Times New Roman" w:eastAsia="Times New Roman" w:hAnsi="Times New Roman"/>
-                <w:b w:val="0"/>
-                <w:bCs w:val="0"/>
-                <w:i w:val="0"/>
-                <w:iCs w:val="0"/>
-                <w:smallCaps w:val="0"/>
-                <w:strike w:val="0"/>
-                <w:color w:val="000000"/>
-                <w:sz w:val="22"/>
-                <w:szCs w:val="22"/>
-                <w:u w:val="none"/>
-                <w:shd w:fill="auto" w:val="clear"/>
-                <w:vertAlign w:val="baseline"/>
-                <w:rtl w:val="0"/>
-              </w:rPr>
-              <w:t xml:space="preserve">2.4.1 [Pipeline stage 1 — e.g. data acquisition and curation]</w:t>
-              <w:tab/>
-              <w:t xml:space="preserve">19</w:t>
-            </w:r>
-          </w:hyperlink>
+          <w:r>
+            <w:rPr>
+              <w:rFonts w:ascii="Times New Roman" w:cs="Times New Roman" w:eastAsia="Times New Roman" w:hAnsi="Times New Roman"/>
+              <w:b w:val="0"/>
+              <w:bCs w:val="0"/>
+              <w:i w:val="0"/>
+              <w:iCs w:val="0"/>
+              <w:smallCaps w:val="0"/>
+              <w:strike w:val="0"/>
+              <w:color w:val="000000"/>
+              <w:sz w:val="22"/>
+              <w:szCs w:val="22"/>
+              <w:u w:val="none"/>
+              <w:shd w:fill="auto" w:val="clear"/>
+              <w:vertAlign w:val="baseline"/>
+              <w:rtl w:val="0"/>
+            </w:rPr>
+            <w:t xml:space="preserve">2.4.1 [Pipeline stage 1 — e.g. data acquisition and curation]</w:t>
+            <w:tab/>
+            <w:t xml:space="preserve">19</w:t>
+          </w:r>
           <w:r>
             <w:rPr>
               <w:rtl w:val="0"/>
@@ -2951,29 +2858,27 @@
               <w:vertAlign w:val="baseline"/>
             </w:rPr>
           </w:pPr>
-          <w:hyperlink w:anchor="">
-            <w:r>
-              <w:rPr>
-                <w:rFonts w:ascii="Times New Roman" w:cs="Times New Roman" w:eastAsia="Times New Roman" w:hAnsi="Times New Roman"/>
-                <w:b w:val="0"/>
-                <w:bCs w:val="0"/>
-                <w:i w:val="0"/>
-                <w:iCs w:val="0"/>
-                <w:smallCaps w:val="0"/>
-                <w:strike w:val="0"/>
-                <w:color w:val="000000"/>
-                <w:sz w:val="22"/>
-                <w:szCs w:val="22"/>
-                <w:u w:val="none"/>
-                <w:shd w:fill="auto" w:val="clear"/>
-                <w:vertAlign w:val="baseline"/>
-                <w:rtl w:val="0"/>
-              </w:rPr>
-              <w:t xml:space="preserve">2.4.2 [Pipeline stage 2 — e.g. pre-processing and quality control]</w:t>
-              <w:tab/>
-              <w:t xml:space="preserve">19</w:t>
-            </w:r>
-          </w:hyperlink>
+          <w:r>
+            <w:rPr>
+              <w:rFonts w:ascii="Times New Roman" w:cs="Times New Roman" w:eastAsia="Times New Roman" w:hAnsi="Times New Roman"/>
+              <w:b w:val="0"/>
+              <w:bCs w:val="0"/>
+              <w:i w:val="0"/>
+              <w:iCs w:val="0"/>
+              <w:smallCaps w:val="0"/>
+              <w:strike w:val="0"/>
+              <w:color w:val="000000"/>
+              <w:sz w:val="22"/>
+              <w:szCs w:val="22"/>
+              <w:u w:val="none"/>
+              <w:shd w:fill="auto" w:val="clear"/>
+              <w:vertAlign w:val="baseline"/>
+              <w:rtl w:val="0"/>
+            </w:rPr>
+            <w:t xml:space="preserve">2.4.2 [Pipeline stage 2 — e.g. pre-processing and quality control]</w:t>
+            <w:tab/>
+            <w:t xml:space="preserve">19</w:t>
+          </w:r>
           <w:r>
             <w:rPr>
               <w:rtl w:val="0"/>
@@ -3005,29 +2910,27 @@
               <w:vertAlign w:val="baseline"/>
             </w:rPr>
           </w:pPr>
-          <w:hyperlink w:anchor="">
-            <w:r>
-              <w:rPr>
-                <w:rFonts w:ascii="Times New Roman" w:cs="Times New Roman" w:eastAsia="Times New Roman" w:hAnsi="Times New Roman"/>
-                <w:b w:val="0"/>
-                <w:bCs w:val="0"/>
-                <w:i w:val="0"/>
-                <w:iCs w:val="0"/>
-                <w:smallCaps w:val="0"/>
-                <w:strike w:val="0"/>
-                <w:color w:val="000000"/>
-                <w:sz w:val="22"/>
-                <w:szCs w:val="22"/>
-                <w:u w:val="none"/>
-                <w:shd w:fill="auto" w:val="clear"/>
-                <w:vertAlign w:val="baseline"/>
-                <w:rtl w:val="0"/>
-              </w:rPr>
-              <w:t xml:space="preserve">2.4.3 [Pipeline stage 3 — e.g. representation and feature extraction]</w:t>
-              <w:tab/>
-              <w:t xml:space="preserve">19</w:t>
-            </w:r>
-          </w:hyperlink>
+          <w:r>
+            <w:rPr>
+              <w:rFonts w:ascii="Times New Roman" w:cs="Times New Roman" w:eastAsia="Times New Roman" w:hAnsi="Times New Roman"/>
+              <w:b w:val="0"/>
+              <w:bCs w:val="0"/>
+              <w:i w:val="0"/>
+              <w:iCs w:val="0"/>
+              <w:smallCaps w:val="0"/>
+              <w:strike w:val="0"/>
+              <w:color w:val="000000"/>
+              <w:sz w:val="22"/>
+              <w:szCs w:val="22"/>
+              <w:u w:val="none"/>
+              <w:shd w:fill="auto" w:val="clear"/>
+              <w:vertAlign w:val="baseline"/>
+              <w:rtl w:val="0"/>
+            </w:rPr>
+            <w:t xml:space="preserve">2.4.3 [Pipeline stage 3 — e.g. representation and feature extraction]</w:t>
+            <w:tab/>
+            <w:t xml:space="preserve">19</w:t>
+          </w:r>
           <w:r>
             <w:rPr>
               <w:rtl w:val="0"/>
@@ -3059,29 +2962,27 @@
               <w:vertAlign w:val="baseline"/>
             </w:rPr>
           </w:pPr>
-          <w:hyperlink w:anchor="">
-            <w:r>
-              <w:rPr>
-                <w:rFonts w:ascii="Times New Roman" w:cs="Times New Roman" w:eastAsia="Times New Roman" w:hAnsi="Times New Roman"/>
-                <w:b w:val="0"/>
-                <w:bCs w:val="0"/>
-                <w:i w:val="0"/>
-                <w:iCs w:val="0"/>
-                <w:smallCaps w:val="0"/>
-                <w:strike w:val="0"/>
-                <w:color w:val="000000"/>
-                <w:sz w:val="22"/>
-                <w:szCs w:val="22"/>
-                <w:u w:val="none"/>
-                <w:shd w:fill="auto" w:val="clear"/>
-                <w:vertAlign w:val="baseline"/>
-                <w:rtl w:val="0"/>
-              </w:rPr>
-              <w:t xml:space="preserve">2.4.4 [Pipeline stage 4 — e.g. core modelling approach]</w:t>
-              <w:tab/>
-              <w:t xml:space="preserve">19</w:t>
-            </w:r>
-          </w:hyperlink>
+          <w:r>
+            <w:rPr>
+              <w:rFonts w:ascii="Times New Roman" w:cs="Times New Roman" w:eastAsia="Times New Roman" w:hAnsi="Times New Roman"/>
+              <w:b w:val="0"/>
+              <w:bCs w:val="0"/>
+              <w:i w:val="0"/>
+              <w:iCs w:val="0"/>
+              <w:smallCaps w:val="0"/>
+              <w:strike w:val="0"/>
+              <w:color w:val="000000"/>
+              <w:sz w:val="22"/>
+              <w:szCs w:val="22"/>
+              <w:u w:val="none"/>
+              <w:shd w:fill="auto" w:val="clear"/>
+              <w:vertAlign w:val="baseline"/>
+              <w:rtl w:val="0"/>
+            </w:rPr>
+            <w:t xml:space="preserve">2.4.4 [Pipeline stage 4 — e.g. core modelling approach]</w:t>
+            <w:tab/>
+            <w:t xml:space="preserve">19</w:t>
+          </w:r>
           <w:r>
             <w:rPr>
               <w:rtl w:val="0"/>
@@ -3113,29 +3014,27 @@
               <w:vertAlign w:val="baseline"/>
             </w:rPr>
           </w:pPr>
-          <w:hyperlink w:anchor="">
-            <w:r>
-              <w:rPr>
-                <w:rFonts w:ascii="Times New Roman" w:cs="Times New Roman" w:eastAsia="Times New Roman" w:hAnsi="Times New Roman"/>
-                <w:b w:val="0"/>
-                <w:bCs w:val="0"/>
-                <w:i w:val="0"/>
-                <w:iCs w:val="0"/>
-                <w:smallCaps w:val="0"/>
-                <w:strike w:val="0"/>
-                <w:color w:val="000000"/>
-                <w:sz w:val="22"/>
-                <w:szCs w:val="22"/>
-                <w:u w:val="none"/>
-                <w:shd w:fill="auto" w:val="clear"/>
-                <w:vertAlign w:val="baseline"/>
-                <w:rtl w:val="0"/>
-              </w:rPr>
-              <w:t xml:space="preserve">2.4.5 [Pipeline stage 5 — e.g. reliability, uncertainty or robustness]</w:t>
-              <w:tab/>
-              <w:t xml:space="preserve">19</w:t>
-            </w:r>
-          </w:hyperlink>
+          <w:r>
+            <w:rPr>
+              <w:rFonts w:ascii="Times New Roman" w:cs="Times New Roman" w:eastAsia="Times New Roman" w:hAnsi="Times New Roman"/>
+              <w:b w:val="0"/>
+              <w:bCs w:val="0"/>
+              <w:i w:val="0"/>
+              <w:iCs w:val="0"/>
+              <w:smallCaps w:val="0"/>
+              <w:strike w:val="0"/>
+              <w:color w:val="000000"/>
+              <w:sz w:val="22"/>
+              <w:szCs w:val="22"/>
+              <w:u w:val="none"/>
+              <w:shd w:fill="auto" w:val="clear"/>
+              <w:vertAlign w:val="baseline"/>
+              <w:rtl w:val="0"/>
+            </w:rPr>
+            <w:t xml:space="preserve">2.4.5 [Pipeline stage 5 — e.g. reliability, uncertainty or robustness]</w:t>
+            <w:tab/>
+            <w:t xml:space="preserve">19</w:t>
+          </w:r>
           <w:r>
             <w:rPr>
               <w:rtl w:val="0"/>
@@ -3167,29 +3066,27 @@
               <w:vertAlign w:val="baseline"/>
             </w:rPr>
           </w:pPr>
-          <w:hyperlink w:anchor="">
-            <w:r>
-              <w:rPr>
-                <w:rFonts w:ascii="Times New Roman" w:cs="Times New Roman" w:eastAsia="Times New Roman" w:hAnsi="Times New Roman"/>
-                <w:b w:val="0"/>
-                <w:bCs w:val="0"/>
-                <w:i w:val="0"/>
-                <w:iCs w:val="0"/>
-                <w:smallCaps w:val="0"/>
-                <w:strike w:val="0"/>
-                <w:color w:val="000000"/>
-                <w:sz w:val="22"/>
-                <w:szCs w:val="22"/>
-                <w:u w:val="none"/>
-                <w:shd w:fill="auto" w:val="clear"/>
-                <w:vertAlign w:val="baseline"/>
-                <w:rtl w:val="0"/>
-              </w:rPr>
-              <w:t xml:space="preserve">2.4.6 [Pipeline stage 6 — e.g. interpretability or output presentation]</w:t>
-              <w:tab/>
-              <w:t xml:space="preserve">19</w:t>
-            </w:r>
-          </w:hyperlink>
+          <w:r>
+            <w:rPr>
+              <w:rFonts w:ascii="Times New Roman" w:cs="Times New Roman" w:eastAsia="Times New Roman" w:hAnsi="Times New Roman"/>
+              <w:b w:val="0"/>
+              <w:bCs w:val="0"/>
+              <w:i w:val="0"/>
+              <w:iCs w:val="0"/>
+              <w:smallCaps w:val="0"/>
+              <w:strike w:val="0"/>
+              <w:color w:val="000000"/>
+              <w:sz w:val="22"/>
+              <w:szCs w:val="22"/>
+              <w:u w:val="none"/>
+              <w:shd w:fill="auto" w:val="clear"/>
+              <w:vertAlign w:val="baseline"/>
+              <w:rtl w:val="0"/>
+            </w:rPr>
+            <w:t xml:space="preserve">2.4.6 [Pipeline stage 6 — e.g. interpretability or output presentation]</w:t>
+            <w:tab/>
+            <w:t xml:space="preserve">19</w:t>
+          </w:r>
           <w:r>
             <w:rPr>
               <w:rtl w:val="0"/>
@@ -3221,29 +3118,27 @@
               <w:vertAlign w:val="baseline"/>
             </w:rPr>
           </w:pPr>
-          <w:hyperlink w:anchor="">
-            <w:r>
-              <w:rPr>
-                <w:rFonts w:ascii="Times New Roman" w:cs="Times New Roman" w:eastAsia="Times New Roman" w:hAnsi="Times New Roman"/>
-                <w:b w:val="0"/>
-                <w:bCs w:val="0"/>
-                <w:i w:val="0"/>
-                <w:iCs w:val="0"/>
-                <w:smallCaps w:val="0"/>
-                <w:strike w:val="0"/>
-                <w:color w:val="000000"/>
-                <w:sz w:val="22"/>
-                <w:szCs w:val="22"/>
-                <w:u w:val="none"/>
-                <w:shd w:fill="auto" w:val="clear"/>
-                <w:vertAlign w:val="baseline"/>
-                <w:rtl w:val="0"/>
-              </w:rPr>
-              <w:t xml:space="preserve">2.4.7 [Pipeline stage 7 — e.g. training strategy and hyperparameter optimisation]</w:t>
-              <w:tab/>
-              <w:t xml:space="preserve">19</w:t>
-            </w:r>
-          </w:hyperlink>
+          <w:r>
+            <w:rPr>
+              <w:rFonts w:ascii="Times New Roman" w:cs="Times New Roman" w:eastAsia="Times New Roman" w:hAnsi="Times New Roman"/>
+              <w:b w:val="0"/>
+              <w:bCs w:val="0"/>
+              <w:i w:val="0"/>
+              <w:iCs w:val="0"/>
+              <w:smallCaps w:val="0"/>
+              <w:strike w:val="0"/>
+              <w:color w:val="000000"/>
+              <w:sz w:val="22"/>
+              <w:szCs w:val="22"/>
+              <w:u w:val="none"/>
+              <w:shd w:fill="auto" w:val="clear"/>
+              <w:vertAlign w:val="baseline"/>
+              <w:rtl w:val="0"/>
+            </w:rPr>
+            <w:t xml:space="preserve">2.4.7 [Pipeline stage 7 — e.g. training strategy and hyperparameter optimisation]</w:t>
+            <w:tab/>
+            <w:t xml:space="preserve">19</w:t>
+          </w:r>
           <w:r>
             <w:rPr>
               <w:rtl w:val="0"/>
@@ -3275,29 +3170,27 @@
               <w:vertAlign w:val="baseline"/>
             </w:rPr>
           </w:pPr>
-          <w:hyperlink w:anchor="">
-            <w:r>
-              <w:rPr>
-                <w:rFonts w:ascii="Times New Roman" w:cs="Times New Roman" w:eastAsia="Times New Roman" w:hAnsi="Times New Roman"/>
-                <w:b w:val="0"/>
-                <w:bCs w:val="0"/>
-                <w:i w:val="0"/>
-                <w:iCs w:val="0"/>
-                <w:smallCaps w:val="0"/>
-                <w:strike w:val="0"/>
-                <w:color w:val="000000"/>
-                <w:sz w:val="22"/>
-                <w:szCs w:val="22"/>
-                <w:u w:val="none"/>
-                <w:shd w:fill="auto" w:val="clear"/>
-                <w:vertAlign w:val="baseline"/>
-                <w:rtl w:val="0"/>
-              </w:rPr>
-              <w:t xml:space="preserve">2.5 Existing work: thematic analysis</w:t>
-              <w:tab/>
-              <w:t xml:space="preserve">19</w:t>
-            </w:r>
-          </w:hyperlink>
+          <w:r>
+            <w:rPr>
+              <w:rFonts w:ascii="Times New Roman" w:cs="Times New Roman" w:eastAsia="Times New Roman" w:hAnsi="Times New Roman"/>
+              <w:b w:val="0"/>
+              <w:bCs w:val="0"/>
+              <w:i w:val="0"/>
+              <w:iCs w:val="0"/>
+              <w:smallCaps w:val="0"/>
+              <w:strike w:val="0"/>
+              <w:color w:val="000000"/>
+              <w:sz w:val="22"/>
+              <w:szCs w:val="22"/>
+              <w:u w:val="none"/>
+              <w:shd w:fill="auto" w:val="clear"/>
+              <w:vertAlign w:val="baseline"/>
+              <w:rtl w:val="0"/>
+            </w:rPr>
+            <w:t xml:space="preserve">2.5 Existing work: thematic analysis</w:t>
+            <w:tab/>
+            <w:t xml:space="preserve">19</w:t>
+          </w:r>
           <w:r>
             <w:rPr>
               <w:rtl w:val="0"/>
@@ -3329,29 +3222,27 @@
               <w:vertAlign w:val="baseline"/>
             </w:rPr>
           </w:pPr>
-          <w:hyperlink w:anchor="">
-            <w:r>
-              <w:rPr>
-                <w:rFonts w:ascii="Times New Roman" w:cs="Times New Roman" w:eastAsia="Times New Roman" w:hAnsi="Times New Roman"/>
-                <w:b w:val="0"/>
-                <w:bCs w:val="0"/>
-                <w:i w:val="0"/>
-                <w:iCs w:val="0"/>
-                <w:smallCaps w:val="0"/>
-                <w:strike w:val="0"/>
-                <w:color w:val="000000"/>
-                <w:sz w:val="22"/>
-                <w:szCs w:val="22"/>
-                <w:u w:val="none"/>
-                <w:shd w:fill="auto" w:val="clear"/>
-                <w:vertAlign w:val="baseline"/>
-                <w:rtl w:val="0"/>
-              </w:rPr>
-              <w:t xml:space="preserve">2.6 Dataset review and comparison</w:t>
-              <w:tab/>
-              <w:t xml:space="preserve">20</w:t>
-            </w:r>
-          </w:hyperlink>
+          <w:r>
+            <w:rPr>
+              <w:rFonts w:ascii="Times New Roman" w:cs="Times New Roman" w:eastAsia="Times New Roman" w:hAnsi="Times New Roman"/>
+              <w:b w:val="0"/>
+              <w:bCs w:val="0"/>
+              <w:i w:val="0"/>
+              <w:iCs w:val="0"/>
+              <w:smallCaps w:val="0"/>
+              <w:strike w:val="0"/>
+              <w:color w:val="000000"/>
+              <w:sz w:val="22"/>
+              <w:szCs w:val="22"/>
+              <w:u w:val="none"/>
+              <w:shd w:fill="auto" w:val="clear"/>
+              <w:vertAlign w:val="baseline"/>
+              <w:rtl w:val="0"/>
+            </w:rPr>
+            <w:t xml:space="preserve">2.6 Dataset review and comparison</w:t>
+            <w:tab/>
+            <w:t xml:space="preserve">20</w:t>
+          </w:r>
           <w:r>
             <w:rPr>
               <w:rtl w:val="0"/>
@@ -3383,29 +3274,27 @@
               <w:vertAlign w:val="baseline"/>
             </w:rPr>
           </w:pPr>
-          <w:hyperlink w:anchor="">
-            <w:r>
-              <w:rPr>
-                <w:rFonts w:ascii="Times New Roman" w:cs="Times New Roman" w:eastAsia="Times New Roman" w:hAnsi="Times New Roman"/>
-                <w:b w:val="0"/>
-                <w:bCs w:val="0"/>
-                <w:i w:val="0"/>
-                <w:iCs w:val="0"/>
-                <w:smallCaps w:val="0"/>
-                <w:strike w:val="0"/>
-                <w:color w:val="000000"/>
-                <w:sz w:val="22"/>
-                <w:szCs w:val="22"/>
-                <w:u w:val="none"/>
-                <w:shd w:fill="auto" w:val="clear"/>
-                <w:vertAlign w:val="baseline"/>
-                <w:rtl w:val="0"/>
-              </w:rPr>
-              <w:t xml:space="preserve">2.7 Evaluation and benchmarking review</w:t>
-              <w:tab/>
-              <w:t xml:space="preserve">20</w:t>
-            </w:r>
-          </w:hyperlink>
+          <w:r>
+            <w:rPr>
+              <w:rFonts w:ascii="Times New Roman" w:cs="Times New Roman" w:eastAsia="Times New Roman" w:hAnsi="Times New Roman"/>
+              <w:b w:val="0"/>
+              <w:bCs w:val="0"/>
+              <w:i w:val="0"/>
+              <w:iCs w:val="0"/>
+              <w:smallCaps w:val="0"/>
+              <w:strike w:val="0"/>
+              <w:color w:val="000000"/>
+              <w:sz w:val="22"/>
+              <w:szCs w:val="22"/>
+              <w:u w:val="none"/>
+              <w:shd w:fill="auto" w:val="clear"/>
+              <w:vertAlign w:val="baseline"/>
+              <w:rtl w:val="0"/>
+            </w:rPr>
+            <w:t xml:space="preserve">2.7 Evaluation and benchmarking review</w:t>
+            <w:tab/>
+            <w:t xml:space="preserve">20</w:t>
+          </w:r>
           <w:r>
             <w:rPr>
               <w:rtl w:val="0"/>
@@ -3437,29 +3326,27 @@
               <w:vertAlign w:val="baseline"/>
             </w:rPr>
           </w:pPr>
-          <w:hyperlink w:anchor="">
-            <w:r>
-              <w:rPr>
-                <w:rFonts w:ascii="Times New Roman" w:cs="Times New Roman" w:eastAsia="Times New Roman" w:hAnsi="Times New Roman"/>
-                <w:b w:val="0"/>
-                <w:bCs w:val="0"/>
-                <w:i w:val="0"/>
-                <w:iCs w:val="0"/>
-                <w:smallCaps w:val="0"/>
-                <w:strike w:val="0"/>
-                <w:color w:val="000000"/>
-                <w:sz w:val="22"/>
-                <w:szCs w:val="22"/>
-                <w:u w:val="none"/>
-                <w:shd w:fill="auto" w:val="clear"/>
-                <w:vertAlign w:val="baseline"/>
-                <w:rtl w:val="0"/>
-              </w:rPr>
-              <w:t xml:space="preserve">2.8 Synthesis and final research positioning</w:t>
-              <w:tab/>
-              <w:t xml:space="preserve">20</w:t>
-            </w:r>
-          </w:hyperlink>
+          <w:r>
+            <w:rPr>
+              <w:rFonts w:ascii="Times New Roman" w:cs="Times New Roman" w:eastAsia="Times New Roman" w:hAnsi="Times New Roman"/>
+              <w:b w:val="0"/>
+              <w:bCs w:val="0"/>
+              <w:i w:val="0"/>
+              <w:iCs w:val="0"/>
+              <w:smallCaps w:val="0"/>
+              <w:strike w:val="0"/>
+              <w:color w:val="000000"/>
+              <w:sz w:val="22"/>
+              <w:szCs w:val="22"/>
+              <w:u w:val="none"/>
+              <w:shd w:fill="auto" w:val="clear"/>
+              <w:vertAlign w:val="baseline"/>
+              <w:rtl w:val="0"/>
+            </w:rPr>
+            <w:t xml:space="preserve">2.8 Synthesis and final research positioning</w:t>
+            <w:tab/>
+            <w:t xml:space="preserve">20</w:t>
+          </w:r>
           <w:r>
             <w:rPr>
               <w:rtl w:val="0"/>
@@ -3491,29 +3378,27 @@
               <w:vertAlign w:val="baseline"/>
             </w:rPr>
           </w:pPr>
-          <w:hyperlink w:anchor="">
-            <w:r>
-              <w:rPr>
-                <w:rFonts w:ascii="Times New Roman" w:cs="Times New Roman" w:eastAsia="Times New Roman" w:hAnsi="Times New Roman"/>
-                <w:b w:val="0"/>
-                <w:bCs w:val="0"/>
-                <w:i w:val="0"/>
-                <w:iCs w:val="0"/>
-                <w:smallCaps w:val="0"/>
-                <w:strike w:val="0"/>
-                <w:color w:val="000000"/>
-                <w:sz w:val="22"/>
-                <w:szCs w:val="22"/>
-                <w:u w:val="none"/>
-                <w:shd w:fill="auto" w:val="clear"/>
-                <w:vertAlign w:val="baseline"/>
-                <w:rtl w:val="0"/>
-              </w:rPr>
-              <w:t xml:space="preserve">2.9 Proposed conceptual architecture</w:t>
-              <w:tab/>
-              <w:t xml:space="preserve">20</w:t>
-            </w:r>
-          </w:hyperlink>
+          <w:r>
+            <w:rPr>
+              <w:rFonts w:ascii="Times New Roman" w:cs="Times New Roman" w:eastAsia="Times New Roman" w:hAnsi="Times New Roman"/>
+              <w:b w:val="0"/>
+              <w:bCs w:val="0"/>
+              <w:i w:val="0"/>
+              <w:iCs w:val="0"/>
+              <w:smallCaps w:val="0"/>
+              <w:strike w:val="0"/>
+              <w:color w:val="000000"/>
+              <w:sz w:val="22"/>
+              <w:szCs w:val="22"/>
+              <w:u w:val="none"/>
+              <w:shd w:fill="auto" w:val="clear"/>
+              <w:vertAlign w:val="baseline"/>
+              <w:rtl w:val="0"/>
+            </w:rPr>
+            <w:t xml:space="preserve">2.9 Proposed conceptual architecture</w:t>
+            <w:tab/>
+            <w:t xml:space="preserve">20</w:t>
+          </w:r>
           <w:r>
             <w:rPr>
               <w:rtl w:val="0"/>
@@ -3545,29 +3430,27 @@
               <w:vertAlign w:val="baseline"/>
             </w:rPr>
           </w:pPr>
-          <w:hyperlink w:anchor="">
-            <w:r>
-              <w:rPr>
-                <w:rFonts w:ascii="Times New Roman" w:cs="Times New Roman" w:eastAsia="Times New Roman" w:hAnsi="Times New Roman"/>
-                <w:b w:val="0"/>
-                <w:bCs w:val="0"/>
-                <w:i w:val="0"/>
-                <w:iCs w:val="0"/>
-                <w:smallCaps w:val="0"/>
-                <w:strike w:val="0"/>
-                <w:color w:val="000000"/>
-                <w:sz w:val="22"/>
-                <w:szCs w:val="22"/>
-                <w:u w:val="none"/>
-                <w:shd w:fill="auto" w:val="clear"/>
-                <w:vertAlign w:val="baseline"/>
-                <w:rtl w:val="0"/>
-              </w:rPr>
-              <w:t xml:space="preserve">2.10 Chapter summary</w:t>
-              <w:tab/>
-              <w:t xml:space="preserve">20</w:t>
-            </w:r>
-          </w:hyperlink>
+          <w:r>
+            <w:rPr>
+              <w:rFonts w:ascii="Times New Roman" w:cs="Times New Roman" w:eastAsia="Times New Roman" w:hAnsi="Times New Roman"/>
+              <w:b w:val="0"/>
+              <w:bCs w:val="0"/>
+              <w:i w:val="0"/>
+              <w:iCs w:val="0"/>
+              <w:smallCaps w:val="0"/>
+              <w:strike w:val="0"/>
+              <w:color w:val="000000"/>
+              <w:sz w:val="22"/>
+              <w:szCs w:val="22"/>
+              <w:u w:val="none"/>
+              <w:shd w:fill="auto" w:val="clear"/>
+              <w:vertAlign w:val="baseline"/>
+              <w:rtl w:val="0"/>
+            </w:rPr>
+            <w:t xml:space="preserve">2.10 Chapter summary</w:t>
+            <w:tab/>
+            <w:t xml:space="preserve">20</w:t>
+          </w:r>
           <w:r>
             <w:rPr>
               <w:rtl w:val="0"/>
@@ -3598,29 +3481,27 @@
               <w:vertAlign w:val="baseline"/>
             </w:rPr>
           </w:pPr>
-          <w:hyperlink w:anchor="">
-            <w:r>
-              <w:rPr>
-                <w:rFonts w:ascii="Times New Roman" w:cs="Times New Roman" w:eastAsia="Times New Roman" w:hAnsi="Times New Roman"/>
-                <w:b w:val="0"/>
-                <w:bCs w:val="0"/>
-                <w:i w:val="0"/>
-                <w:iCs w:val="0"/>
-                <w:smallCaps w:val="0"/>
-                <w:strike w:val="0"/>
-                <w:color w:val="000000"/>
-                <w:sz w:val="22"/>
-                <w:szCs w:val="22"/>
-                <w:u w:val="none"/>
-                <w:shd w:fill="auto" w:val="clear"/>
-                <w:vertAlign w:val="baseline"/>
-                <w:rtl w:val="0"/>
-              </w:rPr>
-              <w:t xml:space="preserve">CHAPTER 3: RESEARCH, TECHNICAL AND PROJECT METHODOLOGY</w:t>
-              <w:tab/>
-              <w:t xml:space="preserve">21</w:t>
-            </w:r>
-          </w:hyperlink>
+          <w:r>
+            <w:rPr>
+              <w:rFonts w:ascii="Times New Roman" w:cs="Times New Roman" w:eastAsia="Times New Roman" w:hAnsi="Times New Roman"/>
+              <w:b w:val="0"/>
+              <w:bCs w:val="0"/>
+              <w:i w:val="0"/>
+              <w:iCs w:val="0"/>
+              <w:smallCaps w:val="0"/>
+              <w:strike w:val="0"/>
+              <w:color w:val="000000"/>
+              <w:sz w:val="22"/>
+              <w:szCs w:val="22"/>
+              <w:u w:val="none"/>
+              <w:shd w:fill="auto" w:val="clear"/>
+              <w:vertAlign w:val="baseline"/>
+              <w:rtl w:val="0"/>
+            </w:rPr>
+            <w:t xml:space="preserve">CHAPTER 3: RESEARCH, TECHNICAL AND PROJECT METHODOLOGY</w:t>
+            <w:tab/>
+            <w:t xml:space="preserve">21</w:t>
+          </w:r>
           <w:r>
             <w:rPr>
               <w:rtl w:val="0"/>
@@ -3652,29 +3533,27 @@
               <w:vertAlign w:val="baseline"/>
             </w:rPr>
           </w:pPr>
-          <w:hyperlink w:anchor="">
-            <w:r>
-              <w:rPr>
-                <w:rFonts w:ascii="Times New Roman" w:cs="Times New Roman" w:eastAsia="Times New Roman" w:hAnsi="Times New Roman"/>
-                <w:b w:val="0"/>
-                <w:bCs w:val="0"/>
-                <w:i w:val="0"/>
-                <w:iCs w:val="0"/>
-                <w:smallCaps w:val="0"/>
-                <w:strike w:val="0"/>
-                <w:color w:val="000000"/>
-                <w:sz w:val="22"/>
-                <w:szCs w:val="22"/>
-                <w:u w:val="none"/>
-                <w:shd w:fill="auto" w:val="clear"/>
-                <w:vertAlign w:val="baseline"/>
-                <w:rtl w:val="0"/>
-              </w:rPr>
-              <w:t xml:space="preserve">3.1 Chapter overview</w:t>
-              <w:tab/>
-              <w:t xml:space="preserve">21</w:t>
-            </w:r>
-          </w:hyperlink>
+          <w:r>
+            <w:rPr>
+              <w:rFonts w:ascii="Times New Roman" w:cs="Times New Roman" w:eastAsia="Times New Roman" w:hAnsi="Times New Roman"/>
+              <w:b w:val="0"/>
+              <w:bCs w:val="0"/>
+              <w:i w:val="0"/>
+              <w:iCs w:val="0"/>
+              <w:smallCaps w:val="0"/>
+              <w:strike w:val="0"/>
+              <w:color w:val="000000"/>
+              <w:sz w:val="22"/>
+              <w:szCs w:val="22"/>
+              <w:u w:val="none"/>
+              <w:shd w:fill="auto" w:val="clear"/>
+              <w:vertAlign w:val="baseline"/>
+              <w:rtl w:val="0"/>
+            </w:rPr>
+            <w:t xml:space="preserve">3.1 Chapter overview</w:t>
+            <w:tab/>
+            <w:t xml:space="preserve">21</w:t>
+          </w:r>
           <w:r>
             <w:rPr>
               <w:rtl w:val="0"/>
@@ -3706,29 +3585,27 @@
               <w:vertAlign w:val="baseline"/>
             </w:rPr>
           </w:pPr>
-          <w:hyperlink w:anchor="">
-            <w:r>
-              <w:rPr>
-                <w:rFonts w:ascii="Times New Roman" w:cs="Times New Roman" w:eastAsia="Times New Roman" w:hAnsi="Times New Roman"/>
-                <w:b w:val="0"/>
-                <w:bCs w:val="0"/>
-                <w:i w:val="0"/>
-                <w:iCs w:val="0"/>
-                <w:smallCaps w:val="0"/>
-                <w:strike w:val="0"/>
-                <w:color w:val="000000"/>
-                <w:sz w:val="22"/>
-                <w:szCs w:val="22"/>
-                <w:u w:val="none"/>
-                <w:shd w:fill="auto" w:val="clear"/>
-                <w:vertAlign w:val="baseline"/>
-                <w:rtl w:val="0"/>
-              </w:rPr>
-              <w:t xml:space="preserve">3.2 Research methodology using Saunders' Research Onion</w:t>
-              <w:tab/>
-              <w:t xml:space="preserve">21</w:t>
-            </w:r>
-          </w:hyperlink>
+          <w:r>
+            <w:rPr>
+              <w:rFonts w:ascii="Times New Roman" w:cs="Times New Roman" w:eastAsia="Times New Roman" w:hAnsi="Times New Roman"/>
+              <w:b w:val="0"/>
+              <w:bCs w:val="0"/>
+              <w:i w:val="0"/>
+              <w:iCs w:val="0"/>
+              <w:smallCaps w:val="0"/>
+              <w:strike w:val="0"/>
+              <w:color w:val="000000"/>
+              <w:sz w:val="22"/>
+              <w:szCs w:val="22"/>
+              <w:u w:val="none"/>
+              <w:shd w:fill="auto" w:val="clear"/>
+              <w:vertAlign w:val="baseline"/>
+              <w:rtl w:val="0"/>
+            </w:rPr>
+            <w:t xml:space="preserve">3.2 Research methodology using Saunders' Research Onion</w:t>
+            <w:tab/>
+            <w:t xml:space="preserve">21</w:t>
+          </w:r>
           <w:r>
             <w:rPr>
               <w:rtl w:val="0"/>
@@ -3760,29 +3637,27 @@
               <w:vertAlign w:val="baseline"/>
             </w:rPr>
           </w:pPr>
-          <w:hyperlink w:anchor="">
-            <w:r>
-              <w:rPr>
-                <w:rFonts w:ascii="Times New Roman" w:cs="Times New Roman" w:eastAsia="Times New Roman" w:hAnsi="Times New Roman"/>
-                <w:b w:val="0"/>
-                <w:bCs w:val="0"/>
-                <w:i w:val="0"/>
-                <w:iCs w:val="0"/>
-                <w:smallCaps w:val="0"/>
-                <w:strike w:val="0"/>
-                <w:color w:val="000000"/>
-                <w:sz w:val="22"/>
-                <w:szCs w:val="22"/>
-                <w:u w:val="none"/>
-                <w:shd w:fill="auto" w:val="clear"/>
-                <w:vertAlign w:val="baseline"/>
-                <w:rtl w:val="0"/>
-              </w:rPr>
-              <w:t xml:space="preserve">3.3 Research design and hypotheses</w:t>
-              <w:tab/>
-              <w:t xml:space="preserve">21</w:t>
-            </w:r>
-          </w:hyperlink>
+          <w:r>
+            <w:rPr>
+              <w:rFonts w:ascii="Times New Roman" w:cs="Times New Roman" w:eastAsia="Times New Roman" w:hAnsi="Times New Roman"/>
+              <w:b w:val="0"/>
+              <w:bCs w:val="0"/>
+              <w:i w:val="0"/>
+              <w:iCs w:val="0"/>
+              <w:smallCaps w:val="0"/>
+              <w:strike w:val="0"/>
+              <w:color w:val="000000"/>
+              <w:sz w:val="22"/>
+              <w:szCs w:val="22"/>
+              <w:u w:val="none"/>
+              <w:shd w:fill="auto" w:val="clear"/>
+              <w:vertAlign w:val="baseline"/>
+              <w:rtl w:val="0"/>
+            </w:rPr>
+            <w:t xml:space="preserve">3.3 Research design and hypotheses</w:t>
+            <w:tab/>
+            <w:t xml:space="preserve">21</w:t>
+          </w:r>
           <w:r>
             <w:rPr>
               <w:rtl w:val="0"/>
@@ -3814,29 +3689,27 @@
               <w:vertAlign w:val="baseline"/>
             </w:rPr>
           </w:pPr>
-          <w:hyperlink w:anchor="">
-            <w:r>
-              <w:rPr>
-                <w:rFonts w:ascii="Times New Roman" w:cs="Times New Roman" w:eastAsia="Times New Roman" w:hAnsi="Times New Roman"/>
-                <w:b w:val="0"/>
-                <w:bCs w:val="0"/>
-                <w:i w:val="0"/>
-                <w:iCs w:val="0"/>
-                <w:smallCaps w:val="0"/>
-                <w:strike w:val="0"/>
-                <w:color w:val="000000"/>
-                <w:sz w:val="22"/>
-                <w:szCs w:val="22"/>
-                <w:u w:val="none"/>
-                <w:shd w:fill="auto" w:val="clear"/>
-                <w:vertAlign w:val="baseline"/>
-                <w:rtl w:val="0"/>
-              </w:rPr>
-              <w:t xml:space="preserve">3.4 Proposed technical methodology and implementation pipeline</w:t>
-              <w:tab/>
-              <w:t xml:space="preserve">21</w:t>
-            </w:r>
-          </w:hyperlink>
+          <w:r>
+            <w:rPr>
+              <w:rFonts w:ascii="Times New Roman" w:cs="Times New Roman" w:eastAsia="Times New Roman" w:hAnsi="Times New Roman"/>
+              <w:b w:val="0"/>
+              <w:bCs w:val="0"/>
+              <w:i w:val="0"/>
+              <w:iCs w:val="0"/>
+              <w:smallCaps w:val="0"/>
+              <w:strike w:val="0"/>
+              <w:color w:val="000000"/>
+              <w:sz w:val="22"/>
+              <w:szCs w:val="22"/>
+              <w:u w:val="none"/>
+              <w:shd w:fill="auto" w:val="clear"/>
+              <w:vertAlign w:val="baseline"/>
+              <w:rtl w:val="0"/>
+            </w:rPr>
+            <w:t xml:space="preserve">3.4 Proposed technical methodology and implementation pipeline</w:t>
+            <w:tab/>
+            <w:t xml:space="preserve">21</w:t>
+          </w:r>
           <w:r>
             <w:rPr>
               <w:rtl w:val="0"/>
@@ -3868,29 +3741,27 @@
               <w:vertAlign w:val="baseline"/>
             </w:rPr>
           </w:pPr>
-          <w:hyperlink w:anchor="">
-            <w:r>
-              <w:rPr>
-                <w:rFonts w:ascii="Times New Roman" w:cs="Times New Roman" w:eastAsia="Times New Roman" w:hAnsi="Times New Roman"/>
-                <w:b w:val="0"/>
-                <w:bCs w:val="0"/>
-                <w:i w:val="0"/>
-                <w:iCs w:val="0"/>
-                <w:smallCaps w:val="0"/>
-                <w:strike w:val="0"/>
-                <w:color w:val="000000"/>
-                <w:sz w:val="22"/>
-                <w:szCs w:val="22"/>
-                <w:u w:val="none"/>
-                <w:shd w:fill="auto" w:val="clear"/>
-                <w:vertAlign w:val="baseline"/>
-                <w:rtl w:val="0"/>
-              </w:rPr>
-              <w:t xml:space="preserve">3.4.1 [Data ingestion and governance]</w:t>
-              <w:tab/>
-              <w:t xml:space="preserve">21</w:t>
-            </w:r>
-          </w:hyperlink>
+          <w:r>
+            <w:rPr>
+              <w:rFonts w:ascii="Times New Roman" w:cs="Times New Roman" w:eastAsia="Times New Roman" w:hAnsi="Times New Roman"/>
+              <w:b w:val="0"/>
+              <w:bCs w:val="0"/>
+              <w:i w:val="0"/>
+              <w:iCs w:val="0"/>
+              <w:smallCaps w:val="0"/>
+              <w:strike w:val="0"/>
+              <w:color w:val="000000"/>
+              <w:sz w:val="22"/>
+              <w:szCs w:val="22"/>
+              <w:u w:val="none"/>
+              <w:shd w:fill="auto" w:val="clear"/>
+              <w:vertAlign w:val="baseline"/>
+              <w:rtl w:val="0"/>
+            </w:rPr>
+            <w:t xml:space="preserve">3.4.1 [Data ingestion and governance]</w:t>
+            <w:tab/>
+            <w:t xml:space="preserve">21</w:t>
+          </w:r>
           <w:r>
             <w:rPr>
               <w:rtl w:val="0"/>
@@ -3922,29 +3793,27 @@
               <w:vertAlign w:val="baseline"/>
             </w:rPr>
           </w:pPr>
-          <w:hyperlink w:anchor="">
-            <w:r>
-              <w:rPr>
-                <w:rFonts w:ascii="Times New Roman" w:cs="Times New Roman" w:eastAsia="Times New Roman" w:hAnsi="Times New Roman"/>
-                <w:b w:val="0"/>
-                <w:bCs w:val="0"/>
-                <w:i w:val="0"/>
-                <w:iCs w:val="0"/>
-                <w:smallCaps w:val="0"/>
-                <w:strike w:val="0"/>
-                <w:color w:val="000000"/>
-                <w:sz w:val="22"/>
-                <w:szCs w:val="22"/>
-                <w:u w:val="none"/>
-                <w:shd w:fill="auto" w:val="clear"/>
-                <w:vertAlign w:val="baseline"/>
-                <w:rtl w:val="0"/>
-              </w:rPr>
-              <w:t xml:space="preserve">3.4.2 [Data quality assessment]</w:t>
-              <w:tab/>
-              <w:t xml:space="preserve">21</w:t>
-            </w:r>
-          </w:hyperlink>
+          <w:r>
+            <w:rPr>
+              <w:rFonts w:ascii="Times New Roman" w:cs="Times New Roman" w:eastAsia="Times New Roman" w:hAnsi="Times New Roman"/>
+              <w:b w:val="0"/>
+              <w:bCs w:val="0"/>
+              <w:i w:val="0"/>
+              <w:iCs w:val="0"/>
+              <w:smallCaps w:val="0"/>
+              <w:strike w:val="0"/>
+              <w:color w:val="000000"/>
+              <w:sz w:val="22"/>
+              <w:szCs w:val="22"/>
+              <w:u w:val="none"/>
+              <w:shd w:fill="auto" w:val="clear"/>
+              <w:vertAlign w:val="baseline"/>
+              <w:rtl w:val="0"/>
+            </w:rPr>
+            <w:t xml:space="preserve">3.4.2 [Data quality assessment]</w:t>
+            <w:tab/>
+            <w:t xml:space="preserve">21</w:t>
+          </w:r>
           <w:r>
             <w:rPr>
               <w:rtl w:val="0"/>
@@ -3976,29 +3845,27 @@
               <w:vertAlign w:val="baseline"/>
             </w:rPr>
           </w:pPr>
-          <w:hyperlink w:anchor="">
-            <w:r>
-              <w:rPr>
-                <w:rFonts w:ascii="Times New Roman" w:cs="Times New Roman" w:eastAsia="Times New Roman" w:hAnsi="Times New Roman"/>
-                <w:b w:val="0"/>
-                <w:bCs w:val="0"/>
-                <w:i w:val="0"/>
-                <w:iCs w:val="0"/>
-                <w:smallCaps w:val="0"/>
-                <w:strike w:val="0"/>
-                <w:color w:val="000000"/>
-                <w:sz w:val="22"/>
-                <w:szCs w:val="22"/>
-                <w:u w:val="none"/>
-                <w:shd w:fill="auto" w:val="clear"/>
-                <w:vertAlign w:val="baseline"/>
-                <w:rtl w:val="0"/>
-              </w:rPr>
-              <w:t xml:space="preserve">3.4.3 [Pre-processing]</w:t>
-              <w:tab/>
-              <w:t xml:space="preserve">21</w:t>
-            </w:r>
-          </w:hyperlink>
+          <w:r>
+            <w:rPr>
+              <w:rFonts w:ascii="Times New Roman" w:cs="Times New Roman" w:eastAsia="Times New Roman" w:hAnsi="Times New Roman"/>
+              <w:b w:val="0"/>
+              <w:bCs w:val="0"/>
+              <w:i w:val="0"/>
+              <w:iCs w:val="0"/>
+              <w:smallCaps w:val="0"/>
+              <w:strike w:val="0"/>
+              <w:color w:val="000000"/>
+              <w:sz w:val="22"/>
+              <w:szCs w:val="22"/>
+              <w:u w:val="none"/>
+              <w:shd w:fill="auto" w:val="clear"/>
+              <w:vertAlign w:val="baseline"/>
+              <w:rtl w:val="0"/>
+            </w:rPr>
+            <w:t xml:space="preserve">3.4.3 [Pre-processing]</w:t>
+            <w:tab/>
+            <w:t xml:space="preserve">21</w:t>
+          </w:r>
           <w:r>
             <w:rPr>
               <w:rtl w:val="0"/>
@@ -4030,29 +3897,27 @@
               <w:vertAlign w:val="baseline"/>
             </w:rPr>
           </w:pPr>
-          <w:hyperlink w:anchor="">
-            <w:r>
-              <w:rPr>
-                <w:rFonts w:ascii="Times New Roman" w:cs="Times New Roman" w:eastAsia="Times New Roman" w:hAnsi="Times New Roman"/>
-                <w:b w:val="0"/>
-                <w:bCs w:val="0"/>
-                <w:i w:val="0"/>
-                <w:iCs w:val="0"/>
-                <w:smallCaps w:val="0"/>
-                <w:strike w:val="0"/>
-                <w:color w:val="000000"/>
-                <w:sz w:val="22"/>
-                <w:szCs w:val="22"/>
-                <w:u w:val="none"/>
-                <w:shd w:fill="auto" w:val="clear"/>
-                <w:vertAlign w:val="baseline"/>
-                <w:rtl w:val="0"/>
-              </w:rPr>
-              <w:t xml:space="preserve">3.4.4 [Baseline construction]</w:t>
-              <w:tab/>
-              <w:t xml:space="preserve">22</w:t>
-            </w:r>
-          </w:hyperlink>
+          <w:r>
+            <w:rPr>
+              <w:rFonts w:ascii="Times New Roman" w:cs="Times New Roman" w:eastAsia="Times New Roman" w:hAnsi="Times New Roman"/>
+              <w:b w:val="0"/>
+              <w:bCs w:val="0"/>
+              <w:i w:val="0"/>
+              <w:iCs w:val="0"/>
+              <w:smallCaps w:val="0"/>
+              <w:strike w:val="0"/>
+              <w:color w:val="000000"/>
+              <w:sz w:val="22"/>
+              <w:szCs w:val="22"/>
+              <w:u w:val="none"/>
+              <w:shd w:fill="auto" w:val="clear"/>
+              <w:vertAlign w:val="baseline"/>
+              <w:rtl w:val="0"/>
+            </w:rPr>
+            <w:t xml:space="preserve">3.4.4 [Baseline construction]</w:t>
+            <w:tab/>
+            <w:t xml:space="preserve">22</w:t>
+          </w:r>
           <w:r>
             <w:rPr>
               <w:rtl w:val="0"/>
@@ -4084,29 +3949,27 @@
               <w:vertAlign w:val="baseline"/>
             </w:rPr>
           </w:pPr>
-          <w:hyperlink w:anchor="">
-            <w:r>
-              <w:rPr>
-                <w:rFonts w:ascii="Times New Roman" w:cs="Times New Roman" w:eastAsia="Times New Roman" w:hAnsi="Times New Roman"/>
-                <w:b w:val="0"/>
-                <w:bCs w:val="0"/>
-                <w:i w:val="0"/>
-                <w:iCs w:val="0"/>
-                <w:smallCaps w:val="0"/>
-                <w:strike w:val="0"/>
-                <w:color w:val="000000"/>
-                <w:sz w:val="22"/>
-                <w:szCs w:val="22"/>
-                <w:u w:val="none"/>
-                <w:shd w:fill="auto" w:val="clear"/>
-                <w:vertAlign w:val="baseline"/>
-                <w:rtl w:val="0"/>
-              </w:rPr>
-              <w:t xml:space="preserve">3.4.5 [Proposed model or system]</w:t>
-              <w:tab/>
-              <w:t xml:space="preserve">22</w:t>
-            </w:r>
-          </w:hyperlink>
+          <w:r>
+            <w:rPr>
+              <w:rFonts w:ascii="Times New Roman" w:cs="Times New Roman" w:eastAsia="Times New Roman" w:hAnsi="Times New Roman"/>
+              <w:b w:val="0"/>
+              <w:bCs w:val="0"/>
+              <w:i w:val="0"/>
+              <w:iCs w:val="0"/>
+              <w:smallCaps w:val="0"/>
+              <w:strike w:val="0"/>
+              <w:color w:val="000000"/>
+              <w:sz w:val="22"/>
+              <w:szCs w:val="22"/>
+              <w:u w:val="none"/>
+              <w:shd w:fill="auto" w:val="clear"/>
+              <w:vertAlign w:val="baseline"/>
+              <w:rtl w:val="0"/>
+            </w:rPr>
+            <w:t xml:space="preserve">3.4.5 [Proposed model or system]</w:t>
+            <w:tab/>
+            <w:t xml:space="preserve">22</w:t>
+          </w:r>
           <w:r>
             <w:rPr>
               <w:rtl w:val="0"/>
@@ -4138,29 +4001,27 @@
               <w:vertAlign w:val="baseline"/>
             </w:rPr>
           </w:pPr>
-          <w:hyperlink w:anchor="">
-            <w:r>
-              <w:rPr>
-                <w:rFonts w:ascii="Times New Roman" w:cs="Times New Roman" w:eastAsia="Times New Roman" w:hAnsi="Times New Roman"/>
-                <w:b w:val="0"/>
-                <w:bCs w:val="0"/>
-                <w:i w:val="0"/>
-                <w:iCs w:val="0"/>
-                <w:smallCaps w:val="0"/>
-                <w:strike w:val="0"/>
-                <w:color w:val="000000"/>
-                <w:sz w:val="22"/>
-                <w:szCs w:val="22"/>
-                <w:u w:val="none"/>
-                <w:shd w:fill="auto" w:val="clear"/>
-                <w:vertAlign w:val="baseline"/>
-                <w:rtl w:val="0"/>
-              </w:rPr>
-              <w:t xml:space="preserve">3.4.6 [Reliability / uncertainty / robustness component]</w:t>
-              <w:tab/>
-              <w:t xml:space="preserve">22</w:t>
-            </w:r>
-          </w:hyperlink>
+          <w:r>
+            <w:rPr>
+              <w:rFonts w:ascii="Times New Roman" w:cs="Times New Roman" w:eastAsia="Times New Roman" w:hAnsi="Times New Roman"/>
+              <w:b w:val="0"/>
+              <w:bCs w:val="0"/>
+              <w:i w:val="0"/>
+              <w:iCs w:val="0"/>
+              <w:smallCaps w:val="0"/>
+              <w:strike w:val="0"/>
+              <w:color w:val="000000"/>
+              <w:sz w:val="22"/>
+              <w:szCs w:val="22"/>
+              <w:u w:val="none"/>
+              <w:shd w:fill="auto" w:val="clear"/>
+              <w:vertAlign w:val="baseline"/>
+              <w:rtl w:val="0"/>
+            </w:rPr>
+            <w:t xml:space="preserve">3.4.6 [Reliability / uncertainty / robustness component]</w:t>
+            <w:tab/>
+            <w:t xml:space="preserve">22</w:t>
+          </w:r>
           <w:r>
             <w:rPr>
               <w:rtl w:val="0"/>
@@ -4192,29 +4053,27 @@
               <w:vertAlign w:val="baseline"/>
             </w:rPr>
           </w:pPr>
-          <w:hyperlink w:anchor="">
-            <w:r>
-              <w:rPr>
-                <w:rFonts w:ascii="Times New Roman" w:cs="Times New Roman" w:eastAsia="Times New Roman" w:hAnsi="Times New Roman"/>
-                <w:b w:val="0"/>
-                <w:bCs w:val="0"/>
-                <w:i w:val="0"/>
-                <w:iCs w:val="0"/>
-                <w:smallCaps w:val="0"/>
-                <w:strike w:val="0"/>
-                <w:color w:val="000000"/>
-                <w:sz w:val="22"/>
-                <w:szCs w:val="22"/>
-                <w:u w:val="none"/>
-                <w:shd w:fill="auto" w:val="clear"/>
-                <w:vertAlign w:val="baseline"/>
-                <w:rtl w:val="0"/>
-              </w:rPr>
-              <w:t xml:space="preserve">3.4.7 [Output, explanation or presentation component]</w:t>
-              <w:tab/>
-              <w:t xml:space="preserve">22</w:t>
-            </w:r>
-          </w:hyperlink>
+          <w:r>
+            <w:rPr>
+              <w:rFonts w:ascii="Times New Roman" w:cs="Times New Roman" w:eastAsia="Times New Roman" w:hAnsi="Times New Roman"/>
+              <w:b w:val="0"/>
+              <w:bCs w:val="0"/>
+              <w:i w:val="0"/>
+              <w:iCs w:val="0"/>
+              <w:smallCaps w:val="0"/>
+              <w:strike w:val="0"/>
+              <w:color w:val="000000"/>
+              <w:sz w:val="22"/>
+              <w:szCs w:val="22"/>
+              <w:u w:val="none"/>
+              <w:shd w:fill="auto" w:val="clear"/>
+              <w:vertAlign w:val="baseline"/>
+              <w:rtl w:val="0"/>
+            </w:rPr>
+            <w:t xml:space="preserve">3.4.7 [Output, explanation or presentation component]</w:t>
+            <w:tab/>
+            <w:t xml:space="preserve">22</w:t>
+          </w:r>
           <w:r>
             <w:rPr>
               <w:rtl w:val="0"/>
@@ -4246,29 +4105,27 @@
               <w:vertAlign w:val="baseline"/>
             </w:rPr>
           </w:pPr>
-          <w:hyperlink w:anchor="">
-            <w:r>
-              <w:rPr>
-                <w:rFonts w:ascii="Times New Roman" w:cs="Times New Roman" w:eastAsia="Times New Roman" w:hAnsi="Times New Roman"/>
-                <w:b w:val="0"/>
-                <w:bCs w:val="0"/>
-                <w:i w:val="0"/>
-                <w:iCs w:val="0"/>
-                <w:smallCaps w:val="0"/>
-                <w:strike w:val="0"/>
-                <w:color w:val="000000"/>
-                <w:sz w:val="22"/>
-                <w:szCs w:val="22"/>
-                <w:u w:val="none"/>
-                <w:shd w:fill="auto" w:val="clear"/>
-                <w:vertAlign w:val="baseline"/>
-                <w:rtl w:val="0"/>
-              </w:rPr>
-              <w:t xml:space="preserve">3.4.8 [Reproducibility and experiment tracking]</w:t>
-              <w:tab/>
-              <w:t xml:space="preserve">22</w:t>
-            </w:r>
-          </w:hyperlink>
+          <w:r>
+            <w:rPr>
+              <w:rFonts w:ascii="Times New Roman" w:cs="Times New Roman" w:eastAsia="Times New Roman" w:hAnsi="Times New Roman"/>
+              <w:b w:val="0"/>
+              <w:bCs w:val="0"/>
+              <w:i w:val="0"/>
+              <w:iCs w:val="0"/>
+              <w:smallCaps w:val="0"/>
+              <w:strike w:val="0"/>
+              <w:color w:val="000000"/>
+              <w:sz w:val="22"/>
+              <w:szCs w:val="22"/>
+              <w:u w:val="none"/>
+              <w:shd w:fill="auto" w:val="clear"/>
+              <w:vertAlign w:val="baseline"/>
+              <w:rtl w:val="0"/>
+            </w:rPr>
+            <w:t xml:space="preserve">3.4.8 [Reproducibility and experiment tracking]</w:t>
+            <w:tab/>
+            <w:t xml:space="preserve">22</w:t>
+          </w:r>
           <w:r>
             <w:rPr>
               <w:rtl w:val="0"/>
@@ -4300,29 +4157,27 @@
               <w:vertAlign w:val="baseline"/>
             </w:rPr>
           </w:pPr>
-          <w:hyperlink w:anchor="">
-            <w:r>
-              <w:rPr>
-                <w:rFonts w:ascii="Times New Roman" w:cs="Times New Roman" w:eastAsia="Times New Roman" w:hAnsi="Times New Roman"/>
-                <w:b w:val="0"/>
-                <w:bCs w:val="0"/>
-                <w:i w:val="0"/>
-                <w:iCs w:val="0"/>
-                <w:smallCaps w:val="0"/>
-                <w:strike w:val="0"/>
-                <w:color w:val="000000"/>
-                <w:sz w:val="22"/>
-                <w:szCs w:val="22"/>
-                <w:u w:val="none"/>
-                <w:shd w:fill="auto" w:val="clear"/>
-                <w:vertAlign w:val="baseline"/>
-                <w:rtl w:val="0"/>
-              </w:rPr>
-              <w:t xml:space="preserve">3.5 Requirements engineering</w:t>
-              <w:tab/>
-              <w:t xml:space="preserve">22</w:t>
-            </w:r>
-          </w:hyperlink>
+          <w:r>
+            <w:rPr>
+              <w:rFonts w:ascii="Times New Roman" w:cs="Times New Roman" w:eastAsia="Times New Roman" w:hAnsi="Times New Roman"/>
+              <w:b w:val="0"/>
+              <w:bCs w:val="0"/>
+              <w:i w:val="0"/>
+              <w:iCs w:val="0"/>
+              <w:smallCaps w:val="0"/>
+              <w:strike w:val="0"/>
+              <w:color w:val="000000"/>
+              <w:sz w:val="22"/>
+              <w:szCs w:val="22"/>
+              <w:u w:val="none"/>
+              <w:shd w:fill="auto" w:val="clear"/>
+              <w:vertAlign w:val="baseline"/>
+              <w:rtl w:val="0"/>
+            </w:rPr>
+            <w:t xml:space="preserve">3.5 Requirements engineering</w:t>
+            <w:tab/>
+            <w:t xml:space="preserve">22</w:t>
+          </w:r>
           <w:r>
             <w:rPr>
               <w:rtl w:val="0"/>
@@ -4354,29 +4209,27 @@
               <w:vertAlign w:val="baseline"/>
             </w:rPr>
           </w:pPr>
-          <w:hyperlink w:anchor="">
-            <w:r>
-              <w:rPr>
-                <w:rFonts w:ascii="Times New Roman" w:cs="Times New Roman" w:eastAsia="Times New Roman" w:hAnsi="Times New Roman"/>
-                <w:b w:val="0"/>
-                <w:bCs w:val="0"/>
-                <w:i w:val="0"/>
-                <w:iCs w:val="0"/>
-                <w:smallCaps w:val="0"/>
-                <w:strike w:val="0"/>
-                <w:color w:val="000000"/>
-                <w:sz w:val="22"/>
-                <w:szCs w:val="22"/>
-                <w:u w:val="none"/>
-                <w:shd w:fill="auto" w:val="clear"/>
-                <w:vertAlign w:val="baseline"/>
-                <w:rtl w:val="0"/>
-              </w:rPr>
-              <w:t xml:space="preserve">3.5.1 Stakeholder analysis</w:t>
-              <w:tab/>
-              <w:t xml:space="preserve">22</w:t>
-            </w:r>
-          </w:hyperlink>
+          <w:r>
+            <w:rPr>
+              <w:rFonts w:ascii="Times New Roman" w:cs="Times New Roman" w:eastAsia="Times New Roman" w:hAnsi="Times New Roman"/>
+              <w:b w:val="0"/>
+              <w:bCs w:val="0"/>
+              <w:i w:val="0"/>
+              <w:iCs w:val="0"/>
+              <w:smallCaps w:val="0"/>
+              <w:strike w:val="0"/>
+              <w:color w:val="000000"/>
+              <w:sz w:val="22"/>
+              <w:szCs w:val="22"/>
+              <w:u w:val="none"/>
+              <w:shd w:fill="auto" w:val="clear"/>
+              <w:vertAlign w:val="baseline"/>
+              <w:rtl w:val="0"/>
+            </w:rPr>
+            <w:t xml:space="preserve">3.5.1 Stakeholder analysis</w:t>
+            <w:tab/>
+            <w:t xml:space="preserve">22</w:t>
+          </w:r>
           <w:r>
             <w:rPr>
               <w:rtl w:val="0"/>
@@ -4408,29 +4261,27 @@
               <w:vertAlign w:val="baseline"/>
             </w:rPr>
           </w:pPr>
-          <w:hyperlink w:anchor="">
-            <w:r>
-              <w:rPr>
-                <w:rFonts w:ascii="Times New Roman" w:cs="Times New Roman" w:eastAsia="Times New Roman" w:hAnsi="Times New Roman"/>
-                <w:b w:val="0"/>
-                <w:bCs w:val="0"/>
-                <w:i w:val="0"/>
-                <w:iCs w:val="0"/>
-                <w:smallCaps w:val="0"/>
-                <w:strike w:val="0"/>
-                <w:color w:val="000000"/>
-                <w:sz w:val="22"/>
-                <w:szCs w:val="22"/>
-                <w:u w:val="none"/>
-                <w:shd w:fill="auto" w:val="clear"/>
-                <w:vertAlign w:val="baseline"/>
-                <w:rtl w:val="0"/>
-              </w:rPr>
-              <w:t xml:space="preserve">3.5.2 Requirement elicitation and evidence</w:t>
-              <w:tab/>
-              <w:t xml:space="preserve">22</w:t>
-            </w:r>
-          </w:hyperlink>
+          <w:r>
+            <w:rPr>
+              <w:rFonts w:ascii="Times New Roman" w:cs="Times New Roman" w:eastAsia="Times New Roman" w:hAnsi="Times New Roman"/>
+              <w:b w:val="0"/>
+              <w:bCs w:val="0"/>
+              <w:i w:val="0"/>
+              <w:iCs w:val="0"/>
+              <w:smallCaps w:val="0"/>
+              <w:strike w:val="0"/>
+              <w:color w:val="000000"/>
+              <w:sz w:val="22"/>
+              <w:szCs w:val="22"/>
+              <w:u w:val="none"/>
+              <w:shd w:fill="auto" w:val="clear"/>
+              <w:vertAlign w:val="baseline"/>
+              <w:rtl w:val="0"/>
+            </w:rPr>
+            <w:t xml:space="preserve">3.5.2 Requirement elicitation and evidence</w:t>
+            <w:tab/>
+            <w:t xml:space="preserve">22</w:t>
+          </w:r>
           <w:r>
             <w:rPr>
               <w:rtl w:val="0"/>
@@ -4462,29 +4313,27 @@
               <w:vertAlign w:val="baseline"/>
             </w:rPr>
           </w:pPr>
-          <w:hyperlink w:anchor="">
-            <w:r>
-              <w:rPr>
-                <w:rFonts w:ascii="Times New Roman" w:cs="Times New Roman" w:eastAsia="Times New Roman" w:hAnsi="Times New Roman"/>
-                <w:b w:val="0"/>
-                <w:bCs w:val="0"/>
-                <w:i w:val="0"/>
-                <w:iCs w:val="0"/>
-                <w:smallCaps w:val="0"/>
-                <w:strike w:val="0"/>
-                <w:color w:val="000000"/>
-                <w:sz w:val="22"/>
-                <w:szCs w:val="22"/>
-                <w:u w:val="none"/>
-                <w:shd w:fill="auto" w:val="clear"/>
-                <w:vertAlign w:val="baseline"/>
-                <w:rtl w:val="0"/>
-              </w:rPr>
-              <w:t xml:space="preserve">3.5.3 Functional and non-functional requirements</w:t>
-              <w:tab/>
-              <w:t xml:space="preserve">22</w:t>
-            </w:r>
-          </w:hyperlink>
+          <w:r>
+            <w:rPr>
+              <w:rFonts w:ascii="Times New Roman" w:cs="Times New Roman" w:eastAsia="Times New Roman" w:hAnsi="Times New Roman"/>
+              <w:b w:val="0"/>
+              <w:bCs w:val="0"/>
+              <w:i w:val="0"/>
+              <w:iCs w:val="0"/>
+              <w:smallCaps w:val="0"/>
+              <w:strike w:val="0"/>
+              <w:color w:val="000000"/>
+              <w:sz w:val="22"/>
+              <w:szCs w:val="22"/>
+              <w:u w:val="none"/>
+              <w:shd w:fill="auto" w:val="clear"/>
+              <w:vertAlign w:val="baseline"/>
+              <w:rtl w:val="0"/>
+            </w:rPr>
+            <w:t xml:space="preserve">3.5.3 Functional and non-functional requirements</w:t>
+            <w:tab/>
+            <w:t xml:space="preserve">22</w:t>
+          </w:r>
           <w:r>
             <w:rPr>
               <w:rtl w:val="0"/>
@@ -4516,29 +4365,27 @@
               <w:vertAlign w:val="baseline"/>
             </w:rPr>
           </w:pPr>
-          <w:hyperlink w:anchor="">
-            <w:r>
-              <w:rPr>
-                <w:rFonts w:ascii="Times New Roman" w:cs="Times New Roman" w:eastAsia="Times New Roman" w:hAnsi="Times New Roman"/>
-                <w:b w:val="0"/>
-                <w:bCs w:val="0"/>
-                <w:i w:val="0"/>
-                <w:iCs w:val="0"/>
-                <w:smallCaps w:val="0"/>
-                <w:strike w:val="0"/>
-                <w:color w:val="000000"/>
-                <w:sz w:val="22"/>
-                <w:szCs w:val="22"/>
-                <w:u w:val="none"/>
-                <w:shd w:fill="auto" w:val="clear"/>
-                <w:vertAlign w:val="baseline"/>
-                <w:rtl w:val="0"/>
-              </w:rPr>
-              <w:t xml:space="preserve">3.6 System and software design</w:t>
-              <w:tab/>
-              <w:t xml:space="preserve">22</w:t>
-            </w:r>
-          </w:hyperlink>
+          <w:r>
+            <w:rPr>
+              <w:rFonts w:ascii="Times New Roman" w:cs="Times New Roman" w:eastAsia="Times New Roman" w:hAnsi="Times New Roman"/>
+              <w:b w:val="0"/>
+              <w:bCs w:val="0"/>
+              <w:i w:val="0"/>
+              <w:iCs w:val="0"/>
+              <w:smallCaps w:val="0"/>
+              <w:strike w:val="0"/>
+              <w:color w:val="000000"/>
+              <w:sz w:val="22"/>
+              <w:szCs w:val="22"/>
+              <w:u w:val="none"/>
+              <w:shd w:fill="auto" w:val="clear"/>
+              <w:vertAlign w:val="baseline"/>
+              <w:rtl w:val="0"/>
+            </w:rPr>
+            <w:t xml:space="preserve">3.6 System and software design</w:t>
+            <w:tab/>
+            <w:t xml:space="preserve">22</w:t>
+          </w:r>
           <w:r>
             <w:rPr>
               <w:rtl w:val="0"/>
@@ -4570,29 +4417,27 @@
               <w:vertAlign w:val="baseline"/>
             </w:rPr>
           </w:pPr>
-          <w:hyperlink w:anchor="">
-            <w:r>
-              <w:rPr>
-                <w:rFonts w:ascii="Times New Roman" w:cs="Times New Roman" w:eastAsia="Times New Roman" w:hAnsi="Times New Roman"/>
-                <w:b w:val="0"/>
-                <w:bCs w:val="0"/>
-                <w:i w:val="0"/>
-                <w:iCs w:val="0"/>
-                <w:smallCaps w:val="0"/>
-                <w:strike w:val="0"/>
-                <w:color w:val="000000"/>
-                <w:sz w:val="22"/>
-                <w:szCs w:val="22"/>
-                <w:u w:val="none"/>
-                <w:shd w:fill="auto" w:val="clear"/>
-                <w:vertAlign w:val="baseline"/>
-                <w:rtl w:val="0"/>
-              </w:rPr>
-              <w:t xml:space="preserve">3.7 Data requirements and management plan</w:t>
-              <w:tab/>
-              <w:t xml:space="preserve">23</w:t>
-            </w:r>
-          </w:hyperlink>
+          <w:r>
+            <w:rPr>
+              <w:rFonts w:ascii="Times New Roman" w:cs="Times New Roman" w:eastAsia="Times New Roman" w:hAnsi="Times New Roman"/>
+              <w:b w:val="0"/>
+              <w:bCs w:val="0"/>
+              <w:i w:val="0"/>
+              <w:iCs w:val="0"/>
+              <w:smallCaps w:val="0"/>
+              <w:strike w:val="0"/>
+              <w:color w:val="000000"/>
+              <w:sz w:val="22"/>
+              <w:szCs w:val="22"/>
+              <w:u w:val="none"/>
+              <w:shd w:fill="auto" w:val="clear"/>
+              <w:vertAlign w:val="baseline"/>
+              <w:rtl w:val="0"/>
+            </w:rPr>
+            <w:t xml:space="preserve">3.7 Data requirements and management plan</w:t>
+            <w:tab/>
+            <w:t xml:space="preserve">23</w:t>
+          </w:r>
           <w:r>
             <w:rPr>
               <w:rtl w:val="0"/>
@@ -4624,29 +4469,27 @@
               <w:vertAlign w:val="baseline"/>
             </w:rPr>
           </w:pPr>
-          <w:hyperlink w:anchor="">
-            <w:r>
-              <w:rPr>
-                <w:rFonts w:ascii="Times New Roman" w:cs="Times New Roman" w:eastAsia="Times New Roman" w:hAnsi="Times New Roman"/>
-                <w:b w:val="0"/>
-                <w:bCs w:val="0"/>
-                <w:i w:val="0"/>
-                <w:iCs w:val="0"/>
-                <w:smallCaps w:val="0"/>
-                <w:strike w:val="0"/>
-                <w:color w:val="000000"/>
-                <w:sz w:val="22"/>
-                <w:szCs w:val="22"/>
-                <w:u w:val="none"/>
-                <w:shd w:fill="auto" w:val="clear"/>
-                <w:vertAlign w:val="baseline"/>
-                <w:rtl w:val="0"/>
-              </w:rPr>
-              <w:t xml:space="preserve">3.8 Development methodology</w:t>
-              <w:tab/>
-              <w:t xml:space="preserve">23</w:t>
-            </w:r>
-          </w:hyperlink>
+          <w:r>
+            <w:rPr>
+              <w:rFonts w:ascii="Times New Roman" w:cs="Times New Roman" w:eastAsia="Times New Roman" w:hAnsi="Times New Roman"/>
+              <w:b w:val="0"/>
+              <w:bCs w:val="0"/>
+              <w:i w:val="0"/>
+              <w:iCs w:val="0"/>
+              <w:smallCaps w:val="0"/>
+              <w:strike w:val="0"/>
+              <w:color w:val="000000"/>
+              <w:sz w:val="22"/>
+              <w:szCs w:val="22"/>
+              <w:u w:val="none"/>
+              <w:shd w:fill="auto" w:val="clear"/>
+              <w:vertAlign w:val="baseline"/>
+              <w:rtl w:val="0"/>
+            </w:rPr>
+            <w:t xml:space="preserve">3.8 Development methodology</w:t>
+            <w:tab/>
+            <w:t xml:space="preserve">23</w:t>
+          </w:r>
           <w:r>
             <w:rPr>
               <w:rtl w:val="0"/>
@@ -4678,29 +4521,27 @@
               <w:vertAlign w:val="baseline"/>
             </w:rPr>
           </w:pPr>
-          <w:hyperlink w:anchor="">
-            <w:r>
-              <w:rPr>
-                <w:rFonts w:ascii="Times New Roman" w:cs="Times New Roman" w:eastAsia="Times New Roman" w:hAnsi="Times New Roman"/>
-                <w:b w:val="0"/>
-                <w:bCs w:val="0"/>
-                <w:i w:val="0"/>
-                <w:iCs w:val="0"/>
-                <w:smallCaps w:val="0"/>
-                <w:strike w:val="0"/>
-                <w:color w:val="000000"/>
-                <w:sz w:val="22"/>
-                <w:szCs w:val="22"/>
-                <w:u w:val="none"/>
-                <w:shd w:fill="auto" w:val="clear"/>
-                <w:vertAlign w:val="baseline"/>
-                <w:rtl w:val="0"/>
-              </w:rPr>
-              <w:t xml:space="preserve">3.9 Evaluation methodology</w:t>
-              <w:tab/>
-              <w:t xml:space="preserve">23</w:t>
-            </w:r>
-          </w:hyperlink>
+          <w:r>
+            <w:rPr>
+              <w:rFonts w:ascii="Times New Roman" w:cs="Times New Roman" w:eastAsia="Times New Roman" w:hAnsi="Times New Roman"/>
+              <w:b w:val="0"/>
+              <w:bCs w:val="0"/>
+              <w:i w:val="0"/>
+              <w:iCs w:val="0"/>
+              <w:smallCaps w:val="0"/>
+              <w:strike w:val="0"/>
+              <w:color w:val="000000"/>
+              <w:sz w:val="22"/>
+              <w:szCs w:val="22"/>
+              <w:u w:val="none"/>
+              <w:shd w:fill="auto" w:val="clear"/>
+              <w:vertAlign w:val="baseline"/>
+              <w:rtl w:val="0"/>
+            </w:rPr>
+            <w:t xml:space="preserve">3.9 Evaluation methodology</w:t>
+            <w:tab/>
+            <w:t xml:space="preserve">23</w:t>
+          </w:r>
           <w:r>
             <w:rPr>
               <w:rtl w:val="0"/>
@@ -4732,29 +4573,27 @@
               <w:vertAlign w:val="baseline"/>
             </w:rPr>
           </w:pPr>
-          <w:hyperlink w:anchor="">
-            <w:r>
-              <w:rPr>
-                <w:rFonts w:ascii="Times New Roman" w:cs="Times New Roman" w:eastAsia="Times New Roman" w:hAnsi="Times New Roman"/>
-                <w:b w:val="0"/>
-                <w:bCs w:val="0"/>
-                <w:i w:val="0"/>
-                <w:iCs w:val="0"/>
-                <w:smallCaps w:val="0"/>
-                <w:strike w:val="0"/>
-                <w:color w:val="000000"/>
-                <w:sz w:val="22"/>
-                <w:szCs w:val="22"/>
-                <w:u w:val="none"/>
-                <w:shd w:fill="auto" w:val="clear"/>
-                <w:vertAlign w:val="baseline"/>
-                <w:rtl w:val="0"/>
-              </w:rPr>
-              <w:t xml:space="preserve">3.9.1 Dataset splits and validation protocol</w:t>
-              <w:tab/>
-              <w:t xml:space="preserve">23</w:t>
-            </w:r>
-          </w:hyperlink>
+          <w:r>
+            <w:rPr>
+              <w:rFonts w:ascii="Times New Roman" w:cs="Times New Roman" w:eastAsia="Times New Roman" w:hAnsi="Times New Roman"/>
+              <w:b w:val="0"/>
+              <w:bCs w:val="0"/>
+              <w:i w:val="0"/>
+              <w:iCs w:val="0"/>
+              <w:smallCaps w:val="0"/>
+              <w:strike w:val="0"/>
+              <w:color w:val="000000"/>
+              <w:sz w:val="22"/>
+              <w:szCs w:val="22"/>
+              <w:u w:val="none"/>
+              <w:shd w:fill="auto" w:val="clear"/>
+              <w:vertAlign w:val="baseline"/>
+              <w:rtl w:val="0"/>
+            </w:rPr>
+            <w:t xml:space="preserve">3.9.1 Dataset splits and validation protocol</w:t>
+            <w:tab/>
+            <w:t xml:space="preserve">23</w:t>
+          </w:r>
           <w:r>
             <w:rPr>
               <w:rtl w:val="0"/>
@@ -4786,29 +4625,27 @@
               <w:vertAlign w:val="baseline"/>
             </w:rPr>
           </w:pPr>
-          <w:hyperlink w:anchor="">
-            <w:r>
-              <w:rPr>
-                <w:rFonts w:ascii="Times New Roman" w:cs="Times New Roman" w:eastAsia="Times New Roman" w:hAnsi="Times New Roman"/>
-                <w:b w:val="0"/>
-                <w:bCs w:val="0"/>
-                <w:i w:val="0"/>
-                <w:iCs w:val="0"/>
-                <w:smallCaps w:val="0"/>
-                <w:strike w:val="0"/>
-                <w:color w:val="000000"/>
-                <w:sz w:val="22"/>
-                <w:szCs w:val="22"/>
-                <w:u w:val="none"/>
-                <w:shd w:fill="auto" w:val="clear"/>
-                <w:vertAlign w:val="baseline"/>
-                <w:rtl w:val="0"/>
-              </w:rPr>
-              <w:t xml:space="preserve">3.9.2 Baselines and ablation studies</w:t>
-              <w:tab/>
-              <w:t xml:space="preserve">23</w:t>
-            </w:r>
-          </w:hyperlink>
+          <w:r>
+            <w:rPr>
+              <w:rFonts w:ascii="Times New Roman" w:cs="Times New Roman" w:eastAsia="Times New Roman" w:hAnsi="Times New Roman"/>
+              <w:b w:val="0"/>
+              <w:bCs w:val="0"/>
+              <w:i w:val="0"/>
+              <w:iCs w:val="0"/>
+              <w:smallCaps w:val="0"/>
+              <w:strike w:val="0"/>
+              <w:color w:val="000000"/>
+              <w:sz w:val="22"/>
+              <w:szCs w:val="22"/>
+              <w:u w:val="none"/>
+              <w:shd w:fill="auto" w:val="clear"/>
+              <w:vertAlign w:val="baseline"/>
+              <w:rtl w:val="0"/>
+            </w:rPr>
+            <w:t xml:space="preserve">3.9.2 Baselines and ablation studies</w:t>
+            <w:tab/>
+            <w:t xml:space="preserve">23</w:t>
+          </w:r>
           <w:r>
             <w:rPr>
               <w:rtl w:val="0"/>
@@ -4840,29 +4677,27 @@
               <w:vertAlign w:val="baseline"/>
             </w:rPr>
           </w:pPr>
-          <w:hyperlink w:anchor="">
-            <w:r>
-              <w:rPr>
-                <w:rFonts w:ascii="Times New Roman" w:cs="Times New Roman" w:eastAsia="Times New Roman" w:hAnsi="Times New Roman"/>
-                <w:b w:val="0"/>
-                <w:bCs w:val="0"/>
-                <w:i w:val="0"/>
-                <w:iCs w:val="0"/>
-                <w:smallCaps w:val="0"/>
-                <w:strike w:val="0"/>
-                <w:color w:val="000000"/>
-                <w:sz w:val="22"/>
-                <w:szCs w:val="22"/>
-                <w:u w:val="none"/>
-                <w:shd w:fill="auto" w:val="clear"/>
-                <w:vertAlign w:val="baseline"/>
-                <w:rtl w:val="0"/>
-              </w:rPr>
-              <w:t xml:space="preserve">3.9.3 Metrics and analysis</w:t>
-              <w:tab/>
-              <w:t xml:space="preserve">23</w:t>
-            </w:r>
-          </w:hyperlink>
+          <w:r>
+            <w:rPr>
+              <w:rFonts w:ascii="Times New Roman" w:cs="Times New Roman" w:eastAsia="Times New Roman" w:hAnsi="Times New Roman"/>
+              <w:b w:val="0"/>
+              <w:bCs w:val="0"/>
+              <w:i w:val="0"/>
+              <w:iCs w:val="0"/>
+              <w:smallCaps w:val="0"/>
+              <w:strike w:val="0"/>
+              <w:color w:val="000000"/>
+              <w:sz w:val="22"/>
+              <w:szCs w:val="22"/>
+              <w:u w:val="none"/>
+              <w:shd w:fill="auto" w:val="clear"/>
+              <w:vertAlign w:val="baseline"/>
+              <w:rtl w:val="0"/>
+            </w:rPr>
+            <w:t xml:space="preserve">3.9.3 Metrics and analysis</w:t>
+            <w:tab/>
+            <w:t xml:space="preserve">23</w:t>
+          </w:r>
           <w:r>
             <w:rPr>
               <w:rtl w:val="0"/>
@@ -4894,29 +4729,27 @@
               <w:vertAlign w:val="baseline"/>
             </w:rPr>
           </w:pPr>
-          <w:hyperlink w:anchor="">
-            <w:r>
-              <w:rPr>
-                <w:rFonts w:ascii="Times New Roman" w:cs="Times New Roman" w:eastAsia="Times New Roman" w:hAnsi="Times New Roman"/>
-                <w:b w:val="0"/>
-                <w:bCs w:val="0"/>
-                <w:i w:val="0"/>
-                <w:iCs w:val="0"/>
-                <w:smallCaps w:val="0"/>
-                <w:strike w:val="0"/>
-                <w:color w:val="000000"/>
-                <w:sz w:val="22"/>
-                <w:szCs w:val="22"/>
-                <w:u w:val="none"/>
-                <w:shd w:fill="auto" w:val="clear"/>
-                <w:vertAlign w:val="baseline"/>
-                <w:rtl w:val="0"/>
-              </w:rPr>
-              <w:t xml:space="preserve">3.9.4 Research question to evaluation traceability</w:t>
-              <w:tab/>
-              <w:t xml:space="preserve">24</w:t>
-            </w:r>
-          </w:hyperlink>
+          <w:r>
+            <w:rPr>
+              <w:rFonts w:ascii="Times New Roman" w:cs="Times New Roman" w:eastAsia="Times New Roman" w:hAnsi="Times New Roman"/>
+              <w:b w:val="0"/>
+              <w:bCs w:val="0"/>
+              <w:i w:val="0"/>
+              <w:iCs w:val="0"/>
+              <w:smallCaps w:val="0"/>
+              <w:strike w:val="0"/>
+              <w:color w:val="000000"/>
+              <w:sz w:val="22"/>
+              <w:szCs w:val="22"/>
+              <w:u w:val="none"/>
+              <w:shd w:fill="auto" w:val="clear"/>
+              <w:vertAlign w:val="baseline"/>
+              <w:rtl w:val="0"/>
+            </w:rPr>
+            <w:t xml:space="preserve">3.9.4 Research question to evaluation traceability</w:t>
+            <w:tab/>
+            <w:t xml:space="preserve">24</w:t>
+          </w:r>
           <w:r>
             <w:rPr>
               <w:rtl w:val="0"/>
@@ -4948,29 +4781,27 @@
               <w:vertAlign w:val="baseline"/>
             </w:rPr>
           </w:pPr>
-          <w:hyperlink w:anchor="">
-            <w:r>
-              <w:rPr>
-                <w:rFonts w:ascii="Times New Roman" w:cs="Times New Roman" w:eastAsia="Times New Roman" w:hAnsi="Times New Roman"/>
-                <w:b w:val="0"/>
-                <w:bCs w:val="0"/>
-                <w:i w:val="0"/>
-                <w:iCs w:val="0"/>
-                <w:smallCaps w:val="0"/>
-                <w:strike w:val="0"/>
-                <w:color w:val="000000"/>
-                <w:sz w:val="22"/>
-                <w:szCs w:val="22"/>
-                <w:u w:val="none"/>
-                <w:shd w:fill="auto" w:val="clear"/>
-                <w:vertAlign w:val="baseline"/>
-                <w:rtl w:val="0"/>
-              </w:rPr>
-              <w:t xml:space="preserve">3.10 Project management methodology</w:t>
-              <w:tab/>
-              <w:t xml:space="preserve">24</w:t>
-            </w:r>
-          </w:hyperlink>
+          <w:r>
+            <w:rPr>
+              <w:rFonts w:ascii="Times New Roman" w:cs="Times New Roman" w:eastAsia="Times New Roman" w:hAnsi="Times New Roman"/>
+              <w:b w:val="0"/>
+              <w:bCs w:val="0"/>
+              <w:i w:val="0"/>
+              <w:iCs w:val="0"/>
+              <w:smallCaps w:val="0"/>
+              <w:strike w:val="0"/>
+              <w:color w:val="000000"/>
+              <w:sz w:val="22"/>
+              <w:szCs w:val="22"/>
+              <w:u w:val="none"/>
+              <w:shd w:fill="auto" w:val="clear"/>
+              <w:vertAlign w:val="baseline"/>
+              <w:rtl w:val="0"/>
+            </w:rPr>
+            <w:t xml:space="preserve">3.10 Project management methodology</w:t>
+            <w:tab/>
+            <w:t xml:space="preserve">24</w:t>
+          </w:r>
           <w:r>
             <w:rPr>
               <w:rtl w:val="0"/>
@@ -5002,29 +4833,27 @@
               <w:vertAlign w:val="baseline"/>
             </w:rPr>
           </w:pPr>
-          <w:hyperlink w:anchor="">
-            <w:r>
-              <w:rPr>
-                <w:rFonts w:ascii="Times New Roman" w:cs="Times New Roman" w:eastAsia="Times New Roman" w:hAnsi="Times New Roman"/>
-                <w:b w:val="0"/>
-                <w:bCs w:val="0"/>
-                <w:i w:val="0"/>
-                <w:iCs w:val="0"/>
-                <w:smallCaps w:val="0"/>
-                <w:strike w:val="0"/>
-                <w:color w:val="000000"/>
-                <w:sz w:val="22"/>
-                <w:szCs w:val="22"/>
-                <w:u w:val="none"/>
-                <w:shd w:fill="auto" w:val="clear"/>
-                <w:vertAlign w:val="baseline"/>
-                <w:rtl w:val="0"/>
-              </w:rPr>
-              <w:t xml:space="preserve">3.10.1 Schedule and milestones</w:t>
-              <w:tab/>
-              <w:t xml:space="preserve">24</w:t>
-            </w:r>
-          </w:hyperlink>
+          <w:r>
+            <w:rPr>
+              <w:rFonts w:ascii="Times New Roman" w:cs="Times New Roman" w:eastAsia="Times New Roman" w:hAnsi="Times New Roman"/>
+              <w:b w:val="0"/>
+              <w:bCs w:val="0"/>
+              <w:i w:val="0"/>
+              <w:iCs w:val="0"/>
+              <w:smallCaps w:val="0"/>
+              <w:strike w:val="0"/>
+              <w:color w:val="000000"/>
+              <w:sz w:val="22"/>
+              <w:szCs w:val="22"/>
+              <w:u w:val="none"/>
+              <w:shd w:fill="auto" w:val="clear"/>
+              <w:vertAlign w:val="baseline"/>
+              <w:rtl w:val="0"/>
+            </w:rPr>
+            <w:t xml:space="preserve">3.10.1 Schedule and milestones</w:t>
+            <w:tab/>
+            <w:t xml:space="preserve">24</w:t>
+          </w:r>
           <w:r>
             <w:rPr>
               <w:rtl w:val="0"/>
@@ -5056,29 +4885,27 @@
               <w:vertAlign w:val="baseline"/>
             </w:rPr>
           </w:pPr>
-          <w:hyperlink w:anchor="">
-            <w:r>
-              <w:rPr>
-                <w:rFonts w:ascii="Times New Roman" w:cs="Times New Roman" w:eastAsia="Times New Roman" w:hAnsi="Times New Roman"/>
-                <w:b w:val="0"/>
-                <w:bCs w:val="0"/>
-                <w:i w:val="0"/>
-                <w:iCs w:val="0"/>
-                <w:smallCaps w:val="0"/>
-                <w:strike w:val="0"/>
-                <w:color w:val="000000"/>
-                <w:sz w:val="22"/>
-                <w:szCs w:val="22"/>
-                <w:u w:val="none"/>
-                <w:shd w:fill="auto" w:val="clear"/>
-                <w:vertAlign w:val="baseline"/>
-                <w:rtl w:val="0"/>
-              </w:rPr>
-              <w:t xml:space="preserve">3.10.2 Deliverables and dates</w:t>
-              <w:tab/>
-              <w:t xml:space="preserve">24</w:t>
-            </w:r>
-          </w:hyperlink>
+          <w:r>
+            <w:rPr>
+              <w:rFonts w:ascii="Times New Roman" w:cs="Times New Roman" w:eastAsia="Times New Roman" w:hAnsi="Times New Roman"/>
+              <w:b w:val="0"/>
+              <w:bCs w:val="0"/>
+              <w:i w:val="0"/>
+              <w:iCs w:val="0"/>
+              <w:smallCaps w:val="0"/>
+              <w:strike w:val="0"/>
+              <w:color w:val="000000"/>
+              <w:sz w:val="22"/>
+              <w:szCs w:val="22"/>
+              <w:u w:val="none"/>
+              <w:shd w:fill="auto" w:val="clear"/>
+              <w:vertAlign w:val="baseline"/>
+              <w:rtl w:val="0"/>
+            </w:rPr>
+            <w:t xml:space="preserve">3.10.2 Deliverables and dates</w:t>
+            <w:tab/>
+            <w:t xml:space="preserve">24</w:t>
+          </w:r>
           <w:r>
             <w:rPr>
               <w:rtl w:val="0"/>
@@ -5110,29 +4937,27 @@
               <w:vertAlign w:val="baseline"/>
             </w:rPr>
           </w:pPr>
-          <w:hyperlink w:anchor="">
-            <w:r>
-              <w:rPr>
-                <w:rFonts w:ascii="Times New Roman" w:cs="Times New Roman" w:eastAsia="Times New Roman" w:hAnsi="Times New Roman"/>
-                <w:b w:val="0"/>
-                <w:bCs w:val="0"/>
-                <w:i w:val="0"/>
-                <w:iCs w:val="0"/>
-                <w:smallCaps w:val="0"/>
-                <w:strike w:val="0"/>
-                <w:color w:val="000000"/>
-                <w:sz w:val="22"/>
-                <w:szCs w:val="22"/>
-                <w:u w:val="none"/>
-                <w:shd w:fill="auto" w:val="clear"/>
-                <w:vertAlign w:val="baseline"/>
-                <w:rtl w:val="0"/>
-              </w:rPr>
-              <w:t xml:space="preserve">3.11 Resources and new technical skills</w:t>
-              <w:tab/>
-              <w:t xml:space="preserve">24</w:t>
-            </w:r>
-          </w:hyperlink>
+          <w:r>
+            <w:rPr>
+              <w:rFonts w:ascii="Times New Roman" w:cs="Times New Roman" w:eastAsia="Times New Roman" w:hAnsi="Times New Roman"/>
+              <w:b w:val="0"/>
+              <w:bCs w:val="0"/>
+              <w:i w:val="0"/>
+              <w:iCs w:val="0"/>
+              <w:smallCaps w:val="0"/>
+              <w:strike w:val="0"/>
+              <w:color w:val="000000"/>
+              <w:sz w:val="22"/>
+              <w:szCs w:val="22"/>
+              <w:u w:val="none"/>
+              <w:shd w:fill="auto" w:val="clear"/>
+              <w:vertAlign w:val="baseline"/>
+              <w:rtl w:val="0"/>
+            </w:rPr>
+            <w:t xml:space="preserve">3.11 Resources and new technical skills</w:t>
+            <w:tab/>
+            <w:t xml:space="preserve">24</w:t>
+          </w:r>
           <w:r>
             <w:rPr>
               <w:rtl w:val="0"/>
@@ -5164,29 +4989,27 @@
               <w:vertAlign w:val="baseline"/>
             </w:rPr>
           </w:pPr>
-          <w:hyperlink w:anchor="">
-            <w:r>
-              <w:rPr>
-                <w:rFonts w:ascii="Times New Roman" w:cs="Times New Roman" w:eastAsia="Times New Roman" w:hAnsi="Times New Roman"/>
-                <w:b w:val="0"/>
-                <w:bCs w:val="0"/>
-                <w:i w:val="0"/>
-                <w:iCs w:val="0"/>
-                <w:smallCaps w:val="0"/>
-                <w:strike w:val="0"/>
-                <w:color w:val="000000"/>
-                <w:sz w:val="22"/>
-                <w:szCs w:val="22"/>
-                <w:u w:val="none"/>
-                <w:shd w:fill="auto" w:val="clear"/>
-                <w:vertAlign w:val="baseline"/>
-                <w:rtl w:val="0"/>
-              </w:rPr>
-              <w:t xml:space="preserve">3.12 Risk analysis and mitigation</w:t>
-              <w:tab/>
-              <w:t xml:space="preserve">24</w:t>
-            </w:r>
-          </w:hyperlink>
+          <w:r>
+            <w:rPr>
+              <w:rFonts w:ascii="Times New Roman" w:cs="Times New Roman" w:eastAsia="Times New Roman" w:hAnsi="Times New Roman"/>
+              <w:b w:val="0"/>
+              <w:bCs w:val="0"/>
+              <w:i w:val="0"/>
+              <w:iCs w:val="0"/>
+              <w:smallCaps w:val="0"/>
+              <w:strike w:val="0"/>
+              <w:color w:val="000000"/>
+              <w:sz w:val="22"/>
+              <w:szCs w:val="22"/>
+              <w:u w:val="none"/>
+              <w:shd w:fill="auto" w:val="clear"/>
+              <w:vertAlign w:val="baseline"/>
+              <w:rtl w:val="0"/>
+            </w:rPr>
+            <w:t xml:space="preserve">3.12 Risk analysis and mitigation</w:t>
+            <w:tab/>
+            <w:t xml:space="preserve">24</w:t>
+          </w:r>
           <w:r>
             <w:rPr>
               <w:rtl w:val="0"/>
@@ -5218,29 +5041,27 @@
               <w:vertAlign w:val="baseline"/>
             </w:rPr>
           </w:pPr>
-          <w:hyperlink w:anchor="">
-            <w:r>
-              <w:rPr>
-                <w:rFonts w:ascii="Times New Roman" w:cs="Times New Roman" w:eastAsia="Times New Roman" w:hAnsi="Times New Roman"/>
-                <w:b w:val="0"/>
-                <w:bCs w:val="0"/>
-                <w:i w:val="0"/>
-                <w:iCs w:val="0"/>
-                <w:smallCaps w:val="0"/>
-                <w:strike w:val="0"/>
-                <w:color w:val="000000"/>
-                <w:sz w:val="22"/>
-                <w:szCs w:val="22"/>
-                <w:u w:val="none"/>
-                <w:shd w:fill="auto" w:val="clear"/>
-                <w:vertAlign w:val="baseline"/>
-                <w:rtl w:val="0"/>
-              </w:rPr>
-              <w:t xml:space="preserve">3.13 Preliminary proof of concept and feasibility evidence</w:t>
-              <w:tab/>
-              <w:t xml:space="preserve">24</w:t>
-            </w:r>
-          </w:hyperlink>
+          <w:r>
+            <w:rPr>
+              <w:rFonts w:ascii="Times New Roman" w:cs="Times New Roman" w:eastAsia="Times New Roman" w:hAnsi="Times New Roman"/>
+              <w:b w:val="0"/>
+              <w:bCs w:val="0"/>
+              <w:i w:val="0"/>
+              <w:iCs w:val="0"/>
+              <w:smallCaps w:val="0"/>
+              <w:strike w:val="0"/>
+              <w:color w:val="000000"/>
+              <w:sz w:val="22"/>
+              <w:szCs w:val="22"/>
+              <w:u w:val="none"/>
+              <w:shd w:fill="auto" w:val="clear"/>
+              <w:vertAlign w:val="baseline"/>
+              <w:rtl w:val="0"/>
+            </w:rPr>
+            <w:t xml:space="preserve">3.13 Preliminary proof of concept and feasibility evidence</w:t>
+            <w:tab/>
+            <w:t xml:space="preserve">24</w:t>
+          </w:r>
           <w:r>
             <w:rPr>
               <w:rtl w:val="0"/>
@@ -5272,29 +5093,27 @@
               <w:vertAlign w:val="baseline"/>
             </w:rPr>
           </w:pPr>
-          <w:hyperlink w:anchor="">
-            <w:r>
-              <w:rPr>
-                <w:rFonts w:ascii="Times New Roman" w:cs="Times New Roman" w:eastAsia="Times New Roman" w:hAnsi="Times New Roman"/>
-                <w:b w:val="0"/>
-                <w:bCs w:val="0"/>
-                <w:i w:val="0"/>
-                <w:iCs w:val="0"/>
-                <w:smallCaps w:val="0"/>
-                <w:strike w:val="0"/>
-                <w:color w:val="000000"/>
-                <w:sz w:val="22"/>
-                <w:szCs w:val="22"/>
-                <w:u w:val="none"/>
-                <w:shd w:fill="auto" w:val="clear"/>
-                <w:vertAlign w:val="baseline"/>
-                <w:rtl w:val="0"/>
-              </w:rPr>
-              <w:t xml:space="preserve">3.14 Chapter summary</w:t>
-              <w:tab/>
-              <w:t xml:space="preserve">25</w:t>
-            </w:r>
-          </w:hyperlink>
+          <w:r>
+            <w:rPr>
+              <w:rFonts w:ascii="Times New Roman" w:cs="Times New Roman" w:eastAsia="Times New Roman" w:hAnsi="Times New Roman"/>
+              <w:b w:val="0"/>
+              <w:bCs w:val="0"/>
+              <w:i w:val="0"/>
+              <w:iCs w:val="0"/>
+              <w:smallCaps w:val="0"/>
+              <w:strike w:val="0"/>
+              <w:color w:val="000000"/>
+              <w:sz w:val="22"/>
+              <w:szCs w:val="22"/>
+              <w:u w:val="none"/>
+              <w:shd w:fill="auto" w:val="clear"/>
+              <w:vertAlign w:val="baseline"/>
+              <w:rtl w:val="0"/>
+            </w:rPr>
+            <w:t xml:space="preserve">3.14 Chapter summary</w:t>
+            <w:tab/>
+            <w:t xml:space="preserve">25</w:t>
+          </w:r>
           <w:r>
             <w:rPr>
               <w:rtl w:val="0"/>
@@ -5325,29 +5144,27 @@
               <w:vertAlign w:val="baseline"/>
             </w:rPr>
           </w:pPr>
-          <w:hyperlink w:anchor="">
-            <w:r>
-              <w:rPr>
-                <w:rFonts w:ascii="Times New Roman" w:cs="Times New Roman" w:eastAsia="Times New Roman" w:hAnsi="Times New Roman"/>
-                <w:b w:val="0"/>
-                <w:bCs w:val="0"/>
-                <w:i w:val="0"/>
-                <w:iCs w:val="0"/>
-                <w:smallCaps w:val="0"/>
-                <w:strike w:val="0"/>
-                <w:color w:val="000000"/>
-                <w:sz w:val="22"/>
-                <w:szCs w:val="22"/>
-                <w:u w:val="none"/>
-                <w:shd w:fill="auto" w:val="clear"/>
-                <w:vertAlign w:val="baseline"/>
-                <w:rtl w:val="0"/>
-              </w:rPr>
-              <w:t xml:space="preserve">CHAPTER 4: LEGAL, ETHICAL, SOCIAL AND PROFESSIONAL ISSUES</w:t>
-              <w:tab/>
-              <w:t xml:space="preserve">26</w:t>
-            </w:r>
-          </w:hyperlink>
+          <w:r>
+            <w:rPr>
+              <w:rFonts w:ascii="Times New Roman" w:cs="Times New Roman" w:eastAsia="Times New Roman" w:hAnsi="Times New Roman"/>
+              <w:b w:val="0"/>
+              <w:bCs w:val="0"/>
+              <w:i w:val="0"/>
+              <w:iCs w:val="0"/>
+              <w:smallCaps w:val="0"/>
+              <w:strike w:val="0"/>
+              <w:color w:val="000000"/>
+              <w:sz w:val="22"/>
+              <w:szCs w:val="22"/>
+              <w:u w:val="none"/>
+              <w:shd w:fill="auto" w:val="clear"/>
+              <w:vertAlign w:val="baseline"/>
+              <w:rtl w:val="0"/>
+            </w:rPr>
+            <w:t xml:space="preserve">CHAPTER 4: LEGAL, ETHICAL, SOCIAL AND PROFESSIONAL ISSUES</w:t>
+            <w:tab/>
+            <w:t xml:space="preserve">26</w:t>
+          </w:r>
           <w:r>
             <w:rPr>
               <w:rtl w:val="0"/>
@@ -5379,29 +5196,27 @@
               <w:vertAlign w:val="baseline"/>
             </w:rPr>
           </w:pPr>
-          <w:hyperlink w:anchor="">
-            <w:r>
-              <w:rPr>
-                <w:rFonts w:ascii="Times New Roman" w:cs="Times New Roman" w:eastAsia="Times New Roman" w:hAnsi="Times New Roman"/>
-                <w:b w:val="0"/>
-                <w:bCs w:val="0"/>
-                <w:i w:val="0"/>
-                <w:iCs w:val="0"/>
-                <w:smallCaps w:val="0"/>
-                <w:strike w:val="0"/>
-                <w:color w:val="000000"/>
-                <w:sz w:val="22"/>
-                <w:szCs w:val="22"/>
-                <w:u w:val="none"/>
-                <w:shd w:fill="auto" w:val="clear"/>
-                <w:vertAlign w:val="baseline"/>
-                <w:rtl w:val="0"/>
-              </w:rPr>
-              <w:t xml:space="preserve">4.1 Chapter overview</w:t>
-              <w:tab/>
-              <w:t xml:space="preserve">26</w:t>
-            </w:r>
-          </w:hyperlink>
+          <w:r>
+            <w:rPr>
+              <w:rFonts w:ascii="Times New Roman" w:cs="Times New Roman" w:eastAsia="Times New Roman" w:hAnsi="Times New Roman"/>
+              <w:b w:val="0"/>
+              <w:bCs w:val="0"/>
+              <w:i w:val="0"/>
+              <w:iCs w:val="0"/>
+              <w:smallCaps w:val="0"/>
+              <w:strike w:val="0"/>
+              <w:color w:val="000000"/>
+              <w:sz w:val="22"/>
+              <w:szCs w:val="22"/>
+              <w:u w:val="none"/>
+              <w:shd w:fill="auto" w:val="clear"/>
+              <w:vertAlign w:val="baseline"/>
+              <w:rtl w:val="0"/>
+            </w:rPr>
+            <w:t xml:space="preserve">4.1 Chapter overview</w:t>
+            <w:tab/>
+            <w:t xml:space="preserve">26</w:t>
+          </w:r>
           <w:r>
             <w:rPr>
               <w:rtl w:val="0"/>
@@ -5433,29 +5248,27 @@
               <w:vertAlign w:val="baseline"/>
             </w:rPr>
           </w:pPr>
-          <w:hyperlink w:anchor="">
-            <w:r>
-              <w:rPr>
-                <w:rFonts w:ascii="Times New Roman" w:cs="Times New Roman" w:eastAsia="Times New Roman" w:hAnsi="Times New Roman"/>
-                <w:b w:val="0"/>
-                <w:bCs w:val="0"/>
-                <w:i w:val="0"/>
-                <w:iCs w:val="0"/>
-                <w:smallCaps w:val="0"/>
-                <w:strike w:val="0"/>
-                <w:color w:val="000000"/>
-                <w:sz w:val="22"/>
-                <w:szCs w:val="22"/>
-                <w:u w:val="none"/>
-                <w:shd w:fill="auto" w:val="clear"/>
-                <w:vertAlign w:val="baseline"/>
-                <w:rtl w:val="0"/>
-              </w:rPr>
-              <w:t xml:space="preserve">4.2 Social issues</w:t>
-              <w:tab/>
-              <w:t xml:space="preserve">26</w:t>
-            </w:r>
-          </w:hyperlink>
+          <w:r>
+            <w:rPr>
+              <w:rFonts w:ascii="Times New Roman" w:cs="Times New Roman" w:eastAsia="Times New Roman" w:hAnsi="Times New Roman"/>
+              <w:b w:val="0"/>
+              <w:bCs w:val="0"/>
+              <w:i w:val="0"/>
+              <w:iCs w:val="0"/>
+              <w:smallCaps w:val="0"/>
+              <w:strike w:val="0"/>
+              <w:color w:val="000000"/>
+              <w:sz w:val="22"/>
+              <w:szCs w:val="22"/>
+              <w:u w:val="none"/>
+              <w:shd w:fill="auto" w:val="clear"/>
+              <w:vertAlign w:val="baseline"/>
+              <w:rtl w:val="0"/>
+            </w:rPr>
+            <w:t xml:space="preserve">4.2 Social issues</w:t>
+            <w:tab/>
+            <w:t xml:space="preserve">26</w:t>
+          </w:r>
           <w:r>
             <w:rPr>
               <w:rtl w:val="0"/>
@@ -5487,29 +5300,27 @@
               <w:vertAlign w:val="baseline"/>
             </w:rPr>
           </w:pPr>
-          <w:hyperlink w:anchor="">
-            <w:r>
-              <w:rPr>
-                <w:rFonts w:ascii="Times New Roman" w:cs="Times New Roman" w:eastAsia="Times New Roman" w:hAnsi="Times New Roman"/>
-                <w:b w:val="0"/>
-                <w:bCs w:val="0"/>
-                <w:i w:val="0"/>
-                <w:iCs w:val="0"/>
-                <w:smallCaps w:val="0"/>
-                <w:strike w:val="0"/>
-                <w:color w:val="000000"/>
-                <w:sz w:val="22"/>
-                <w:szCs w:val="22"/>
-                <w:u w:val="none"/>
-                <w:shd w:fill="auto" w:val="clear"/>
-                <w:vertAlign w:val="baseline"/>
-                <w:rtl w:val="0"/>
-              </w:rPr>
-              <w:t xml:space="preserve">4.3 Legal issues</w:t>
-              <w:tab/>
-              <w:t xml:space="preserve">26</w:t>
-            </w:r>
-          </w:hyperlink>
+          <w:r>
+            <w:rPr>
+              <w:rFonts w:ascii="Times New Roman" w:cs="Times New Roman" w:eastAsia="Times New Roman" w:hAnsi="Times New Roman"/>
+              <w:b w:val="0"/>
+              <w:bCs w:val="0"/>
+              <w:i w:val="0"/>
+              <w:iCs w:val="0"/>
+              <w:smallCaps w:val="0"/>
+              <w:strike w:val="0"/>
+              <w:color w:val="000000"/>
+              <w:sz w:val="22"/>
+              <w:szCs w:val="22"/>
+              <w:u w:val="none"/>
+              <w:shd w:fill="auto" w:val="clear"/>
+              <w:vertAlign w:val="baseline"/>
+              <w:rtl w:val="0"/>
+            </w:rPr>
+            <w:t xml:space="preserve">4.3 Legal issues</w:t>
+            <w:tab/>
+            <w:t xml:space="preserve">26</w:t>
+          </w:r>
           <w:r>
             <w:rPr>
               <w:rtl w:val="0"/>
@@ -5541,29 +5352,27 @@
               <w:vertAlign w:val="baseline"/>
             </w:rPr>
           </w:pPr>
-          <w:hyperlink w:anchor="">
-            <w:r>
-              <w:rPr>
-                <w:rFonts w:ascii="Times New Roman" w:cs="Times New Roman" w:eastAsia="Times New Roman" w:hAnsi="Times New Roman"/>
-                <w:b w:val="0"/>
-                <w:bCs w:val="0"/>
-                <w:i w:val="0"/>
-                <w:iCs w:val="0"/>
-                <w:smallCaps w:val="0"/>
-                <w:strike w:val="0"/>
-                <w:color w:val="000000"/>
-                <w:sz w:val="22"/>
-                <w:szCs w:val="22"/>
-                <w:u w:val="none"/>
-                <w:shd w:fill="auto" w:val="clear"/>
-                <w:vertAlign w:val="baseline"/>
-                <w:rtl w:val="0"/>
-              </w:rPr>
-              <w:t xml:space="preserve">4.4 Ethical issues</w:t>
-              <w:tab/>
-              <w:t xml:space="preserve">26</w:t>
-            </w:r>
-          </w:hyperlink>
+          <w:r>
+            <w:rPr>
+              <w:rFonts w:ascii="Times New Roman" w:cs="Times New Roman" w:eastAsia="Times New Roman" w:hAnsi="Times New Roman"/>
+              <w:b w:val="0"/>
+              <w:bCs w:val="0"/>
+              <w:i w:val="0"/>
+              <w:iCs w:val="0"/>
+              <w:smallCaps w:val="0"/>
+              <w:strike w:val="0"/>
+              <w:color w:val="000000"/>
+              <w:sz w:val="22"/>
+              <w:szCs w:val="22"/>
+              <w:u w:val="none"/>
+              <w:shd w:fill="auto" w:val="clear"/>
+              <w:vertAlign w:val="baseline"/>
+              <w:rtl w:val="0"/>
+            </w:rPr>
+            <w:t xml:space="preserve">4.4 Ethical issues</w:t>
+            <w:tab/>
+            <w:t xml:space="preserve">26</w:t>
+          </w:r>
           <w:r>
             <w:rPr>
               <w:rtl w:val="0"/>
@@ -5595,29 +5404,27 @@
               <w:vertAlign w:val="baseline"/>
             </w:rPr>
           </w:pPr>
-          <w:hyperlink w:anchor="">
-            <w:r>
-              <w:rPr>
-                <w:rFonts w:ascii="Times New Roman" w:cs="Times New Roman" w:eastAsia="Times New Roman" w:hAnsi="Times New Roman"/>
-                <w:b w:val="0"/>
-                <w:bCs w:val="0"/>
-                <w:i w:val="0"/>
-                <w:iCs w:val="0"/>
-                <w:smallCaps w:val="0"/>
-                <w:strike w:val="0"/>
-                <w:color w:val="000000"/>
-                <w:sz w:val="22"/>
-                <w:szCs w:val="22"/>
-                <w:u w:val="none"/>
-                <w:shd w:fill="auto" w:val="clear"/>
-                <w:vertAlign w:val="baseline"/>
-                <w:rtl w:val="0"/>
-              </w:rPr>
-              <w:t xml:space="preserve">4.5 Professional issues</w:t>
-              <w:tab/>
-              <w:t xml:space="preserve">26</w:t>
-            </w:r>
-          </w:hyperlink>
+          <w:r>
+            <w:rPr>
+              <w:rFonts w:ascii="Times New Roman" w:cs="Times New Roman" w:eastAsia="Times New Roman" w:hAnsi="Times New Roman"/>
+              <w:b w:val="0"/>
+              <w:bCs w:val="0"/>
+              <w:i w:val="0"/>
+              <w:iCs w:val="0"/>
+              <w:smallCaps w:val="0"/>
+              <w:strike w:val="0"/>
+              <w:color w:val="000000"/>
+              <w:sz w:val="22"/>
+              <w:szCs w:val="22"/>
+              <w:u w:val="none"/>
+              <w:shd w:fill="auto" w:val="clear"/>
+              <w:vertAlign w:val="baseline"/>
+              <w:rtl w:val="0"/>
+            </w:rPr>
+            <w:t xml:space="preserve">4.5 Professional issues</w:t>
+            <w:tab/>
+            <w:t xml:space="preserve">26</w:t>
+          </w:r>
           <w:r>
             <w:rPr>
               <w:rtl w:val="0"/>
@@ -5649,29 +5456,27 @@
               <w:vertAlign w:val="baseline"/>
             </w:rPr>
           </w:pPr>
-          <w:hyperlink w:anchor="">
-            <w:r>
-              <w:rPr>
-                <w:rFonts w:ascii="Times New Roman" w:cs="Times New Roman" w:eastAsia="Times New Roman" w:hAnsi="Times New Roman"/>
-                <w:b w:val="0"/>
-                <w:bCs w:val="0"/>
-                <w:i w:val="0"/>
-                <w:iCs w:val="0"/>
-                <w:smallCaps w:val="0"/>
-                <w:strike w:val="0"/>
-                <w:color w:val="000000"/>
-                <w:sz w:val="22"/>
-                <w:szCs w:val="22"/>
-                <w:u w:val="none"/>
-                <w:shd w:fill="auto" w:val="clear"/>
-                <w:vertAlign w:val="baseline"/>
-                <w:rtl w:val="0"/>
-              </w:rPr>
-              <w:t xml:space="preserve">4.6 Responsible use of Generative AI tools</w:t>
-              <w:tab/>
-              <w:t xml:space="preserve">26</w:t>
-            </w:r>
-          </w:hyperlink>
+          <w:r>
+            <w:rPr>
+              <w:rFonts w:ascii="Times New Roman" w:cs="Times New Roman" w:eastAsia="Times New Roman" w:hAnsi="Times New Roman"/>
+              <w:b w:val="0"/>
+              <w:bCs w:val="0"/>
+              <w:i w:val="0"/>
+              <w:iCs w:val="0"/>
+              <w:smallCaps w:val="0"/>
+              <w:strike w:val="0"/>
+              <w:color w:val="000000"/>
+              <w:sz w:val="22"/>
+              <w:szCs w:val="22"/>
+              <w:u w:val="none"/>
+              <w:shd w:fill="auto" w:val="clear"/>
+              <w:vertAlign w:val="baseline"/>
+              <w:rtl w:val="0"/>
+            </w:rPr>
+            <w:t xml:space="preserve">4.6 Responsible use of Generative AI tools</w:t>
+            <w:tab/>
+            <w:t xml:space="preserve">26</w:t>
+          </w:r>
           <w:r>
             <w:rPr>
               <w:rtl w:val="0"/>
@@ -5703,29 +5508,27 @@
               <w:vertAlign w:val="baseline"/>
             </w:rPr>
           </w:pPr>
-          <w:hyperlink w:anchor="">
-            <w:r>
-              <w:rPr>
-                <w:rFonts w:ascii="Times New Roman" w:cs="Times New Roman" w:eastAsia="Times New Roman" w:hAnsi="Times New Roman"/>
-                <w:b w:val="0"/>
-                <w:bCs w:val="0"/>
-                <w:i w:val="0"/>
-                <w:iCs w:val="0"/>
-                <w:smallCaps w:val="0"/>
-                <w:strike w:val="0"/>
-                <w:color w:val="000000"/>
-                <w:sz w:val="22"/>
-                <w:szCs w:val="22"/>
-                <w:u w:val="none"/>
-                <w:shd w:fill="auto" w:val="clear"/>
-                <w:vertAlign w:val="baseline"/>
-                <w:rtl w:val="0"/>
-              </w:rPr>
-              <w:t xml:space="preserve">4.6.1 Intended and permitted use</w:t>
-              <w:tab/>
-              <w:t xml:space="preserve">27</w:t>
-            </w:r>
-          </w:hyperlink>
+          <w:r>
+            <w:rPr>
+              <w:rFonts w:ascii="Times New Roman" w:cs="Times New Roman" w:eastAsia="Times New Roman" w:hAnsi="Times New Roman"/>
+              <w:b w:val="0"/>
+              <w:bCs w:val="0"/>
+              <w:i w:val="0"/>
+              <w:iCs w:val="0"/>
+              <w:smallCaps w:val="0"/>
+              <w:strike w:val="0"/>
+              <w:color w:val="000000"/>
+              <w:sz w:val="22"/>
+              <w:szCs w:val="22"/>
+              <w:u w:val="none"/>
+              <w:shd w:fill="auto" w:val="clear"/>
+              <w:vertAlign w:val="baseline"/>
+              <w:rtl w:val="0"/>
+            </w:rPr>
+            <w:t xml:space="preserve">4.6.1 Intended and permitted use</w:t>
+            <w:tab/>
+            <w:t xml:space="preserve">27</w:t>
+          </w:r>
           <w:r>
             <w:rPr>
               <w:rtl w:val="0"/>
@@ -5757,29 +5560,27 @@
               <w:vertAlign w:val="baseline"/>
             </w:rPr>
           </w:pPr>
-          <w:hyperlink w:anchor="">
-            <w:r>
-              <w:rPr>
-                <w:rFonts w:ascii="Times New Roman" w:cs="Times New Roman" w:eastAsia="Times New Roman" w:hAnsi="Times New Roman"/>
-                <w:b w:val="0"/>
-                <w:bCs w:val="0"/>
-                <w:i w:val="0"/>
-                <w:iCs w:val="0"/>
-                <w:smallCaps w:val="0"/>
-                <w:strike w:val="0"/>
-                <w:color w:val="000000"/>
-                <w:sz w:val="22"/>
-                <w:szCs w:val="22"/>
-                <w:u w:val="none"/>
-                <w:shd w:fill="auto" w:val="clear"/>
-                <w:vertAlign w:val="baseline"/>
-                <w:rtl w:val="0"/>
-              </w:rPr>
-              <w:t xml:space="preserve">4.6.2 Prohibited or high-risk use</w:t>
-              <w:tab/>
-              <w:t xml:space="preserve">27</w:t>
-            </w:r>
-          </w:hyperlink>
+          <w:r>
+            <w:rPr>
+              <w:rFonts w:ascii="Times New Roman" w:cs="Times New Roman" w:eastAsia="Times New Roman" w:hAnsi="Times New Roman"/>
+              <w:b w:val="0"/>
+              <w:bCs w:val="0"/>
+              <w:i w:val="0"/>
+              <w:iCs w:val="0"/>
+              <w:smallCaps w:val="0"/>
+              <w:strike w:val="0"/>
+              <w:color w:val="000000"/>
+              <w:sz w:val="22"/>
+              <w:szCs w:val="22"/>
+              <w:u w:val="none"/>
+              <w:shd w:fill="auto" w:val="clear"/>
+              <w:vertAlign w:val="baseline"/>
+              <w:rtl w:val="0"/>
+            </w:rPr>
+            <w:t xml:space="preserve">4.6.2 Prohibited or high-risk use</w:t>
+            <w:tab/>
+            <w:t xml:space="preserve">27</w:t>
+          </w:r>
           <w:r>
             <w:rPr>
               <w:rtl w:val="0"/>
@@ -5811,29 +5612,27 @@
               <w:vertAlign w:val="baseline"/>
             </w:rPr>
           </w:pPr>
-          <w:hyperlink w:anchor="">
-            <w:r>
-              <w:rPr>
-                <w:rFonts w:ascii="Times New Roman" w:cs="Times New Roman" w:eastAsia="Times New Roman" w:hAnsi="Times New Roman"/>
-                <w:b w:val="0"/>
-                <w:bCs w:val="0"/>
-                <w:i w:val="0"/>
-                <w:iCs w:val="0"/>
-                <w:smallCaps w:val="0"/>
-                <w:strike w:val="0"/>
-                <w:color w:val="000000"/>
-                <w:sz w:val="22"/>
-                <w:szCs w:val="22"/>
-                <w:u w:val="none"/>
-                <w:shd w:fill="auto" w:val="clear"/>
-                <w:vertAlign w:val="baseline"/>
-                <w:rtl w:val="0"/>
-              </w:rPr>
-              <w:t xml:space="preserve">4.6.3 Verification and human accountability</w:t>
-              <w:tab/>
-              <w:t xml:space="preserve">27</w:t>
-            </w:r>
-          </w:hyperlink>
+          <w:r>
+            <w:rPr>
+              <w:rFonts w:ascii="Times New Roman" w:cs="Times New Roman" w:eastAsia="Times New Roman" w:hAnsi="Times New Roman"/>
+              <w:b w:val="0"/>
+              <w:bCs w:val="0"/>
+              <w:i w:val="0"/>
+              <w:iCs w:val="0"/>
+              <w:smallCaps w:val="0"/>
+              <w:strike w:val="0"/>
+              <w:color w:val="000000"/>
+              <w:sz w:val="22"/>
+              <w:szCs w:val="22"/>
+              <w:u w:val="none"/>
+              <w:shd w:fill="auto" w:val="clear"/>
+              <w:vertAlign w:val="baseline"/>
+              <w:rtl w:val="0"/>
+            </w:rPr>
+            <w:t xml:space="preserve">4.6.3 Verification and human accountability</w:t>
+            <w:tab/>
+            <w:t xml:space="preserve">27</w:t>
+          </w:r>
           <w:r>
             <w:rPr>
               <w:rtl w:val="0"/>
@@ -5865,29 +5664,27 @@
               <w:vertAlign w:val="baseline"/>
             </w:rPr>
           </w:pPr>
-          <w:hyperlink w:anchor="">
-            <w:r>
-              <w:rPr>
-                <w:rFonts w:ascii="Times New Roman" w:cs="Times New Roman" w:eastAsia="Times New Roman" w:hAnsi="Times New Roman"/>
-                <w:b w:val="0"/>
-                <w:bCs w:val="0"/>
-                <w:i w:val="0"/>
-                <w:iCs w:val="0"/>
-                <w:smallCaps w:val="0"/>
-                <w:strike w:val="0"/>
-                <w:color w:val="000000"/>
-                <w:sz w:val="22"/>
-                <w:szCs w:val="22"/>
-                <w:u w:val="none"/>
-                <w:shd w:fill="auto" w:val="clear"/>
-                <w:vertAlign w:val="baseline"/>
-                <w:rtl w:val="0"/>
-              </w:rPr>
-              <w:t xml:space="preserve">4.6.4 Privacy, confidentiality and intellectual property</w:t>
-              <w:tab/>
-              <w:t xml:space="preserve">27</w:t>
-            </w:r>
-          </w:hyperlink>
+          <w:r>
+            <w:rPr>
+              <w:rFonts w:ascii="Times New Roman" w:cs="Times New Roman" w:eastAsia="Times New Roman" w:hAnsi="Times New Roman"/>
+              <w:b w:val="0"/>
+              <w:bCs w:val="0"/>
+              <w:i w:val="0"/>
+              <w:iCs w:val="0"/>
+              <w:smallCaps w:val="0"/>
+              <w:strike w:val="0"/>
+              <w:color w:val="000000"/>
+              <w:sz w:val="22"/>
+              <w:szCs w:val="22"/>
+              <w:u w:val="none"/>
+              <w:shd w:fill="auto" w:val="clear"/>
+              <w:vertAlign w:val="baseline"/>
+              <w:rtl w:val="0"/>
+            </w:rPr>
+            <w:t xml:space="preserve">4.6.4 Privacy, confidentiality and intellectual property</w:t>
+            <w:tab/>
+            <w:t xml:space="preserve">27</w:t>
+          </w:r>
           <w:r>
             <w:rPr>
               <w:rtl w:val="0"/>
@@ -5919,29 +5716,27 @@
               <w:vertAlign w:val="baseline"/>
             </w:rPr>
           </w:pPr>
-          <w:hyperlink w:anchor="">
-            <w:r>
-              <w:rPr>
-                <w:rFonts w:ascii="Times New Roman" w:cs="Times New Roman" w:eastAsia="Times New Roman" w:hAnsi="Times New Roman"/>
-                <w:b w:val="0"/>
-                <w:bCs w:val="0"/>
-                <w:i w:val="0"/>
-                <w:iCs w:val="0"/>
-                <w:smallCaps w:val="0"/>
-                <w:strike w:val="0"/>
-                <w:color w:val="000000"/>
-                <w:sz w:val="22"/>
-                <w:szCs w:val="22"/>
-                <w:u w:val="none"/>
-                <w:shd w:fill="auto" w:val="clear"/>
-                <w:vertAlign w:val="baseline"/>
-                <w:rtl w:val="0"/>
-              </w:rPr>
-              <w:t xml:space="preserve">4.6.5 Transparency, disclosure and AI-use register</w:t>
-              <w:tab/>
-              <w:t xml:space="preserve">27</w:t>
-            </w:r>
-          </w:hyperlink>
+          <w:r>
+            <w:rPr>
+              <w:rFonts w:ascii="Times New Roman" w:cs="Times New Roman" w:eastAsia="Times New Roman" w:hAnsi="Times New Roman"/>
+              <w:b w:val="0"/>
+              <w:bCs w:val="0"/>
+              <w:i w:val="0"/>
+              <w:iCs w:val="0"/>
+              <w:smallCaps w:val="0"/>
+              <w:strike w:val="0"/>
+              <w:color w:val="000000"/>
+              <w:sz w:val="22"/>
+              <w:szCs w:val="22"/>
+              <w:u w:val="none"/>
+              <w:shd w:fill="auto" w:val="clear"/>
+              <w:vertAlign w:val="baseline"/>
+              <w:rtl w:val="0"/>
+            </w:rPr>
+            <w:t xml:space="preserve">4.6.5 Transparency, disclosure and AI-use register</w:t>
+            <w:tab/>
+            <w:t xml:space="preserve">27</w:t>
+          </w:r>
           <w:r>
             <w:rPr>
               <w:rtl w:val="0"/>
@@ -5973,29 +5768,27 @@
               <w:vertAlign w:val="baseline"/>
             </w:rPr>
           </w:pPr>
-          <w:hyperlink w:anchor="">
-            <w:r>
-              <w:rPr>
-                <w:rFonts w:ascii="Times New Roman" w:cs="Times New Roman" w:eastAsia="Times New Roman" w:hAnsi="Times New Roman"/>
-                <w:b w:val="0"/>
-                <w:bCs w:val="0"/>
-                <w:i w:val="0"/>
-                <w:iCs w:val="0"/>
-                <w:smallCaps w:val="0"/>
-                <w:strike w:val="0"/>
-                <w:color w:val="000000"/>
-                <w:sz w:val="22"/>
-                <w:szCs w:val="22"/>
-                <w:u w:val="none"/>
-                <w:shd w:fill="auto" w:val="clear"/>
-                <w:vertAlign w:val="baseline"/>
-                <w:rtl w:val="0"/>
-              </w:rPr>
-              <w:t xml:space="preserve">4.6.6 Generative AI declaration</w:t>
-              <w:tab/>
-              <w:t xml:space="preserve">27</w:t>
-            </w:r>
-          </w:hyperlink>
+          <w:r>
+            <w:rPr>
+              <w:rFonts w:ascii="Times New Roman" w:cs="Times New Roman" w:eastAsia="Times New Roman" w:hAnsi="Times New Roman"/>
+              <w:b w:val="0"/>
+              <w:bCs w:val="0"/>
+              <w:i w:val="0"/>
+              <w:iCs w:val="0"/>
+              <w:smallCaps w:val="0"/>
+              <w:strike w:val="0"/>
+              <w:color w:val="000000"/>
+              <w:sz w:val="22"/>
+              <w:szCs w:val="22"/>
+              <w:u w:val="none"/>
+              <w:shd w:fill="auto" w:val="clear"/>
+              <w:vertAlign w:val="baseline"/>
+              <w:rtl w:val="0"/>
+            </w:rPr>
+            <w:t xml:space="preserve">4.6.6 Generative AI declaration</w:t>
+            <w:tab/>
+            <w:t xml:space="preserve">27</w:t>
+          </w:r>
           <w:r>
             <w:rPr>
               <w:rtl w:val="0"/>
@@ -6027,29 +5820,27 @@
               <w:vertAlign w:val="baseline"/>
             </w:rPr>
           </w:pPr>
-          <w:hyperlink w:anchor="">
-            <w:r>
-              <w:rPr>
-                <w:rFonts w:ascii="Times New Roman" w:cs="Times New Roman" w:eastAsia="Times New Roman" w:hAnsi="Times New Roman"/>
-                <w:b w:val="0"/>
-                <w:bCs w:val="0"/>
-                <w:i w:val="0"/>
-                <w:iCs w:val="0"/>
-                <w:smallCaps w:val="0"/>
-                <w:strike w:val="0"/>
-                <w:color w:val="000000"/>
-                <w:sz w:val="22"/>
-                <w:szCs w:val="22"/>
-                <w:u w:val="none"/>
-                <w:shd w:fill="auto" w:val="clear"/>
-                <w:vertAlign w:val="baseline"/>
-                <w:rtl w:val="0"/>
-              </w:rPr>
-              <w:t xml:space="preserve">4.6.7 Project-specific Generative AI risk assessment</w:t>
-              <w:tab/>
-              <w:t xml:space="preserve">27</w:t>
-            </w:r>
-          </w:hyperlink>
+          <w:r>
+            <w:rPr>
+              <w:rFonts w:ascii="Times New Roman" w:cs="Times New Roman" w:eastAsia="Times New Roman" w:hAnsi="Times New Roman"/>
+              <w:b w:val="0"/>
+              <w:bCs w:val="0"/>
+              <w:i w:val="0"/>
+              <w:iCs w:val="0"/>
+              <w:smallCaps w:val="0"/>
+              <w:strike w:val="0"/>
+              <w:color w:val="000000"/>
+              <w:sz w:val="22"/>
+              <w:szCs w:val="22"/>
+              <w:u w:val="none"/>
+              <w:shd w:fill="auto" w:val="clear"/>
+              <w:vertAlign w:val="baseline"/>
+              <w:rtl w:val="0"/>
+            </w:rPr>
+            <w:t xml:space="preserve">4.6.7 Project-specific Generative AI risk assessment</w:t>
+            <w:tab/>
+            <w:t xml:space="preserve">27</w:t>
+          </w:r>
           <w:r>
             <w:rPr>
               <w:rtl w:val="0"/>
@@ -6081,29 +5872,27 @@
               <w:vertAlign w:val="baseline"/>
             </w:rPr>
           </w:pPr>
-          <w:hyperlink w:anchor="">
-            <w:r>
-              <w:rPr>
-                <w:rFonts w:ascii="Times New Roman" w:cs="Times New Roman" w:eastAsia="Times New Roman" w:hAnsi="Times New Roman"/>
-                <w:b w:val="0"/>
-                <w:bCs w:val="0"/>
-                <w:i w:val="0"/>
-                <w:iCs w:val="0"/>
-                <w:smallCaps w:val="0"/>
-                <w:strike w:val="0"/>
-                <w:color w:val="000000"/>
-                <w:sz w:val="22"/>
-                <w:szCs w:val="22"/>
-                <w:u w:val="none"/>
-                <w:shd w:fill="auto" w:val="clear"/>
-                <w:vertAlign w:val="baseline"/>
-                <w:rtl w:val="0"/>
-              </w:rPr>
-              <w:t xml:space="preserve">4.7 Chapter summary</w:t>
-              <w:tab/>
-              <w:t xml:space="preserve">28</w:t>
-            </w:r>
-          </w:hyperlink>
+          <w:r>
+            <w:rPr>
+              <w:rFonts w:ascii="Times New Roman" w:cs="Times New Roman" w:eastAsia="Times New Roman" w:hAnsi="Times New Roman"/>
+              <w:b w:val="0"/>
+              <w:bCs w:val="0"/>
+              <w:i w:val="0"/>
+              <w:iCs w:val="0"/>
+              <w:smallCaps w:val="0"/>
+              <w:strike w:val="0"/>
+              <w:color w:val="000000"/>
+              <w:sz w:val="22"/>
+              <w:szCs w:val="22"/>
+              <w:u w:val="none"/>
+              <w:shd w:fill="auto" w:val="clear"/>
+              <w:vertAlign w:val="baseline"/>
+              <w:rtl w:val="0"/>
+            </w:rPr>
+            <w:t xml:space="preserve">4.7 Chapter summary</w:t>
+            <w:tab/>
+            <w:t xml:space="preserve">28</w:t>
+          </w:r>
           <w:r>
             <w:rPr>
               <w:rtl w:val="0"/>
@@ -6134,29 +5923,27 @@
               <w:vertAlign w:val="baseline"/>
             </w:rPr>
           </w:pPr>
-          <w:hyperlink w:anchor="">
-            <w:r>
-              <w:rPr>
-                <w:rFonts w:ascii="Times New Roman" w:cs="Times New Roman" w:eastAsia="Times New Roman" w:hAnsi="Times New Roman"/>
-                <w:b w:val="0"/>
-                <w:bCs w:val="0"/>
-                <w:i w:val="0"/>
-                <w:iCs w:val="0"/>
-                <w:smallCaps w:val="0"/>
-                <w:strike w:val="0"/>
-                <w:color w:val="000000"/>
-                <w:sz w:val="22"/>
-                <w:szCs w:val="22"/>
-                <w:u w:val="none"/>
-                <w:shd w:fill="auto" w:val="clear"/>
-                <w:vertAlign w:val="baseline"/>
-                <w:rtl w:val="0"/>
-              </w:rPr>
-              <w:t xml:space="preserve">REFERENCES</w:t>
-              <w:tab/>
-              <w:t xml:space="preserve">29</w:t>
-            </w:r>
-          </w:hyperlink>
+          <w:r>
+            <w:rPr>
+              <w:rFonts w:ascii="Times New Roman" w:cs="Times New Roman" w:eastAsia="Times New Roman" w:hAnsi="Times New Roman"/>
+              <w:b w:val="0"/>
+              <w:bCs w:val="0"/>
+              <w:i w:val="0"/>
+              <w:iCs w:val="0"/>
+              <w:smallCaps w:val="0"/>
+              <w:strike w:val="0"/>
+              <w:color w:val="000000"/>
+              <w:sz w:val="22"/>
+              <w:szCs w:val="22"/>
+              <w:u w:val="none"/>
+              <w:shd w:fill="auto" w:val="clear"/>
+              <w:vertAlign w:val="baseline"/>
+              <w:rtl w:val="0"/>
+            </w:rPr>
+            <w:t xml:space="preserve">REFERENCES</w:t>
+            <w:tab/>
+            <w:t xml:space="preserve">29</w:t>
+          </w:r>
           <w:r>
             <w:rPr>
               <w:rtl w:val="0"/>
@@ -6187,29 +5974,27 @@
               <w:vertAlign w:val="baseline"/>
             </w:rPr>
           </w:pPr>
-          <w:hyperlink w:anchor="">
-            <w:r>
-              <w:rPr>
-                <w:rFonts w:ascii="Times New Roman" w:cs="Times New Roman" w:eastAsia="Times New Roman" w:hAnsi="Times New Roman"/>
-                <w:b w:val="0"/>
-                <w:bCs w:val="0"/>
-                <w:i w:val="0"/>
-                <w:iCs w:val="0"/>
-                <w:smallCaps w:val="0"/>
-                <w:strike w:val="0"/>
-                <w:color w:val="000000"/>
-                <w:sz w:val="22"/>
-                <w:szCs w:val="22"/>
-                <w:u w:val="none"/>
-                <w:shd w:fill="auto" w:val="clear"/>
-                <w:vertAlign w:val="baseline"/>
-                <w:rtl w:val="0"/>
-              </w:rPr>
-              <w:t xml:space="preserve">APPENDICES</w:t>
-              <w:tab/>
-              <w:t xml:space="preserve">30</w:t>
-            </w:r>
-          </w:hyperlink>
+          <w:r>
+            <w:rPr>
+              <w:rFonts w:ascii="Times New Roman" w:cs="Times New Roman" w:eastAsia="Times New Roman" w:hAnsi="Times New Roman"/>
+              <w:b w:val="0"/>
+              <w:bCs w:val="0"/>
+              <w:i w:val="0"/>
+              <w:iCs w:val="0"/>
+              <w:smallCaps w:val="0"/>
+              <w:strike w:val="0"/>
+              <w:color w:val="000000"/>
+              <w:sz w:val="22"/>
+              <w:szCs w:val="22"/>
+              <w:u w:val="none"/>
+              <w:shd w:fill="auto" w:val="clear"/>
+              <w:vertAlign w:val="baseline"/>
+              <w:rtl w:val="0"/>
+            </w:rPr>
+            <w:t xml:space="preserve">APPENDICES</w:t>
+            <w:tab/>
+            <w:t xml:space="preserve">30</w:t>
+          </w:r>
           <w:r>
             <w:rPr>
               <w:rtl w:val="0"/>
@@ -6241,29 +6026,27 @@
               <w:vertAlign w:val="baseline"/>
             </w:rPr>
           </w:pPr>
-          <w:hyperlink w:anchor="">
-            <w:r>
-              <w:rPr>
-                <w:rFonts w:ascii="Times New Roman" w:cs="Times New Roman" w:eastAsia="Times New Roman" w:hAnsi="Times New Roman"/>
-                <w:b w:val="0"/>
-                <w:bCs w:val="0"/>
-                <w:i w:val="0"/>
-                <w:iCs w:val="0"/>
-                <w:smallCaps w:val="0"/>
-                <w:strike w:val="0"/>
-                <w:color w:val="000000"/>
-                <w:sz w:val="22"/>
-                <w:szCs w:val="22"/>
-                <w:u w:val="none"/>
-                <w:shd w:fill="auto" w:val="clear"/>
-                <w:vertAlign w:val="baseline"/>
-                <w:rtl w:val="0"/>
-              </w:rPr>
-              <w:t xml:space="preserve">Appendix A: Detailed search strategy and screening log</w:t>
-              <w:tab/>
-              <w:t xml:space="preserve">30</w:t>
-            </w:r>
-          </w:hyperlink>
+          <w:r>
+            <w:rPr>
+              <w:rFonts w:ascii="Times New Roman" w:cs="Times New Roman" w:eastAsia="Times New Roman" w:hAnsi="Times New Roman"/>
+              <w:b w:val="0"/>
+              <w:bCs w:val="0"/>
+              <w:i w:val="0"/>
+              <w:iCs w:val="0"/>
+              <w:smallCaps w:val="0"/>
+              <w:strike w:val="0"/>
+              <w:color w:val="000000"/>
+              <w:sz w:val="22"/>
+              <w:szCs w:val="22"/>
+              <w:u w:val="none"/>
+              <w:shd w:fill="auto" w:val="clear"/>
+              <w:vertAlign w:val="baseline"/>
+              <w:rtl w:val="0"/>
+            </w:rPr>
+            <w:t xml:space="preserve">Appendix A: Detailed search strategy and screening log</w:t>
+            <w:tab/>
+            <w:t xml:space="preserve">30</w:t>
+          </w:r>
           <w:r>
             <w:rPr>
               <w:rtl w:val="0"/>
@@ -6295,29 +6078,27 @@
               <w:vertAlign w:val="baseline"/>
             </w:rPr>
           </w:pPr>
-          <w:hyperlink w:anchor="">
-            <w:r>
-              <w:rPr>
-                <w:rFonts w:ascii="Times New Roman" w:cs="Times New Roman" w:eastAsia="Times New Roman" w:hAnsi="Times New Roman"/>
-                <w:b w:val="0"/>
-                <w:bCs w:val="0"/>
-                <w:i w:val="0"/>
-                <w:iCs w:val="0"/>
-                <w:smallCaps w:val="0"/>
-                <w:strike w:val="0"/>
-                <w:color w:val="000000"/>
-                <w:sz w:val="22"/>
-                <w:szCs w:val="22"/>
-                <w:u w:val="none"/>
-                <w:shd w:fill="auto" w:val="clear"/>
-                <w:vertAlign w:val="baseline"/>
-                <w:rtl w:val="0"/>
-              </w:rPr>
-              <w:t xml:space="preserve">Appendix B: Concept map</w:t>
-              <w:tab/>
-              <w:t xml:space="preserve">30</w:t>
-            </w:r>
-          </w:hyperlink>
+          <w:r>
+            <w:rPr>
+              <w:rFonts w:ascii="Times New Roman" w:cs="Times New Roman" w:eastAsia="Times New Roman" w:hAnsi="Times New Roman"/>
+              <w:b w:val="0"/>
+              <w:bCs w:val="0"/>
+              <w:i w:val="0"/>
+              <w:iCs w:val="0"/>
+              <w:smallCaps w:val="0"/>
+              <w:strike w:val="0"/>
+              <w:color w:val="000000"/>
+              <w:sz w:val="22"/>
+              <w:szCs w:val="22"/>
+              <w:u w:val="none"/>
+              <w:shd w:fill="auto" w:val="clear"/>
+              <w:vertAlign w:val="baseline"/>
+              <w:rtl w:val="0"/>
+            </w:rPr>
+            <w:t xml:space="preserve">Appendix B: Concept map</w:t>
+            <w:tab/>
+            <w:t xml:space="preserve">30</w:t>
+          </w:r>
           <w:r>
             <w:rPr>
               <w:rtl w:val="0"/>
@@ -6349,29 +6130,27 @@
               <w:vertAlign w:val="baseline"/>
             </w:rPr>
           </w:pPr>
-          <w:hyperlink w:anchor="">
-            <w:r>
-              <w:rPr>
-                <w:rFonts w:ascii="Times New Roman" w:cs="Times New Roman" w:eastAsia="Times New Roman" w:hAnsi="Times New Roman"/>
-                <w:b w:val="0"/>
-                <w:bCs w:val="0"/>
-                <w:i w:val="0"/>
-                <w:iCs w:val="0"/>
-                <w:smallCaps w:val="0"/>
-                <w:strike w:val="0"/>
-                <w:color w:val="000000"/>
-                <w:sz w:val="22"/>
-                <w:szCs w:val="22"/>
-                <w:u w:val="none"/>
-                <w:shd w:fill="auto" w:val="clear"/>
-                <w:vertAlign w:val="baseline"/>
-                <w:rtl w:val="0"/>
-              </w:rPr>
-              <w:t xml:space="preserve">Appendix C: Literature survey matrix</w:t>
-              <w:tab/>
-              <w:t xml:space="preserve">30</w:t>
-            </w:r>
-          </w:hyperlink>
+          <w:r>
+            <w:rPr>
+              <w:rFonts w:ascii="Times New Roman" w:cs="Times New Roman" w:eastAsia="Times New Roman" w:hAnsi="Times New Roman"/>
+              <w:b w:val="0"/>
+              <w:bCs w:val="0"/>
+              <w:i w:val="0"/>
+              <w:iCs w:val="0"/>
+              <w:smallCaps w:val="0"/>
+              <w:strike w:val="0"/>
+              <w:color w:val="000000"/>
+              <w:sz w:val="22"/>
+              <w:szCs w:val="22"/>
+              <w:u w:val="none"/>
+              <w:shd w:fill="auto" w:val="clear"/>
+              <w:vertAlign w:val="baseline"/>
+              <w:rtl w:val="0"/>
+            </w:rPr>
+            <w:t xml:space="preserve">Appendix C: Literature survey matrix</w:t>
+            <w:tab/>
+            <w:t xml:space="preserve">30</w:t>
+          </w:r>
           <w:r>
             <w:rPr>
               <w:rtl w:val="0"/>
@@ -6403,29 +6182,27 @@
               <w:vertAlign w:val="baseline"/>
             </w:rPr>
           </w:pPr>
-          <w:hyperlink w:anchor="">
-            <w:r>
-              <w:rPr>
-                <w:rFonts w:ascii="Times New Roman" w:cs="Times New Roman" w:eastAsia="Times New Roman" w:hAnsi="Times New Roman"/>
-                <w:b w:val="0"/>
-                <w:bCs w:val="0"/>
-                <w:i w:val="0"/>
-                <w:iCs w:val="0"/>
-                <w:smallCaps w:val="0"/>
-                <w:strike w:val="0"/>
-                <w:color w:val="000000"/>
-                <w:sz w:val="22"/>
-                <w:szCs w:val="22"/>
-                <w:u w:val="none"/>
-                <w:shd w:fill="auto" w:val="clear"/>
-                <w:vertAlign w:val="baseline"/>
-                <w:rtl w:val="0"/>
-              </w:rPr>
-              <w:t xml:space="preserve">Appendix D: Research gap analysis matrix</w:t>
-              <w:tab/>
-              <w:t xml:space="preserve">30</w:t>
-            </w:r>
-          </w:hyperlink>
+          <w:r>
+            <w:rPr>
+              <w:rFonts w:ascii="Times New Roman" w:cs="Times New Roman" w:eastAsia="Times New Roman" w:hAnsi="Times New Roman"/>
+              <w:b w:val="0"/>
+              <w:bCs w:val="0"/>
+              <w:i w:val="0"/>
+              <w:iCs w:val="0"/>
+              <w:smallCaps w:val="0"/>
+              <w:strike w:val="0"/>
+              <w:color w:val="000000"/>
+              <w:sz w:val="22"/>
+              <w:szCs w:val="22"/>
+              <w:u w:val="none"/>
+              <w:shd w:fill="auto" w:val="clear"/>
+              <w:vertAlign w:val="baseline"/>
+              <w:rtl w:val="0"/>
+            </w:rPr>
+            <w:t xml:space="preserve">Appendix D: Research gap analysis matrix</w:t>
+            <w:tab/>
+            <w:t xml:space="preserve">30</w:t>
+          </w:r>
           <w:r>
             <w:rPr>
               <w:rtl w:val="0"/>
@@ -6457,29 +6234,27 @@
               <w:vertAlign w:val="baseline"/>
             </w:rPr>
           </w:pPr>
-          <w:hyperlink w:anchor="">
-            <w:r>
-              <w:rPr>
-                <w:rFonts w:ascii="Times New Roman" w:cs="Times New Roman" w:eastAsia="Times New Roman" w:hAnsi="Times New Roman"/>
-                <w:b w:val="0"/>
-                <w:bCs w:val="0"/>
-                <w:i w:val="0"/>
-                <w:iCs w:val="0"/>
-                <w:smallCaps w:val="0"/>
-                <w:strike w:val="0"/>
-                <w:color w:val="000000"/>
-                <w:sz w:val="22"/>
-                <w:szCs w:val="22"/>
-                <w:u w:val="none"/>
-                <w:shd w:fill="auto" w:val="clear"/>
-                <w:vertAlign w:val="baseline"/>
-                <w:rtl w:val="0"/>
-              </w:rPr>
-              <w:t xml:space="preserve">Appendix E: Dataset comparison matrix and data dictionary</w:t>
-              <w:tab/>
-              <w:t xml:space="preserve">30</w:t>
-            </w:r>
-          </w:hyperlink>
+          <w:r>
+            <w:rPr>
+              <w:rFonts w:ascii="Times New Roman" w:cs="Times New Roman" w:eastAsia="Times New Roman" w:hAnsi="Times New Roman"/>
+              <w:b w:val="0"/>
+              <w:bCs w:val="0"/>
+              <w:i w:val="0"/>
+              <w:iCs w:val="0"/>
+              <w:smallCaps w:val="0"/>
+              <w:strike w:val="0"/>
+              <w:color w:val="000000"/>
+              <w:sz w:val="22"/>
+              <w:szCs w:val="22"/>
+              <w:u w:val="none"/>
+              <w:shd w:fill="auto" w:val="clear"/>
+              <w:vertAlign w:val="baseline"/>
+              <w:rtl w:val="0"/>
+            </w:rPr>
+            <w:t xml:space="preserve">Appendix E: Dataset comparison matrix and data dictionary</w:t>
+            <w:tab/>
+            <w:t xml:space="preserve">30</w:t>
+          </w:r>
           <w:r>
             <w:rPr>
               <w:rtl w:val="0"/>
@@ -6511,29 +6286,27 @@
               <w:vertAlign w:val="baseline"/>
             </w:rPr>
           </w:pPr>
-          <w:hyperlink w:anchor="">
-            <w:r>
-              <w:rPr>
-                <w:rFonts w:ascii="Times New Roman" w:cs="Times New Roman" w:eastAsia="Times New Roman" w:hAnsi="Times New Roman"/>
-                <w:b w:val="0"/>
-                <w:bCs w:val="0"/>
-                <w:i w:val="0"/>
-                <w:iCs w:val="0"/>
-                <w:smallCaps w:val="0"/>
-                <w:strike w:val="0"/>
-                <w:color w:val="000000"/>
-                <w:sz w:val="22"/>
-                <w:szCs w:val="22"/>
-                <w:u w:val="none"/>
-                <w:shd w:fill="auto" w:val="clear"/>
-                <w:vertAlign w:val="baseline"/>
-                <w:rtl w:val="0"/>
-              </w:rPr>
-              <w:t xml:space="preserve">Appendix F: Stakeholder onion, elicitation instruments and evidence</w:t>
-              <w:tab/>
-              <w:t xml:space="preserve">30</w:t>
-            </w:r>
-          </w:hyperlink>
+          <w:r>
+            <w:rPr>
+              <w:rFonts w:ascii="Times New Roman" w:cs="Times New Roman" w:eastAsia="Times New Roman" w:hAnsi="Times New Roman"/>
+              <w:b w:val="0"/>
+              <w:bCs w:val="0"/>
+              <w:i w:val="0"/>
+              <w:iCs w:val="0"/>
+              <w:smallCaps w:val="0"/>
+              <w:strike w:val="0"/>
+              <w:color w:val="000000"/>
+              <w:sz w:val="22"/>
+              <w:szCs w:val="22"/>
+              <w:u w:val="none"/>
+              <w:shd w:fill="auto" w:val="clear"/>
+              <w:vertAlign w:val="baseline"/>
+              <w:rtl w:val="0"/>
+            </w:rPr>
+            <w:t xml:space="preserve">Appendix F: Stakeholder onion, elicitation instruments and evidence</w:t>
+            <w:tab/>
+            <w:t xml:space="preserve">30</w:t>
+          </w:r>
           <w:r>
             <w:rPr>
               <w:rtl w:val="0"/>
@@ -6565,29 +6338,27 @@
               <w:vertAlign w:val="baseline"/>
             </w:rPr>
           </w:pPr>
-          <w:hyperlink w:anchor="">
-            <w:r>
-              <w:rPr>
-                <w:rFonts w:ascii="Times New Roman" w:cs="Times New Roman" w:eastAsia="Times New Roman" w:hAnsi="Times New Roman"/>
-                <w:b w:val="0"/>
-                <w:bCs w:val="0"/>
-                <w:i w:val="0"/>
-                <w:iCs w:val="0"/>
-                <w:smallCaps w:val="0"/>
-                <w:strike w:val="0"/>
-                <w:color w:val="000000"/>
-                <w:sz w:val="22"/>
-                <w:szCs w:val="22"/>
-                <w:u w:val="none"/>
-                <w:shd w:fill="auto" w:val="clear"/>
-                <w:vertAlign w:val="baseline"/>
-                <w:rtl w:val="0"/>
-              </w:rPr>
-              <w:t xml:space="preserve">Appendix G: Full functional and non-functional requirements</w:t>
-              <w:tab/>
-              <w:t xml:space="preserve">30</w:t>
-            </w:r>
-          </w:hyperlink>
+          <w:r>
+            <w:rPr>
+              <w:rFonts w:ascii="Times New Roman" w:cs="Times New Roman" w:eastAsia="Times New Roman" w:hAnsi="Times New Roman"/>
+              <w:b w:val="0"/>
+              <w:bCs w:val="0"/>
+              <w:i w:val="0"/>
+              <w:iCs w:val="0"/>
+              <w:smallCaps w:val="0"/>
+              <w:strike w:val="0"/>
+              <w:color w:val="000000"/>
+              <w:sz w:val="22"/>
+              <w:szCs w:val="22"/>
+              <w:u w:val="none"/>
+              <w:shd w:fill="auto" w:val="clear"/>
+              <w:vertAlign w:val="baseline"/>
+              <w:rtl w:val="0"/>
+            </w:rPr>
+            <w:t xml:space="preserve">Appendix G: Full functional and non-functional requirements</w:t>
+            <w:tab/>
+            <w:t xml:space="preserve">30</w:t>
+          </w:r>
           <w:r>
             <w:rPr>
               <w:rtl w:val="0"/>
@@ -6619,29 +6390,27 @@
               <w:vertAlign w:val="baseline"/>
             </w:rPr>
           </w:pPr>
-          <w:hyperlink w:anchor="">
-            <w:r>
-              <w:rPr>
-                <w:rFonts w:ascii="Times New Roman" w:cs="Times New Roman" w:eastAsia="Times New Roman" w:hAnsi="Times New Roman"/>
-                <w:b w:val="0"/>
-                <w:bCs w:val="0"/>
-                <w:i w:val="0"/>
-                <w:iCs w:val="0"/>
-                <w:smallCaps w:val="0"/>
-                <w:strike w:val="0"/>
-                <w:color w:val="000000"/>
-                <w:sz w:val="22"/>
-                <w:szCs w:val="22"/>
-                <w:u w:val="none"/>
-                <w:shd w:fill="auto" w:val="clear"/>
-                <w:vertAlign w:val="baseline"/>
-                <w:rtl w:val="0"/>
-              </w:rPr>
-              <w:t xml:space="preserve">Appendix H: Use cases, use-case descriptions and activity/sequence diagrams</w:t>
-              <w:tab/>
-              <w:t xml:space="preserve">30</w:t>
-            </w:r>
-          </w:hyperlink>
+          <w:r>
+            <w:rPr>
+              <w:rFonts w:ascii="Times New Roman" w:cs="Times New Roman" w:eastAsia="Times New Roman" w:hAnsi="Times New Roman"/>
+              <w:b w:val="0"/>
+              <w:bCs w:val="0"/>
+              <w:i w:val="0"/>
+              <w:iCs w:val="0"/>
+              <w:smallCaps w:val="0"/>
+              <w:strike w:val="0"/>
+              <w:color w:val="000000"/>
+              <w:sz w:val="22"/>
+              <w:szCs w:val="22"/>
+              <w:u w:val="none"/>
+              <w:shd w:fill="auto" w:val="clear"/>
+              <w:vertAlign w:val="baseline"/>
+              <w:rtl w:val="0"/>
+            </w:rPr>
+            <w:t xml:space="preserve">Appendix H: Use cases, use-case descriptions and activity/sequence diagrams</w:t>
+            <w:tab/>
+            <w:t xml:space="preserve">30</w:t>
+          </w:r>
           <w:r>
             <w:rPr>
               <w:rtl w:val="0"/>
@@ -6673,29 +6442,27 @@
               <w:vertAlign w:val="baseline"/>
             </w:rPr>
           </w:pPr>
-          <w:hyperlink w:anchor="">
-            <w:r>
-              <w:rPr>
-                <w:rFonts w:ascii="Times New Roman" w:cs="Times New Roman" w:eastAsia="Times New Roman" w:hAnsi="Times New Roman"/>
-                <w:b w:val="0"/>
-                <w:bCs w:val="0"/>
-                <w:i w:val="0"/>
-                <w:iCs w:val="0"/>
-                <w:smallCaps w:val="0"/>
-                <w:strike w:val="0"/>
-                <w:color w:val="000000"/>
-                <w:sz w:val="22"/>
-                <w:szCs w:val="22"/>
-                <w:u w:val="none"/>
-                <w:shd w:fill="auto" w:val="clear"/>
-                <w:vertAlign w:val="baseline"/>
-                <w:rtl w:val="0"/>
-              </w:rPr>
-              <w:t xml:space="preserve">Appendix I: Detailed architecture and data-flow diagrams</w:t>
-              <w:tab/>
-              <w:t xml:space="preserve">30</w:t>
-            </w:r>
-          </w:hyperlink>
+          <w:r>
+            <w:rPr>
+              <w:rFonts w:ascii="Times New Roman" w:cs="Times New Roman" w:eastAsia="Times New Roman" w:hAnsi="Times New Roman"/>
+              <w:b w:val="0"/>
+              <w:bCs w:val="0"/>
+              <w:i w:val="0"/>
+              <w:iCs w:val="0"/>
+              <w:smallCaps w:val="0"/>
+              <w:strike w:val="0"/>
+              <w:color w:val="000000"/>
+              <w:sz w:val="22"/>
+              <w:szCs w:val="22"/>
+              <w:u w:val="none"/>
+              <w:shd w:fill="auto" w:val="clear"/>
+              <w:vertAlign w:val="baseline"/>
+              <w:rtl w:val="0"/>
+            </w:rPr>
+            <w:t xml:space="preserve">Appendix I: Detailed architecture and data-flow diagrams</w:t>
+            <w:tab/>
+            <w:t xml:space="preserve">30</w:t>
+          </w:r>
           <w:r>
             <w:rPr>
               <w:rtl w:val="0"/>
@@ -6727,29 +6494,27 @@
               <w:vertAlign w:val="baseline"/>
             </w:rPr>
           </w:pPr>
-          <w:hyperlink w:anchor="">
-            <w:r>
-              <w:rPr>
-                <w:rFonts w:ascii="Times New Roman" w:cs="Times New Roman" w:eastAsia="Times New Roman" w:hAnsi="Times New Roman"/>
-                <w:b w:val="0"/>
-                <w:bCs w:val="0"/>
-                <w:i w:val="0"/>
-                <w:iCs w:val="0"/>
-                <w:smallCaps w:val="0"/>
-                <w:strike w:val="0"/>
-                <w:color w:val="000000"/>
-                <w:sz w:val="22"/>
-                <w:szCs w:val="22"/>
-                <w:u w:val="none"/>
-                <w:shd w:fill="auto" w:val="clear"/>
-                <w:vertAlign w:val="baseline"/>
-                <w:rtl w:val="0"/>
-              </w:rPr>
-              <w:t xml:space="preserve">Appendix J: Detailed Gantt chart, backlog and milestone plan</w:t>
-              <w:tab/>
-              <w:t xml:space="preserve">31</w:t>
-            </w:r>
-          </w:hyperlink>
+          <w:r>
+            <w:rPr>
+              <w:rFonts w:ascii="Times New Roman" w:cs="Times New Roman" w:eastAsia="Times New Roman" w:hAnsi="Times New Roman"/>
+              <w:b w:val="0"/>
+              <w:bCs w:val="0"/>
+              <w:i w:val="0"/>
+              <w:iCs w:val="0"/>
+              <w:smallCaps w:val="0"/>
+              <w:strike w:val="0"/>
+              <w:color w:val="000000"/>
+              <w:sz w:val="22"/>
+              <w:szCs w:val="22"/>
+              <w:u w:val="none"/>
+              <w:shd w:fill="auto" w:val="clear"/>
+              <w:vertAlign w:val="baseline"/>
+              <w:rtl w:val="0"/>
+            </w:rPr>
+            <w:t xml:space="preserve">Appendix J: Detailed Gantt chart, backlog and milestone plan</w:t>
+            <w:tab/>
+            <w:t xml:space="preserve">31</w:t>
+          </w:r>
           <w:r>
             <w:rPr>
               <w:rtl w:val="0"/>
@@ -6781,29 +6546,27 @@
               <w:vertAlign w:val="baseline"/>
             </w:rPr>
           </w:pPr>
-          <w:hyperlink w:anchor="">
-            <w:r>
-              <w:rPr>
-                <w:rFonts w:ascii="Times New Roman" w:cs="Times New Roman" w:eastAsia="Times New Roman" w:hAnsi="Times New Roman"/>
-                <w:b w:val="0"/>
-                <w:bCs w:val="0"/>
-                <w:i w:val="0"/>
-                <w:iCs w:val="0"/>
-                <w:smallCaps w:val="0"/>
-                <w:strike w:val="0"/>
-                <w:color w:val="000000"/>
-                <w:sz w:val="22"/>
-                <w:szCs w:val="22"/>
-                <w:u w:val="none"/>
-                <w:shd w:fill="auto" w:val="clear"/>
-                <w:vertAlign w:val="baseline"/>
-                <w:rtl w:val="0"/>
-              </w:rPr>
-              <w:t xml:space="preserve">Appendix K: Full risk register and issue log</w:t>
-              <w:tab/>
-              <w:t xml:space="preserve">31</w:t>
-            </w:r>
-          </w:hyperlink>
+          <w:r>
+            <w:rPr>
+              <w:rFonts w:ascii="Times New Roman" w:cs="Times New Roman" w:eastAsia="Times New Roman" w:hAnsi="Times New Roman"/>
+              <w:b w:val="0"/>
+              <w:bCs w:val="0"/>
+              <w:i w:val="0"/>
+              <w:iCs w:val="0"/>
+              <w:smallCaps w:val="0"/>
+              <w:strike w:val="0"/>
+              <w:color w:val="000000"/>
+              <w:sz w:val="22"/>
+              <w:szCs w:val="22"/>
+              <w:u w:val="none"/>
+              <w:shd w:fill="auto" w:val="clear"/>
+              <w:vertAlign w:val="baseline"/>
+              <w:rtl w:val="0"/>
+            </w:rPr>
+            <w:t xml:space="preserve">Appendix K: Full risk register and issue log</w:t>
+            <w:tab/>
+            <w:t xml:space="preserve">31</w:t>
+          </w:r>
           <w:r>
             <w:rPr>
               <w:rtl w:val="0"/>
@@ -6835,29 +6598,27 @@
               <w:vertAlign w:val="baseline"/>
             </w:rPr>
           </w:pPr>
-          <w:hyperlink w:anchor="">
-            <w:r>
-              <w:rPr>
-                <w:rFonts w:ascii="Times New Roman" w:cs="Times New Roman" w:eastAsia="Times New Roman" w:hAnsi="Times New Roman"/>
-                <w:b w:val="0"/>
-                <w:bCs w:val="0"/>
-                <w:i w:val="0"/>
-                <w:iCs w:val="0"/>
-                <w:smallCaps w:val="0"/>
-                <w:strike w:val="0"/>
-                <w:color w:val="000000"/>
-                <w:sz w:val="22"/>
-                <w:szCs w:val="22"/>
-                <w:u w:val="none"/>
-                <w:shd w:fill="auto" w:val="clear"/>
-                <w:vertAlign w:val="baseline"/>
-                <w:rtl w:val="0"/>
-              </w:rPr>
-              <w:t xml:space="preserve">Appendix L: Generative AI use declaration and AI-use register</w:t>
-              <w:tab/>
-              <w:t xml:space="preserve">31</w:t>
-            </w:r>
-          </w:hyperlink>
+          <w:r>
+            <w:rPr>
+              <w:rFonts w:ascii="Times New Roman" w:cs="Times New Roman" w:eastAsia="Times New Roman" w:hAnsi="Times New Roman"/>
+              <w:b w:val="0"/>
+              <w:bCs w:val="0"/>
+              <w:i w:val="0"/>
+              <w:iCs w:val="0"/>
+              <w:smallCaps w:val="0"/>
+              <w:strike w:val="0"/>
+              <w:color w:val="000000"/>
+              <w:sz w:val="22"/>
+              <w:szCs w:val="22"/>
+              <w:u w:val="none"/>
+              <w:shd w:fill="auto" w:val="clear"/>
+              <w:vertAlign w:val="baseline"/>
+              <w:rtl w:val="0"/>
+            </w:rPr>
+            <w:t xml:space="preserve">Appendix L: Generative AI use declaration and AI-use register</w:t>
+            <w:tab/>
+            <w:t xml:space="preserve">31</w:t>
+          </w:r>
           <w:r>
             <w:rPr>
               <w:rtl w:val="0"/>
@@ -6889,29 +6650,27 @@
               <w:vertAlign w:val="baseline"/>
             </w:rPr>
           </w:pPr>
-          <w:hyperlink w:anchor="">
-            <w:r>
-              <w:rPr>
-                <w:rFonts w:ascii="Times New Roman" w:cs="Times New Roman" w:eastAsia="Times New Roman" w:hAnsi="Times New Roman"/>
-                <w:b w:val="0"/>
-                <w:bCs w:val="0"/>
-                <w:i w:val="0"/>
-                <w:iCs w:val="0"/>
-                <w:smallCaps w:val="0"/>
-                <w:strike w:val="0"/>
-                <w:color w:val="000000"/>
-                <w:sz w:val="22"/>
-                <w:szCs w:val="22"/>
-                <w:u w:val="none"/>
-                <w:shd w:fill="auto" w:val="clear"/>
-                <w:vertAlign w:val="baseline"/>
-                <w:rtl w:val="0"/>
-              </w:rPr>
-              <w:t xml:space="preserve">Appendix M: Preliminary proof-of-concept screenshots, test logs and sample outputs</w:t>
-              <w:tab/>
-              <w:t xml:space="preserve">31</w:t>
-            </w:r>
-          </w:hyperlink>
+          <w:r>
+            <w:rPr>
+              <w:rFonts w:ascii="Times New Roman" w:cs="Times New Roman" w:eastAsia="Times New Roman" w:hAnsi="Times New Roman"/>
+              <w:b w:val="0"/>
+              <w:bCs w:val="0"/>
+              <w:i w:val="0"/>
+              <w:iCs w:val="0"/>
+              <w:smallCaps w:val="0"/>
+              <w:strike w:val="0"/>
+              <w:color w:val="000000"/>
+              <w:sz w:val="22"/>
+              <w:szCs w:val="22"/>
+              <w:u w:val="none"/>
+              <w:shd w:fill="auto" w:val="clear"/>
+              <w:vertAlign w:val="baseline"/>
+              <w:rtl w:val="0"/>
+            </w:rPr>
+            <w:t xml:space="preserve">Appendix M: Preliminary proof-of-concept screenshots, test logs and sample outputs</w:t>
+            <w:tab/>
+            <w:t xml:space="preserve">31</w:t>
+          </w:r>
           <w:r>
             <w:rPr>
               <w:rtl w:val="0"/>
@@ -6943,29 +6702,27 @@
               <w:vertAlign w:val="baseline"/>
             </w:rPr>
           </w:pPr>
-          <w:hyperlink w:anchor="">
-            <w:r>
-              <w:rPr>
-                <w:rFonts w:ascii="Times New Roman" w:cs="Times New Roman" w:eastAsia="Times New Roman" w:hAnsi="Times New Roman"/>
-                <w:b w:val="0"/>
-                <w:bCs w:val="0"/>
-                <w:i w:val="0"/>
-                <w:iCs w:val="0"/>
-                <w:smallCaps w:val="0"/>
-                <w:strike w:val="0"/>
-                <w:color w:val="000000"/>
-                <w:sz w:val="22"/>
-                <w:szCs w:val="22"/>
-                <w:u w:val="none"/>
-                <w:shd w:fill="auto" w:val="clear"/>
-                <w:vertAlign w:val="baseline"/>
-                <w:rtl w:val="0"/>
-              </w:rPr>
-              <w:t xml:space="preserve">Appendix N: Ethics clearance material and data-management approvals</w:t>
-              <w:tab/>
-              <w:t xml:space="preserve">31</w:t>
-            </w:r>
-          </w:hyperlink>
+          <w:r>
+            <w:rPr>
+              <w:rFonts w:ascii="Times New Roman" w:cs="Times New Roman" w:eastAsia="Times New Roman" w:hAnsi="Times New Roman"/>
+              <w:b w:val="0"/>
+              <w:bCs w:val="0"/>
+              <w:i w:val="0"/>
+              <w:iCs w:val="0"/>
+              <w:smallCaps w:val="0"/>
+              <w:strike w:val="0"/>
+              <w:color w:val="000000"/>
+              <w:sz w:val="22"/>
+              <w:szCs w:val="22"/>
+              <w:u w:val="none"/>
+              <w:shd w:fill="auto" w:val="clear"/>
+              <w:vertAlign w:val="baseline"/>
+              <w:rtl w:val="0"/>
+            </w:rPr>
+            <w:t xml:space="preserve">Appendix N: Ethics clearance material and data-management approvals</w:t>
+            <w:tab/>
+            <w:t xml:space="preserve">31</w:t>
+          </w:r>
           <w:r>
             <w:rPr>
               <w:rtl w:val="0"/>
@@ -7188,6 +6945,14 @@
         <w:spacing w:after="200" w:line="360" w:lineRule="auto"/>
         <w:jc w:val="left"/>
         <w:rPr/>
+        <w:sectPr>
+          <w:headerReference r:id="rId12" w:type="default"/>
+          <w:footerReference r:id="rId13" w:type="default"/>
+          <w:type w:val="nextPage"/>
+          <w:pgSz w:h="16838" w:w="11906" w:orient="portrait"/>
+          <w:pgMar w:bottom="1440" w:top="1440" w:left="1440" w:right="1440" w:header="708" w:footer="708"/>
+          <w:pgNumType w:start="2"/>
+        </w:sectPr>
       </w:pPr>
       <w:r>
         <w:rPr>
@@ -7208,25 +6973,6 @@
     </w:p>
     <w:p>
       <w:pPr>
-        <w:spacing w:after="120" w:lineRule="auto"/>
-        <w:rPr/>
-        <w:sectPr>
-          <w:headerReference r:id="rId11" w:type="default"/>
-          <w:footerReference r:id="rId12" w:type="default"/>
-          <w:type w:val="nextPage"/>
-          <w:pgSz w:h="16838" w:w="11906" w:orient="portrait"/>
-          <w:pgMar w:bottom="1440" w:top="1440" w:left="1440" w:right="1440" w:header="708" w:footer="708"/>
-          <w:pgNumType w:start="2"/>
-        </w:sectPr>
-      </w:pPr>
-      <w:r>
-        <w:rPr>
-          <w:rtl w:val="0"/>
-        </w:rPr>
-      </w:r>
-    </w:p>
-    <w:p>
-      <w:pPr>
         <w:pStyle w:val="Heading1"/>
         <w:spacing w:after="240" w:before="240" w:lineRule="auto"/>
         <w:rPr/>
@@ -8626,7 +8372,7 @@
           <w:szCs w:val="26"/>
         </w:rPr>
       </w:pPr>
-      <w:bookmarkStart w:colFirst="0" w:colLast="0" w:name="_uk96hhke926j" w:id="0"/>
+      <w:bookmarkStart w:colFirst="0" w:colLast="0" w:name="_heading=h.rgked3kkslve" w:id="0"/>
       <w:bookmarkEnd w:id="0"/>
       <w:r>
         <w:rPr>
@@ -10043,7 +9789,7 @@
           <w:szCs w:val="26"/>
         </w:rPr>
       </w:pPr>
-      <w:bookmarkStart w:colFirst="0" w:colLast="0" w:name="_pxayc2n2066" w:id="1"/>
+      <w:bookmarkStart w:colFirst="0" w:colLast="0" w:name="_heading=h.d8795vieiz8v" w:id="1"/>
       <w:bookmarkEnd w:id="1"/>
       <w:r>
         <w:rPr>
@@ -10076,7 +9822,7 @@
           <w:szCs w:val="26"/>
         </w:rPr>
       </w:pPr>
-      <w:bookmarkStart w:colFirst="0" w:colLast="0" w:name="_d99a4pr7v8cf" w:id="2"/>
+      <w:bookmarkStart w:colFirst="0" w:colLast="0" w:name="_heading=h.fvcd0uv7xzwn" w:id="2"/>
       <w:bookmarkEnd w:id="2"/>
       <w:r>
         <w:rPr>
@@ -10109,7 +9855,7 @@
           <w:szCs w:val="26"/>
         </w:rPr>
       </w:pPr>
-      <w:bookmarkStart w:colFirst="0" w:colLast="0" w:name="_m4gnhxpcx7il" w:id="3"/>
+      <w:bookmarkStart w:colFirst="0" w:colLast="0" w:name="_heading=h.2pjfdntfr3q" w:id="3"/>
       <w:bookmarkEnd w:id="3"/>
       <w:r>
         <w:rPr>
@@ -10142,7 +9888,7 @@
           <w:szCs w:val="26"/>
         </w:rPr>
       </w:pPr>
-      <w:bookmarkStart w:colFirst="0" w:colLast="0" w:name="_bw55ihxqnrwc" w:id="4"/>
+      <w:bookmarkStart w:colFirst="0" w:colLast="0" w:name="_heading=h.xwrjyr7zjgc4" w:id="4"/>
       <w:bookmarkEnd w:id="4"/>
       <w:r>
         <w:rPr>
@@ -11710,8 +11456,8 @@
       <w:pPr>
         <w:rPr/>
         <w:sectPr>
-          <w:headerReference r:id="rId13" w:type="default"/>
-          <w:footerReference r:id="rId14" w:type="default"/>
+          <w:headerReference r:id="rId14" w:type="default"/>
+          <w:footerReference r:id="rId15" w:type="default"/>
           <w:type w:val="nextPage"/>
           <w:pgSz w:h="16838" w:w="11906" w:orient="portrait"/>
           <w:pgMar w:bottom="1440" w:top="1440" w:left="1440" w:right="1440" w:header="708" w:footer="708"/>
@@ -11774,11 +11520,6 @@
         </w:rPr>
         <w:t xml:space="preserve">This chapter critically reviews existing research relevant to the proposed investigation of spectroscopy-based tea quality assessment, with particular emphasis on Near-Infrared (NIR) spectroscopy and its application to moisture estimation. The review is organised thematically rather than as a sequence of individual paper summaries. It first examines conventional approaches to tea quality assessment and their practical limitations, followed by the principles and applications of spectroscopy in agricultural and tea analysis. The review then considers NIR spectroscopy specifically, including its applications to tea quality parameters, spectral preprocessing, chemometric techniques, wavelength selection, and machine-learning approaches. The chapter subsequently examines reference measurement methods, model validation and generalisation, and the practical challenges associated with transferring spectroscopy-based models from controlled laboratory environments to field or industrial conditions. Finally, the reviewed evidence is synthesised to establish the methodological direction of the proposed research and to justify the focus on rapid tea moisture estimation. </w:t>
       </w:r>
-      <w:r>
-        <w:rPr>
-          <w:rtl w:val="0"/>
-        </w:rPr>
-      </w:r>
     </w:p>
     <w:p>
       <w:pPr>
@@ -12585,8 +12326,8 @@
       <w:pPr>
         <w:rPr/>
         <w:sectPr>
-          <w:headerReference r:id="rId15" w:type="default"/>
-          <w:footerReference r:id="rId16" w:type="default"/>
+          <w:headerReference r:id="rId16" w:type="default"/>
+          <w:footerReference r:id="rId17" w:type="default"/>
           <w:type w:val="nextPage"/>
           <w:pgSz w:h="16838" w:w="11906" w:orient="portrait"/>
           <w:pgMar w:bottom="1440" w:top="1440" w:left="1440" w:right="1440" w:header="708" w:footer="708"/>
@@ -13900,8 +13641,8 @@
       <w:pPr>
         <w:rPr/>
         <w:sectPr>
-          <w:headerReference r:id="rId17" w:type="default"/>
-          <w:footerReference r:id="rId18" w:type="default"/>
+          <w:headerReference r:id="rId18" w:type="default"/>
+          <w:footerReference r:id="rId19" w:type="default"/>
           <w:type w:val="nextPage"/>
           <w:pgSz w:h="16838" w:w="11906" w:orient="portrait"/>
           <w:pgMar w:bottom="1440" w:top="1440" w:left="1440" w:right="1440" w:header="708" w:footer="708"/>
@@ -14594,8 +14335,8 @@
       <w:pPr>
         <w:rPr/>
         <w:sectPr>
-          <w:headerReference r:id="rId19" w:type="default"/>
-          <w:footerReference r:id="rId20" w:type="default"/>
+          <w:headerReference r:id="rId20" w:type="default"/>
+          <w:footerReference r:id="rId21" w:type="default"/>
           <w:type w:val="nextPage"/>
           <w:pgSz w:h="16838" w:w="11906" w:orient="portrait"/>
           <w:pgMar w:bottom="1440" w:top="1440" w:left="1440" w:right="1440" w:header="708" w:footer="708"/>
@@ -15222,8 +14963,8 @@
       </w:r>
     </w:p>
     <w:sectPr>
-      <w:headerReference r:id="rId21" w:type="default"/>
-      <w:footerReference r:id="rId22" w:type="default"/>
+      <w:headerReference r:id="rId22" w:type="default"/>
+      <w:footerReference r:id="rId23" w:type="default"/>
       <w:type w:val="nextPage"/>
       <w:pgSz w:h="16838" w:w="11906" w:orient="portrait"/>
       <w:pgMar w:bottom="1440" w:top="1440" w:left="1440" w:right="1440" w:header="708" w:footer="708"/>
@@ -15455,7 +15196,7 @@
         <wp:anchor allowOverlap="1" behindDoc="0" distB="0" distT="0" distL="0" distR="0" hidden="0" layoutInCell="1" locked="0" relativeHeight="0" simplePos="0">
           <wp:simplePos x="0" y="0"/>
           <wp:positionH relativeFrom="column">
-            <wp:posOffset>4043363</wp:posOffset>
+            <wp:posOffset>4043362</wp:posOffset>
           </wp:positionH>
           <wp:positionV relativeFrom="paragraph">
             <wp:posOffset>464820</wp:posOffset>
@@ -15463,7 +15204,7 @@
           <wp:extent cx="1700213" cy="884804"/>
           <wp:effectExtent b="0" l="0" r="0" t="0"/>
           <wp:wrapSquare wrapText="bothSides" distB="0" distT="0" distL="0" distR="0"/>
-          <wp:docPr id="2" name="image2.jpg"/>
+          <wp:docPr id="4" name="image2.jpg"/>
           <a:graphic>
             <a:graphicData uri="http://schemas.openxmlformats.org/drawingml/2006/picture">
               <pic:pic>
@@ -15963,6 +15704,36 @@
       <w:vertAlign w:val="baseline"/>
     </w:rPr>
   </w:style>
+  <w:style w:type="table" w:styleId="TableNormal" w:default="1">
+    <w:name w:val="TableNormal"/>
+    <w:tblPr>
+      <w:tblCellMar>
+        <w:top w:w="100.0" w:type="dxa"/>
+        <w:left w:w="100.0" w:type="dxa"/>
+        <w:bottom w:w="100.0" w:type="dxa"/>
+        <w:right w:w="100.0" w:type="dxa"/>
+      </w:tblCellMar>
+    </w:tblPr>
+  </w:style>
+  <w:style w:type="paragraph" w:styleId="Normal" w:default="1">
+    <w:name w:val="normal"/>
+  </w:style>
+  <w:style w:type="table" w:styleId="Table1">
+    <w:basedOn w:val="TableNormal"/>
+    <w:tblPr>
+      <w:tblStyleRowBandSize w:val="1"/>
+      <w:tblStyleColBandSize w:val="1"/>
+      <w:tblCellMar/>
+    </w:tblPr>
+  </w:style>
+  <w:style w:type="table" w:styleId="Table2">
+    <w:basedOn w:val="TableNormal"/>
+    <w:tblPr>
+      <w:tblStyleRowBandSize w:val="1"/>
+      <w:tblStyleColBandSize w:val="1"/>
+      <w:tblCellMar/>
+    </w:tblPr>
+  </w:style>
   <w:style w:type="paragraph" w:styleId="Subtitle">
     <w:name w:val="Subtitle"/>
     <w:basedOn w:val="Normal"/>
@@ -15987,7 +15758,12 @@
     <w:tblPr>
       <w:tblStyleRowBandSize w:val="1"/>
       <w:tblStyleColBandSize w:val="1"/>
-      <w:tblCellMar/>
+      <w:tblCellMar>
+        <w:top w:w="100.0" w:type="dxa"/>
+        <w:left w:w="100.0" w:type="dxa"/>
+        <w:bottom w:w="100.0" w:type="dxa"/>
+        <w:right w:w="100.0" w:type="dxa"/>
+      </w:tblCellMar>
     </w:tblPr>
   </w:style>
   <w:style w:type="table" w:styleId="Table2">
@@ -15995,7 +15771,12 @@
     <w:tblPr>
       <w:tblStyleRowBandSize w:val="1"/>
       <w:tblStyleColBandSize w:val="1"/>
-      <w:tblCellMar/>
+      <w:tblCellMar>
+        <w:top w:w="100.0" w:type="dxa"/>
+        <w:left w:w="100.0" w:type="dxa"/>
+        <w:bottom w:w="100.0" w:type="dxa"/>
+        <w:right w:w="100.0" w:type="dxa"/>
+      </w:tblCellMar>
     </w:tblPr>
   </w:style>
 </w:styles>
@@ -16319,4 +16100,19 @@
   </a:objectDefaults>
   <a:extraClrSchemeLst/>
 </a:theme>
+</file>
+
+<file path=customXML/item1.xml><?xml version="1.0" encoding="utf-8"?>
+<go:gDocsCustomXmlDataStorage xmlns:go="http://customooxmlschemas.google.com/" xmlns:r="http://schemas.openxmlformats.org/officeDocument/2006/relationships" uri="GoogleDocsCustomDataVersion2">
+  <go:docsCustomData xmlns:go="http://customooxmlschemas.google.com/" roundtripDataSignature="AMtx7mg7H2v6bvcFBAuv6j/Mk9Gm4Z7zwQ==">CgMxLjAyDmgucmdrZWQza2tzbHZlMg5oLmQ4Nzk1dmllaXo4djIOaC5mdmNkMHV2N3h6d24yDWguMnBqZmRudGZyM3EyDmgueHdyanlyN3pqZ2M0OAByITFhZTBlNFRXZDNVNTdTRWE5SFEtb213OW8yY01Eam1OaQ==</go:docsCustomData>
+</go:gDocsCustomXmlDataStorage>
+</file>
+
+<file path=customXML/itemProps1.xml><?xml version="1.0" encoding="utf-8"?>
+<ds:datastoreItem xmlns:ds="http://schemas.openxmlformats.org/officeDocument/2006/customXml" ds:itemID="{11111111-1234-1234-1234-123412341234}">
+  <ds:schemaRefs>
+    <ds:schemaRef ds:uri="http://schemas.openxmlformats.org/officeDocument/2006/relationships"/>
+    <ds:schemaRef ds:uri="http://customooxmlschemas.google.com/"/>
+  </ds:schemaRefs>
+</ds:datastoreItem>
 </file>